--- a/files/CV_TE.docx
+++ b/files/CV_TE.docx
@@ -13,8 +13,6 @@
         <w:spacing w:after="120" w:line="276" w:lineRule="auto"/>
         <w:rPr>
           <w:bCs/>
-          <w:sz w:val="22"/>
-          <w:szCs w:val="22"/>
           <w:lang w:val="en-GB"/>
         </w:rPr>
       </w:pPr>
@@ -36,8 +34,6 @@
       <w:r>
         <w:rPr>
           <w:bCs/>
-          <w:sz w:val="22"/>
-          <w:szCs w:val="22"/>
           <w:lang w:val="en-GB"/>
         </w:rPr>
         <w:t>April</w:t>
@@ -45,8 +41,6 @@
       <w:r>
         <w:rPr>
           <w:bCs/>
-          <w:sz w:val="22"/>
-          <w:szCs w:val="22"/>
           <w:lang w:val="en-GB"/>
         </w:rPr>
         <w:t>,</w:t>
@@ -55,8 +49,6 @@
       <w:r>
         <w:rPr>
           <w:bCs/>
-          <w:sz w:val="22"/>
-          <w:szCs w:val="22"/>
           <w:lang w:val="en-GB"/>
         </w:rPr>
         <w:t xml:space="preserve"> 202</w:t>
@@ -64,11 +56,9 @@
       <w:r>
         <w:rPr>
           <w:bCs/>
-          <w:sz w:val="22"/>
-          <w:szCs w:val="22"/>
-          <w:lang w:val="en-GB"/>
-        </w:rPr>
-        <w:t>5</w:t>
+          <w:lang w:val="en-GB"/>
+        </w:rPr>
+        <w:t>6</w:t>
       </w:r>
     </w:p>
     <w:p>
@@ -81,8 +71,8 @@
         <w:rPr>
           <w:bCs/>
           <w:noProof/>
-          <w:sz w:val="18"/>
-          <w:szCs w:val="18"/>
+          <w:sz w:val="22"/>
+          <w:szCs w:val="22"/>
           <w:lang w:val="en-GB" w:eastAsia="de-AT"/>
         </w:rPr>
       </w:pPr>
@@ -241,8 +231,8 @@
           <w:tab w:val="left" w:pos="2410"/>
         </w:tabs>
         <w:rPr>
-          <w:sz w:val="18"/>
-          <w:szCs w:val="18"/>
+          <w:sz w:val="22"/>
+          <w:szCs w:val="22"/>
           <w:lang w:val="en-US"/>
         </w:rPr>
       </w:pPr>
@@ -311,11 +301,15 @@
       <w:pPr>
         <w:tabs>
           <w:tab w:val="left" w:pos="2410"/>
-        </w:tabs>
-        <w:rPr>
-          <w:sz w:val="18"/>
-          <w:szCs w:val="18"/>
-          <w:lang w:val="en-GB"/>
+          <w:tab w:val="right" w:pos="9072"/>
+        </w:tabs>
+        <w:spacing w:line="276" w:lineRule="auto"/>
+        <w:rPr>
+          <w:bCs/>
+          <w:noProof/>
+          <w:sz w:val="22"/>
+          <w:szCs w:val="22"/>
+          <w:lang w:val="en-GB" w:eastAsia="de-AT"/>
         </w:rPr>
       </w:pPr>
     </w:p>
@@ -359,122 +353,162 @@
           <w:szCs w:val="22"/>
           <w:lang w:val="en-GB"/>
         </w:rPr>
-        <w:t>2020-</w:t>
-      </w:r>
-      <w:r>
-        <w:rPr>
-          <w:sz w:val="22"/>
-          <w:szCs w:val="22"/>
-          <w:lang w:val="en-GB"/>
+        <w:t>2020-present</w:t>
+      </w:r>
+      <w:r>
+        <w:rPr>
+          <w:sz w:val="22"/>
+          <w:szCs w:val="22"/>
+          <w:lang w:val="en-GB"/>
+        </w:rPr>
+        <w:tab/>
+      </w:r>
+      <w:r>
+        <w:rPr>
+          <w:sz w:val="22"/>
+          <w:szCs w:val="22"/>
+          <w:lang w:val="en-US"/>
+        </w:rPr>
+        <w:t>University of Graz</w:t>
+      </w:r>
+      <w:r>
+        <w:rPr>
+          <w:sz w:val="22"/>
+          <w:szCs w:val="22"/>
+          <w:lang w:val="en-US"/>
+        </w:rPr>
+        <w:t>, Department of Economics, Graz, AT</w:t>
+      </w:r>
+    </w:p>
+    <w:p>
+      <w:pPr>
+        <w:tabs>
+          <w:tab w:val="left" w:pos="2410"/>
+        </w:tabs>
+        <w:spacing w:after="120" w:line="276" w:lineRule="auto"/>
+        <w:rPr>
+          <w:sz w:val="22"/>
+          <w:szCs w:val="22"/>
+          <w:lang w:val="en-GB"/>
+        </w:rPr>
+      </w:pPr>
+      <w:r>
+        <w:rPr>
+          <w:sz w:val="22"/>
+          <w:szCs w:val="22"/>
+          <w:lang w:val="en-GB"/>
+        </w:rPr>
+        <w:tab/>
+        <w:t>Ph</w:t>
+      </w:r>
+      <w:r>
+        <w:rPr>
+          <w:sz w:val="22"/>
+          <w:szCs w:val="22"/>
+          <w:lang w:val="en-GB"/>
+        </w:rPr>
+        <w:t>.</w:t>
+      </w:r>
+      <w:r>
+        <w:rPr>
+          <w:sz w:val="22"/>
+          <w:szCs w:val="22"/>
+          <w:lang w:val="en-GB"/>
+        </w:rPr>
+        <w:t>D</w:t>
+      </w:r>
+      <w:r>
+        <w:rPr>
+          <w:sz w:val="22"/>
+          <w:szCs w:val="22"/>
+          <w:lang w:val="en-GB"/>
+        </w:rPr>
+        <w:t>.</w:t>
+      </w:r>
+      <w:r>
+        <w:rPr>
+          <w:sz w:val="22"/>
+          <w:szCs w:val="22"/>
+          <w:lang w:val="en-GB"/>
+        </w:rPr>
+        <w:t xml:space="preserve"> </w:t>
+      </w:r>
+      <w:r>
+        <w:rPr>
+          <w:sz w:val="22"/>
+          <w:szCs w:val="22"/>
+          <w:lang w:val="en-GB"/>
+        </w:rPr>
+        <w:t>d</w:t>
+      </w:r>
+      <w:r>
+        <w:rPr>
+          <w:sz w:val="22"/>
+          <w:szCs w:val="22"/>
+          <w:lang w:val="en-GB"/>
+        </w:rPr>
+        <w:t>efen</w:t>
+      </w:r>
+      <w:r>
+        <w:rPr>
+          <w:sz w:val="22"/>
+          <w:szCs w:val="22"/>
+          <w:lang w:val="en-GB"/>
+        </w:rPr>
+        <w:t>ded</w:t>
+      </w:r>
+      <w:r>
+        <w:rPr>
+          <w:sz w:val="22"/>
+          <w:szCs w:val="22"/>
+          <w:lang w:val="en-GB"/>
+        </w:rPr>
+        <w:t xml:space="preserve"> in </w:t>
+      </w:r>
+      <w:r>
+        <w:rPr>
+          <w:sz w:val="22"/>
+          <w:szCs w:val="22"/>
+          <w:lang w:val="en-GB"/>
+        </w:rPr>
+        <w:t>Apr</w:t>
+      </w:r>
+      <w:r>
+        <w:rPr>
+          <w:sz w:val="22"/>
+          <w:szCs w:val="22"/>
+          <w:lang w:val="en-GB"/>
+        </w:rPr>
+        <w:t xml:space="preserve"> 2025</w:t>
+      </w:r>
+    </w:p>
+    <w:p>
+      <w:pPr>
+        <w:tabs>
+          <w:tab w:val="left" w:pos="2410"/>
+        </w:tabs>
+        <w:spacing w:line="276" w:lineRule="auto"/>
+        <w:rPr>
+          <w:sz w:val="22"/>
+          <w:szCs w:val="22"/>
+          <w:lang w:val="en-US"/>
+        </w:rPr>
+      </w:pPr>
+      <w:r>
+        <w:rPr>
+          <w:sz w:val="22"/>
+          <w:szCs w:val="22"/>
+          <w:lang w:val="en-US"/>
+        </w:rPr>
+        <w:t>2024-</w:t>
+      </w:r>
+      <w:r>
+        <w:rPr>
+          <w:sz w:val="22"/>
+          <w:szCs w:val="22"/>
+          <w:lang w:val="en-US"/>
         </w:rPr>
         <w:t>2025</w:t>
-      </w:r>
-      <w:r>
-        <w:rPr>
-          <w:sz w:val="22"/>
-          <w:szCs w:val="22"/>
-          <w:lang w:val="en-GB"/>
-        </w:rPr>
-        <w:tab/>
-      </w:r>
-      <w:r>
-        <w:rPr>
-          <w:sz w:val="22"/>
-          <w:szCs w:val="22"/>
-          <w:lang w:val="en-US"/>
-        </w:rPr>
-        <w:t>University of Graz</w:t>
-      </w:r>
-      <w:r>
-        <w:rPr>
-          <w:sz w:val="22"/>
-          <w:szCs w:val="22"/>
-          <w:lang w:val="en-US"/>
-        </w:rPr>
-        <w:t>, Department of Economics, Graz, AT</w:t>
-      </w:r>
-    </w:p>
-    <w:p>
-      <w:pPr>
-        <w:tabs>
-          <w:tab w:val="left" w:pos="2410"/>
-        </w:tabs>
-        <w:spacing w:after="120" w:line="276" w:lineRule="auto"/>
-        <w:rPr>
-          <w:sz w:val="22"/>
-          <w:szCs w:val="22"/>
-          <w:lang w:val="en-GB"/>
-        </w:rPr>
-      </w:pPr>
-      <w:r>
-        <w:rPr>
-          <w:sz w:val="22"/>
-          <w:szCs w:val="22"/>
-          <w:lang w:val="en-GB"/>
-        </w:rPr>
-        <w:tab/>
-        <w:t>PhD Candidate</w:t>
-      </w:r>
-      <w:r>
-        <w:rPr>
-          <w:sz w:val="22"/>
-          <w:szCs w:val="22"/>
-          <w:lang w:val="en-GB"/>
-        </w:rPr>
-        <w:t xml:space="preserve"> (defen</w:t>
-      </w:r>
-      <w:r>
-        <w:rPr>
-          <w:sz w:val="22"/>
-          <w:szCs w:val="22"/>
-          <w:lang w:val="en-GB"/>
-        </w:rPr>
-        <w:t>ded</w:t>
-      </w:r>
-      <w:r>
-        <w:rPr>
-          <w:sz w:val="22"/>
-          <w:szCs w:val="22"/>
-          <w:lang w:val="en-GB"/>
-        </w:rPr>
-        <w:t xml:space="preserve"> in </w:t>
-      </w:r>
-      <w:r>
-        <w:rPr>
-          <w:sz w:val="22"/>
-          <w:szCs w:val="22"/>
-          <w:lang w:val="en-GB"/>
-        </w:rPr>
-        <w:t>Apr</w:t>
-      </w:r>
-      <w:r>
-        <w:rPr>
-          <w:sz w:val="22"/>
-          <w:szCs w:val="22"/>
-          <w:lang w:val="en-GB"/>
-        </w:rPr>
-        <w:t xml:space="preserve"> 2025)</w:t>
-      </w:r>
-    </w:p>
-    <w:p>
-      <w:pPr>
-        <w:tabs>
-          <w:tab w:val="left" w:pos="2410"/>
-        </w:tabs>
-        <w:spacing w:line="276" w:lineRule="auto"/>
-        <w:rPr>
-          <w:sz w:val="22"/>
-          <w:szCs w:val="22"/>
-          <w:lang w:val="en-US"/>
-        </w:rPr>
-      </w:pPr>
-      <w:r>
-        <w:rPr>
-          <w:sz w:val="22"/>
-          <w:szCs w:val="22"/>
-          <w:lang w:val="en-US"/>
-        </w:rPr>
-        <w:t>2024-present</w:t>
       </w:r>
       <w:r>
         <w:rPr>
@@ -490,34 +524,15 @@
       <w:pPr>
         <w:tabs>
           <w:tab w:val="left" w:pos="2410"/>
+          <w:tab w:val="right" w:pos="9072"/>
         </w:tabs>
         <w:spacing w:line="276" w:lineRule="auto"/>
         <w:rPr>
-          <w:sz w:val="22"/>
-          <w:szCs w:val="22"/>
-          <w:lang w:val="en-US"/>
-        </w:rPr>
-      </w:pPr>
-      <w:r>
-        <w:rPr>
-          <w:sz w:val="22"/>
-          <w:szCs w:val="22"/>
-          <w:lang w:val="en-US"/>
-        </w:rPr>
-        <w:tab/>
-        <w:t>Chapter Scientist APCC</w:t>
-      </w:r>
-    </w:p>
-    <w:p>
-      <w:pPr>
-        <w:tabs>
-          <w:tab w:val="left" w:pos="2410"/>
-        </w:tabs>
-        <w:spacing w:line="276" w:lineRule="auto"/>
-        <w:rPr>
-          <w:sz w:val="18"/>
-          <w:szCs w:val="18"/>
-          <w:lang w:val="en-US"/>
+          <w:bCs/>
+          <w:noProof/>
+          <w:sz w:val="22"/>
+          <w:szCs w:val="22"/>
+          <w:lang w:val="en-GB" w:eastAsia="de-AT"/>
         </w:rPr>
       </w:pPr>
     </w:p>
@@ -548,7 +563,7 @@
         <w:tabs>
           <w:tab w:val="left" w:pos="2410"/>
         </w:tabs>
-        <w:spacing w:line="276" w:lineRule="auto"/>
+        <w:spacing w:after="120" w:line="276" w:lineRule="auto"/>
         <w:rPr>
           <w:sz w:val="22"/>
           <w:szCs w:val="22"/>
@@ -570,6 +585,59 @@
           <w:lang w:val="en-GB"/>
         </w:rPr>
         <w:t>2025</w:t>
+      </w:r>
+      <w:r>
+        <w:rPr>
+          <w:sz w:val="22"/>
+          <w:szCs w:val="22"/>
+          <w:lang w:val="en-GB"/>
+        </w:rPr>
+        <w:tab/>
+      </w:r>
+      <w:r>
+        <w:rPr>
+          <w:sz w:val="22"/>
+          <w:szCs w:val="22"/>
+          <w:lang w:val="en-GB"/>
+        </w:rPr>
+        <w:t>PhD in Economics, University of Graz</w:t>
+      </w:r>
+    </w:p>
+    <w:p>
+      <w:pPr>
+        <w:tabs>
+          <w:tab w:val="left" w:pos="2410"/>
+        </w:tabs>
+        <w:spacing w:after="120" w:line="276" w:lineRule="auto"/>
+        <w:rPr>
+          <w:sz w:val="22"/>
+          <w:szCs w:val="22"/>
+          <w:lang w:val="en-GB"/>
+        </w:rPr>
+      </w:pPr>
+      <w:r>
+        <w:rPr>
+          <w:sz w:val="22"/>
+          <w:szCs w:val="22"/>
+          <w:lang w:val="en-GB"/>
+        </w:rPr>
+        <w:t>2017-</w:t>
+      </w:r>
+      <w:r>
+        <w:rPr>
+          <w:sz w:val="22"/>
+          <w:szCs w:val="22"/>
+          <w:lang w:val="en-GB"/>
+        </w:rPr>
+        <w:t>202</w:t>
+      </w:r>
+      <w:r>
+        <w:rPr>
+          <w:sz w:val="22"/>
+          <w:szCs w:val="22"/>
+          <w:lang w:val="en-GB"/>
+        </w:rPr>
+        <w:t>0</w:t>
       </w:r>
       <w:r>
         <w:rPr>
@@ -587,37 +655,23 @@
           <w:szCs w:val="22"/>
           <w:lang w:val="en-GB"/>
         </w:rPr>
-        <w:t>PhD in Economics</w:t>
-      </w:r>
-      <w:r>
-        <w:rPr>
-          <w:sz w:val="22"/>
-          <w:szCs w:val="22"/>
-          <w:lang w:val="en-GB"/>
-        </w:rPr>
-        <w:t>, University of Graz</w:t>
-      </w:r>
-    </w:p>
-    <w:p>
-      <w:pPr>
-        <w:tabs>
-          <w:tab w:val="left" w:pos="2410"/>
-        </w:tabs>
-        <w:spacing w:after="120" w:line="276" w:lineRule="auto"/>
-        <w:rPr>
-          <w:sz w:val="22"/>
-          <w:szCs w:val="22"/>
-          <w:lang w:val="en-GB"/>
-        </w:rPr>
-      </w:pPr>
-      <w:r>
-        <w:rPr>
-          <w:sz w:val="22"/>
-          <w:szCs w:val="22"/>
-          <w:lang w:val="en-GB"/>
-        </w:rPr>
-        <w:tab/>
-        <w:t>Supervisors: Hans Manner, Karl Steininger</w:t>
+        <w:t>MSc in Economics</w:t>
+      </w:r>
+      <w:r>
+        <w:rPr>
+          <w:sz w:val="22"/>
+          <w:szCs w:val="22"/>
+          <w:lang w:val="en-GB"/>
+        </w:rPr>
+        <w:t xml:space="preserve">, </w:t>
+      </w:r>
+      <w:r>
+        <w:rPr>
+          <w:sz w:val="22"/>
+          <w:szCs w:val="22"/>
+          <w:lang w:val="en-GB"/>
+        </w:rPr>
+        <w:t>University of Graz</w:t>
       </w:r>
     </w:p>
     <w:p>
@@ -638,7 +692,23 @@
           <w:szCs w:val="22"/>
           <w:lang w:val="en-GB"/>
         </w:rPr>
-        <w:t>2022</w:t>
+        <w:t>2013-</w:t>
+      </w:r>
+      <w:r>
+        <w:rPr>
+          <w:sz w:val="22"/>
+          <w:szCs w:val="22"/>
+          <w:lang w:val="en-GB"/>
+        </w:rPr>
+        <w:t>2017</w:t>
+      </w:r>
+      <w:r>
+        <w:rPr>
+          <w:sz w:val="22"/>
+          <w:szCs w:val="22"/>
+          <w:lang w:val="en-GB"/>
+        </w:rPr>
+        <w:t xml:space="preserve"> </w:t>
       </w:r>
       <w:r>
         <w:rPr>
@@ -656,82 +726,7 @@
           <w:szCs w:val="22"/>
           <w:lang w:val="en-GB"/>
         </w:rPr>
-        <w:t>Study semester</w:t>
-      </w:r>
-      <w:r>
-        <w:rPr>
-          <w:sz w:val="22"/>
-          <w:szCs w:val="22"/>
-          <w:lang w:val="en-GB"/>
-        </w:rPr>
-        <w:t>, CEU Vienna</w:t>
-      </w:r>
-    </w:p>
-    <w:p>
-      <w:pPr>
-        <w:tabs>
-          <w:tab w:val="left" w:pos="2410"/>
-        </w:tabs>
-        <w:spacing w:after="120" w:line="276" w:lineRule="auto"/>
-        <w:rPr>
-          <w:sz w:val="22"/>
-          <w:szCs w:val="22"/>
-          <w:lang w:val="en-GB"/>
-        </w:rPr>
-      </w:pPr>
-      <w:r>
-        <w:rPr>
-          <w:sz w:val="22"/>
-          <w:szCs w:val="22"/>
-          <w:lang w:val="en-GB"/>
-        </w:rPr>
-        <w:tab/>
-        <w:t>Instructor: Andrea Weber</w:t>
-      </w:r>
-    </w:p>
-    <w:p>
-      <w:pPr>
-        <w:tabs>
-          <w:tab w:val="left" w:pos="2410"/>
-        </w:tabs>
-        <w:spacing w:after="120" w:line="276" w:lineRule="auto"/>
-        <w:rPr>
-          <w:sz w:val="22"/>
-          <w:szCs w:val="22"/>
-          <w:lang w:val="en-GB"/>
-        </w:rPr>
-      </w:pPr>
-      <w:r>
-        <w:rPr>
-          <w:sz w:val="22"/>
-          <w:szCs w:val="22"/>
-          <w:lang w:val="en-GB"/>
-        </w:rPr>
-        <w:t>2017-</w:t>
-      </w:r>
-      <w:r>
-        <w:rPr>
-          <w:sz w:val="22"/>
-          <w:szCs w:val="22"/>
-          <w:lang w:val="en-GB"/>
-        </w:rPr>
-        <w:t>202</w:t>
-      </w:r>
-      <w:r>
-        <w:rPr>
-          <w:sz w:val="22"/>
-          <w:szCs w:val="22"/>
-          <w:lang w:val="en-GB"/>
-        </w:rPr>
-        <w:t>0</w:t>
-      </w:r>
-      <w:r>
-        <w:rPr>
-          <w:sz w:val="22"/>
-          <w:szCs w:val="22"/>
-          <w:lang w:val="en-GB"/>
-        </w:rPr>
-        <w:tab/>
+        <w:t xml:space="preserve">BA in </w:t>
       </w:r>
       <w:r>
         <w:rPr>
@@ -741,7 +736,7 @@
           <w:szCs w:val="22"/>
           <w:lang w:val="en-GB"/>
         </w:rPr>
-        <w:t>MSc in Economics</w:t>
+        <w:t>Economics</w:t>
       </w:r>
       <w:r>
         <w:rPr>
@@ -764,93 +759,15 @@
       <w:pPr>
         <w:tabs>
           <w:tab w:val="left" w:pos="2410"/>
+          <w:tab w:val="right" w:pos="9072"/>
         </w:tabs>
         <w:spacing w:line="276" w:lineRule="auto"/>
         <w:rPr>
-          <w:sz w:val="22"/>
-          <w:szCs w:val="22"/>
-          <w:lang w:val="en-GB"/>
-        </w:rPr>
-      </w:pPr>
-      <w:r>
-        <w:rPr>
-          <w:sz w:val="22"/>
-          <w:szCs w:val="22"/>
-          <w:lang w:val="en-GB"/>
-        </w:rPr>
-        <w:t>2013-</w:t>
-      </w:r>
-      <w:r>
-        <w:rPr>
-          <w:sz w:val="22"/>
-          <w:szCs w:val="22"/>
-          <w:lang w:val="en-GB"/>
-        </w:rPr>
-        <w:t>2017</w:t>
-      </w:r>
-      <w:r>
-        <w:rPr>
-          <w:sz w:val="22"/>
-          <w:szCs w:val="22"/>
-          <w:lang w:val="en-GB"/>
-        </w:rPr>
-        <w:t xml:space="preserve"> </w:t>
-      </w:r>
-      <w:r>
-        <w:rPr>
-          <w:sz w:val="22"/>
-          <w:szCs w:val="22"/>
-          <w:lang w:val="en-GB"/>
-        </w:rPr>
-        <w:tab/>
-      </w:r>
-      <w:r>
-        <w:rPr>
-          <w:i/>
-          <w:iCs/>
-          <w:sz w:val="22"/>
-          <w:szCs w:val="22"/>
-          <w:lang w:val="en-GB"/>
-        </w:rPr>
-        <w:t xml:space="preserve">BA in </w:t>
-      </w:r>
-      <w:r>
-        <w:rPr>
-          <w:i/>
-          <w:iCs/>
-          <w:sz w:val="22"/>
-          <w:szCs w:val="22"/>
-          <w:lang w:val="en-GB"/>
-        </w:rPr>
-        <w:t>Economics</w:t>
-      </w:r>
-      <w:r>
-        <w:rPr>
-          <w:sz w:val="22"/>
-          <w:szCs w:val="22"/>
-          <w:lang w:val="en-GB"/>
-        </w:rPr>
-        <w:t xml:space="preserve">, </w:t>
-      </w:r>
-      <w:r>
-        <w:rPr>
-          <w:sz w:val="22"/>
-          <w:szCs w:val="22"/>
-          <w:lang w:val="en-GB"/>
-        </w:rPr>
-        <w:t>University of Graz</w:t>
-      </w:r>
-    </w:p>
-    <w:p>
-      <w:pPr>
-        <w:tabs>
-          <w:tab w:val="left" w:pos="2410"/>
-        </w:tabs>
-        <w:spacing w:line="276" w:lineRule="auto"/>
-        <w:rPr>
-          <w:sz w:val="18"/>
-          <w:szCs w:val="18"/>
-          <w:lang w:val="en-GB"/>
+          <w:bCs/>
+          <w:noProof/>
+          <w:sz w:val="22"/>
+          <w:szCs w:val="22"/>
+          <w:lang w:val="en-GB" w:eastAsia="de-AT"/>
         </w:rPr>
       </w:pPr>
     </w:p>
@@ -881,8 +798,7 @@
         <w:tabs>
           <w:tab w:val="left" w:pos="2410"/>
         </w:tabs>
-        <w:spacing w:line="276" w:lineRule="auto"/>
-        <w:ind w:left="2410" w:hanging="2410"/>
+        <w:spacing w:after="120" w:line="276" w:lineRule="auto"/>
         <w:rPr>
           <w:sz w:val="22"/>
           <w:szCs w:val="22"/>
@@ -896,6 +812,52 @@
           <w:lang w:val="en-GB"/>
         </w:rPr>
         <w:t>2023</w:t>
+      </w:r>
+      <w:r>
+        <w:rPr>
+          <w:sz w:val="22"/>
+          <w:szCs w:val="22"/>
+          <w:lang w:val="en-GB"/>
+        </w:rPr>
+        <w:t xml:space="preserve"> &amp; 2026</w:t>
+      </w:r>
+      <w:r>
+        <w:rPr>
+          <w:sz w:val="22"/>
+          <w:szCs w:val="22"/>
+          <w:lang w:val="en-GB"/>
+        </w:rPr>
+        <w:tab/>
+        <w:t>Research stay, VU Amsterdam, Dep. of Spatial Economics</w:t>
+      </w:r>
+      <w:r>
+        <w:rPr>
+          <w:sz w:val="22"/>
+          <w:szCs w:val="22"/>
+          <w:lang w:val="en-GB"/>
+        </w:rPr>
+        <w:t>, NL</w:t>
+      </w:r>
+    </w:p>
+    <w:p>
+      <w:pPr>
+        <w:tabs>
+          <w:tab w:val="left" w:pos="2410"/>
+        </w:tabs>
+        <w:spacing w:after="120" w:line="276" w:lineRule="auto"/>
+        <w:rPr>
+          <w:sz w:val="22"/>
+          <w:szCs w:val="22"/>
+          <w:lang w:val="en-GB"/>
+        </w:rPr>
+      </w:pPr>
+      <w:r>
+        <w:rPr>
+          <w:sz w:val="22"/>
+          <w:szCs w:val="22"/>
+          <w:lang w:val="en-GB"/>
+        </w:rPr>
+        <w:t>2025</w:t>
       </w:r>
       <w:r>
         <w:rPr>
@@ -913,7 +875,44 @@
           <w:szCs w:val="22"/>
           <w:lang w:val="en-GB"/>
         </w:rPr>
-        <w:t>Research stay (</w:t>
+        <w:t>Research stay</w:t>
+      </w:r>
+      <w:r>
+        <w:rPr>
+          <w:sz w:val="22"/>
+          <w:szCs w:val="22"/>
+          <w:lang w:val="en-GB"/>
+        </w:rPr>
+        <w:t>, CBS, Dep. of Economics, DK</w:t>
+      </w:r>
+    </w:p>
+    <w:p>
+      <w:pPr>
+        <w:tabs>
+          <w:tab w:val="left" w:pos="2410"/>
+        </w:tabs>
+        <w:spacing w:after="120" w:line="276" w:lineRule="auto"/>
+        <w:rPr>
+          <w:sz w:val="22"/>
+          <w:szCs w:val="22"/>
+          <w:lang w:val="en-GB"/>
+        </w:rPr>
+      </w:pPr>
+      <w:r>
+        <w:rPr>
+          <w:sz w:val="22"/>
+          <w:szCs w:val="22"/>
+          <w:lang w:val="en-GB"/>
+        </w:rPr>
+        <w:t>2022</w:t>
+      </w:r>
+      <w:r>
+        <w:rPr>
+          <w:sz w:val="22"/>
+          <w:szCs w:val="22"/>
+          <w:lang w:val="en-GB"/>
+        </w:rPr>
+        <w:tab/>
       </w:r>
       <w:r>
         <w:rPr>
@@ -923,8 +922,54 @@
           <w:szCs w:val="22"/>
           <w:lang w:val="en-GB"/>
         </w:rPr>
-        <w:t>4 months</w:t>
-      </w:r>
+        <w:t>Study semester</w:t>
+      </w:r>
+      <w:r>
+        <w:rPr>
+          <w:sz w:val="22"/>
+          <w:szCs w:val="22"/>
+          <w:lang w:val="en-GB"/>
+        </w:rPr>
+        <w:t>, CEU Vienna</w:t>
+      </w:r>
+      <w:r>
+        <w:rPr>
+          <w:sz w:val="22"/>
+          <w:szCs w:val="22"/>
+          <w:lang w:val="en-GB"/>
+        </w:rPr>
+        <w:t>, AT</w:t>
+      </w:r>
+    </w:p>
+    <w:p>
+      <w:pPr>
+        <w:tabs>
+          <w:tab w:val="left" w:pos="2410"/>
+        </w:tabs>
+        <w:spacing w:after="120" w:line="276" w:lineRule="auto"/>
+        <w:rPr>
+          <w:sz w:val="22"/>
+          <w:szCs w:val="22"/>
+          <w:lang w:val="en-GB"/>
+        </w:rPr>
+      </w:pPr>
+      <w:r>
+        <w:rPr>
+          <w:sz w:val="22"/>
+          <w:szCs w:val="22"/>
+          <w:lang w:val="en-GB"/>
+        </w:rPr>
+        <w:t>2016</w:t>
+      </w:r>
+      <w:r>
+        <w:rPr>
+          <w:sz w:val="22"/>
+          <w:szCs w:val="22"/>
+          <w:lang w:val="en-GB"/>
+        </w:rPr>
+        <w:tab/>
+      </w:r>
+      <w:proofErr w:type="spellStart"/>
       <w:r>
         <w:rPr>
           <w:i/>
@@ -933,45 +978,24 @@
           <w:szCs w:val="22"/>
           <w:lang w:val="en-GB"/>
         </w:rPr>
-        <w:t>)</w:t>
-      </w:r>
-      <w:r>
-        <w:rPr>
-          <w:sz w:val="22"/>
-          <w:szCs w:val="22"/>
-          <w:lang w:val="en-GB"/>
-        </w:rPr>
-        <w:t>, VU Amsterdam</w:t>
-      </w:r>
-      <w:r>
-        <w:rPr>
-          <w:sz w:val="22"/>
-          <w:szCs w:val="22"/>
-          <w:lang w:val="en-GB"/>
-        </w:rPr>
-        <w:t>, Dep. of Spatial Economics</w:t>
-      </w:r>
-    </w:p>
-    <w:p>
-      <w:pPr>
-        <w:tabs>
-          <w:tab w:val="left" w:pos="2410"/>
-        </w:tabs>
-        <w:spacing w:after="120" w:line="276" w:lineRule="auto"/>
-        <w:rPr>
-          <w:sz w:val="22"/>
-          <w:szCs w:val="22"/>
-          <w:lang w:val="en-GB"/>
-        </w:rPr>
-      </w:pPr>
-      <w:r>
-        <w:rPr>
-          <w:sz w:val="22"/>
-          <w:szCs w:val="22"/>
-          <w:lang w:val="en-GB"/>
-        </w:rPr>
-        <w:tab/>
-        <w:t>Supervisor: Hans Koster</w:t>
+        <w:t>Internshipg</w:t>
+      </w:r>
+      <w:proofErr w:type="spellEnd"/>
+      <w:r>
+        <w:rPr>
+          <w:sz w:val="22"/>
+          <w:szCs w:val="22"/>
+          <w:lang w:val="en-GB"/>
+        </w:rPr>
+        <w:t xml:space="preserve">, </w:t>
+      </w:r>
+      <w:r>
+        <w:rPr>
+          <w:sz w:val="22"/>
+          <w:szCs w:val="22"/>
+          <w:lang w:val="en-GB"/>
+        </w:rPr>
+        <w:t>Austrian Trade Commission, New York, US</w:t>
       </w:r>
     </w:p>
     <w:p>
@@ -983,92 +1007,6 @@
         <w:rPr>
           <w:sz w:val="22"/>
           <w:szCs w:val="22"/>
-          <w:lang w:val="en-GB"/>
-        </w:rPr>
-      </w:pPr>
-      <w:r>
-        <w:rPr>
-          <w:sz w:val="22"/>
-          <w:szCs w:val="22"/>
-          <w:lang w:val="en-GB"/>
-        </w:rPr>
-        <w:t>2016</w:t>
-      </w:r>
-      <w:r>
-        <w:rPr>
-          <w:sz w:val="22"/>
-          <w:szCs w:val="22"/>
-          <w:lang w:val="en-GB"/>
-        </w:rPr>
-        <w:tab/>
-      </w:r>
-      <w:r>
-        <w:rPr>
-          <w:bCs/>
-          <w:i/>
-          <w:iCs/>
-          <w:sz w:val="22"/>
-          <w:szCs w:val="22"/>
-          <w:lang w:val="en-GB"/>
-        </w:rPr>
-        <w:t>Austrian Trade Commission</w:t>
-      </w:r>
-      <w:r>
-        <w:rPr>
-          <w:sz w:val="22"/>
-          <w:szCs w:val="22"/>
-          <w:lang w:val="en-GB"/>
-        </w:rPr>
-        <w:t xml:space="preserve">, New York, </w:t>
-      </w:r>
-      <w:r>
-        <w:rPr>
-          <w:sz w:val="22"/>
-          <w:szCs w:val="22"/>
-          <w:lang w:val="en-GB"/>
-        </w:rPr>
-        <w:t>US</w:t>
-      </w:r>
-    </w:p>
-    <w:p>
-      <w:pPr>
-        <w:tabs>
-          <w:tab w:val="left" w:pos="2410"/>
-        </w:tabs>
-        <w:spacing w:line="276" w:lineRule="auto"/>
-        <w:rPr>
-          <w:sz w:val="22"/>
-          <w:szCs w:val="22"/>
-          <w:lang w:val="en-GB"/>
-        </w:rPr>
-      </w:pPr>
-      <w:r>
-        <w:rPr>
-          <w:sz w:val="22"/>
-          <w:szCs w:val="22"/>
-          <w:lang w:val="en-GB"/>
-        </w:rPr>
-        <w:tab/>
-        <w:t>Internship</w:t>
-      </w:r>
-      <w:r>
-        <w:rPr>
-          <w:sz w:val="22"/>
-          <w:szCs w:val="22"/>
-          <w:lang w:val="en-GB"/>
-        </w:rPr>
-        <w:t xml:space="preserve"> (3 months)</w:t>
-      </w:r>
-    </w:p>
-    <w:p>
-      <w:pPr>
-        <w:tabs>
-          <w:tab w:val="left" w:pos="2410"/>
-        </w:tabs>
-        <w:spacing w:line="276" w:lineRule="auto"/>
-        <w:rPr>
-          <w:sz w:val="18"/>
-          <w:szCs w:val="18"/>
           <w:lang w:val="en-GB"/>
         </w:rPr>
       </w:pPr>
@@ -1128,6 +1066,61 @@
           <w:szCs w:val="22"/>
           <w:lang w:val="en-GB"/>
         </w:rPr>
+        <w:t>Hidden in Plain Sight: Occupational Structure and the Gender Wage Gap</w:t>
+      </w:r>
+      <w:r>
+        <w:rPr>
+          <w:sz w:val="22"/>
+          <w:szCs w:val="22"/>
+          <w:lang w:val="en-GB"/>
+        </w:rPr>
+        <w:t xml:space="preserve">” [Working Paper] [With: Riccarda Rosebnall, </w:t>
+      </w:r>
+      <w:proofErr w:type="spellStart"/>
+      <w:r>
+        <w:rPr>
+          <w:sz w:val="22"/>
+          <w:szCs w:val="22"/>
+          <w:lang w:val="en-GB"/>
+        </w:rPr>
+        <w:t>Ismir</w:t>
+      </w:r>
+      <w:proofErr w:type="spellEnd"/>
+      <w:r>
+        <w:rPr>
+          <w:sz w:val="22"/>
+          <w:szCs w:val="22"/>
+          <w:lang w:val="en-GB"/>
+        </w:rPr>
+        <w:t xml:space="preserve"> Mulalic, Jörn Kleinert]</w:t>
+      </w:r>
+    </w:p>
+    <w:p>
+      <w:pPr>
+        <w:tabs>
+          <w:tab w:val="left" w:pos="2410"/>
+        </w:tabs>
+        <w:spacing w:after="120" w:line="276" w:lineRule="auto"/>
+        <w:rPr>
+          <w:sz w:val="22"/>
+          <w:szCs w:val="22"/>
+          <w:lang w:val="en-GB"/>
+        </w:rPr>
+      </w:pPr>
+      <w:r>
+        <w:rPr>
+          <w:sz w:val="22"/>
+          <w:szCs w:val="22"/>
+          <w:lang w:val="en-GB"/>
+        </w:rPr>
+        <w:t>“</w:t>
+      </w:r>
+      <w:r>
+        <w:rPr>
+          <w:sz w:val="22"/>
+          <w:szCs w:val="22"/>
+          <w:lang w:val="en-GB"/>
+        </w:rPr>
         <w:t>Zero fare, cleaner air? The causal effect of Luxembourg's free public transportation policy on carbon emissions</w:t>
       </w:r>
       <w:r>
@@ -1160,15 +1153,15 @@
           <w:szCs w:val="22"/>
           <w:lang w:val="en-GB"/>
         </w:rPr>
-        <w:t>JM</w:t>
-      </w:r>
-      <w:r>
-        <w:rPr>
-          <w:sz w:val="22"/>
-          <w:szCs w:val="22"/>
-          <w:lang w:val="en-GB"/>
-        </w:rPr>
-        <w:t xml:space="preserve"> paper</w:t>
+        <w:t>J</w:t>
+      </w:r>
+      <w:r>
+        <w:rPr>
+          <w:sz w:val="22"/>
+          <w:szCs w:val="22"/>
+          <w:lang w:val="en-GB"/>
+        </w:rPr>
+        <w:t>MP, R&amp;R Environmental and Resource Economics</w:t>
       </w:r>
       <w:r>
         <w:rPr>
@@ -1239,6 +1232,76 @@
           <w:szCs w:val="22"/>
           <w:lang w:val="en-GB"/>
         </w:rPr>
+        <w:t>“Shifting Gears? The Impact of Austria’s Transport Policy Mix on CO2 Emissions from Passenger Cars” [</w:t>
+      </w:r>
+      <w:r>
+        <w:rPr>
+          <w:sz w:val="22"/>
+          <w:szCs w:val="22"/>
+          <w:lang w:val="en-GB"/>
+        </w:rPr>
+        <w:t>Transportation Research Part D: Transport and Environment, 2026</w:t>
+      </w:r>
+      <w:r>
+        <w:rPr>
+          <w:sz w:val="22"/>
+          <w:szCs w:val="22"/>
+          <w:lang w:val="en-GB"/>
+        </w:rPr>
+        <w:t xml:space="preserve">] </w:t>
+      </w:r>
+      <w:r>
+        <w:rPr>
+          <w:sz w:val="22"/>
+          <w:szCs w:val="22"/>
+          <w:lang w:val="en-GB"/>
+        </w:rPr>
+        <w:t>[</w:t>
+      </w:r>
+      <w:r>
+        <w:rPr>
+          <w:sz w:val="22"/>
+          <w:szCs w:val="22"/>
+          <w:lang w:val="en-GB"/>
+        </w:rPr>
+        <w:t>With: Hans Manner</w:t>
+      </w:r>
+      <w:r>
+        <w:rPr>
+          <w:sz w:val="22"/>
+          <w:szCs w:val="22"/>
+          <w:lang w:val="en-GB"/>
+        </w:rPr>
+        <w:t>,</w:t>
+      </w:r>
+      <w:r>
+        <w:rPr>
+          <w:sz w:val="22"/>
+          <w:szCs w:val="22"/>
+          <w:lang w:val="en-GB"/>
+        </w:rPr>
+        <w:t xml:space="preserve"> Karl Steininger]</w:t>
+      </w:r>
+    </w:p>
+    <w:p>
+      <w:pPr>
+        <w:tabs>
+          <w:tab w:val="left" w:pos="2410"/>
+        </w:tabs>
+        <w:spacing w:after="120" w:line="276" w:lineRule="auto"/>
+        <w:rPr>
+          <w:sz w:val="22"/>
+          <w:szCs w:val="22"/>
+          <w:lang w:val="en-GB"/>
+        </w:rPr>
+      </w:pPr>
+      <w:r>
+        <w:rPr>
+          <w:sz w:val="22"/>
+          <w:szCs w:val="22"/>
+          <w:lang w:val="en-GB"/>
+        </w:rPr>
+        <w:lastRenderedPageBreak/>
         <w:t>“</w:t>
       </w:r>
       <w:r>
@@ -1247,39 +1310,31 @@
           <w:szCs w:val="22"/>
           <w:lang w:val="en-GB"/>
         </w:rPr>
-        <w:t>Shifting Gears? The Impact of Austria’s Transport Policy Mix on CO2 Emissions from Passenger Cars</w:t>
-      </w:r>
-      <w:r>
-        <w:rPr>
-          <w:sz w:val="22"/>
-          <w:szCs w:val="22"/>
-          <w:lang w:val="en-GB"/>
-        </w:rPr>
-        <w:t>”</w:t>
-      </w:r>
-      <w:r>
-        <w:rPr>
-          <w:sz w:val="22"/>
-          <w:szCs w:val="22"/>
-          <w:lang w:val="en-GB"/>
-        </w:rPr>
-        <w:t xml:space="preserve"> [</w:t>
-      </w:r>
-      <w:r>
-        <w:rPr>
-          <w:sz w:val="22"/>
-          <w:szCs w:val="22"/>
-          <w:lang w:val="en-GB"/>
-        </w:rPr>
-        <w:t>Transportation Research Part D: Transport and Environment</w:t>
-      </w:r>
-      <w:r>
-        <w:rPr>
-          <w:sz w:val="22"/>
-          <w:szCs w:val="22"/>
-          <w:lang w:val="en-GB"/>
-        </w:rPr>
-        <w:t xml:space="preserve"> (R&amp;R)</w:t>
+        <w:t>Panel data in environmental economics: Econometric issues and applications to IPAT models</w:t>
+      </w:r>
+      <w:r>
+        <w:rPr>
+          <w:sz w:val="22"/>
+          <w:szCs w:val="22"/>
+          <w:lang w:val="en-GB"/>
+        </w:rPr>
+        <w:t>” [</w:t>
+      </w:r>
+      <w:r>
+        <w:rPr>
+          <w:sz w:val="22"/>
+          <w:szCs w:val="22"/>
+          <w:lang w:val="en-GB"/>
+        </w:rPr>
+        <w:t>Journal of Environmental Economics and Management</w:t>
+      </w:r>
+      <w:r>
+        <w:rPr>
+          <w:sz w:val="22"/>
+          <w:szCs w:val="22"/>
+          <w:lang w:val="en-GB"/>
+        </w:rPr>
+        <w:t>, 2024</w:t>
       </w:r>
       <w:r>
         <w:rPr>
@@ -1303,15 +1358,25 @@
           <w:szCs w:val="22"/>
           <w:lang w:val="en-GB"/>
         </w:rPr>
-        <w:t>With: Hans Manner</w:t>
-      </w:r>
-      <w:r>
-        <w:rPr>
-          <w:sz w:val="22"/>
-          <w:szCs w:val="22"/>
-          <w:lang w:val="en-GB"/>
-        </w:rPr>
-        <w:t xml:space="preserve"> (Prof), Karl Steininger (Prof)]</w:t>
+        <w:t xml:space="preserve">With: Beate </w:t>
+      </w:r>
+      <w:proofErr w:type="spellStart"/>
+      <w:r>
+        <w:rPr>
+          <w:sz w:val="22"/>
+          <w:szCs w:val="22"/>
+          <w:lang w:val="en-GB"/>
+        </w:rPr>
+        <w:t>Deixelberger</w:t>
+      </w:r>
+      <w:proofErr w:type="spellEnd"/>
+      <w:r>
+        <w:rPr>
+          <w:sz w:val="22"/>
+          <w:szCs w:val="22"/>
+          <w:lang w:val="en-GB"/>
+        </w:rPr>
+        <w:t xml:space="preserve"> and Hans Manner</w:t>
       </w:r>
     </w:p>
     <w:p>
@@ -1323,180 +1388,39 @@
         <w:rPr>
           <w:sz w:val="22"/>
           <w:szCs w:val="22"/>
-          <w:lang w:val="en-GB"/>
-        </w:rPr>
-      </w:pPr>
-      <w:r>
-        <w:rPr>
-          <w:sz w:val="22"/>
-          <w:szCs w:val="22"/>
-          <w:lang w:val="en-GB"/>
-        </w:rPr>
-        <w:t>“</w:t>
-      </w:r>
-      <w:r>
-        <w:rPr>
-          <w:sz w:val="22"/>
-          <w:szCs w:val="22"/>
-          <w:lang w:val="en-GB"/>
-        </w:rPr>
-        <w:t>Panel data in environmental economics: Econometric issues and applications to IPAT models</w:t>
-      </w:r>
-      <w:r>
-        <w:rPr>
-          <w:sz w:val="22"/>
-          <w:szCs w:val="22"/>
-          <w:lang w:val="en-GB"/>
-        </w:rPr>
-        <w:t>”</w:t>
-      </w:r>
-      <w:r>
-        <w:rPr>
-          <w:sz w:val="22"/>
-          <w:szCs w:val="22"/>
-          <w:lang w:val="en-GB"/>
-        </w:rPr>
-        <w:t xml:space="preserve"> [</w:t>
-      </w:r>
-      <w:r>
-        <w:rPr>
-          <w:sz w:val="22"/>
-          <w:szCs w:val="22"/>
-          <w:lang w:val="en-GB"/>
-        </w:rPr>
-        <w:t>JEEM</w:t>
-      </w:r>
-      <w:r>
-        <w:rPr>
-          <w:sz w:val="22"/>
-          <w:szCs w:val="22"/>
-          <w:lang w:val="en-GB"/>
-        </w:rPr>
-        <w:t>, 2024</w:t>
-      </w:r>
-      <w:r>
-        <w:rPr>
-          <w:sz w:val="22"/>
-          <w:szCs w:val="22"/>
-          <w:lang w:val="en-GB"/>
-        </w:rPr>
-        <w:t xml:space="preserve">] </w:t>
-      </w:r>
-      <w:r>
-        <w:rPr>
-          <w:sz w:val="22"/>
-          <w:szCs w:val="22"/>
-          <w:lang w:val="en-GB"/>
-        </w:rPr>
-        <w:t>[</w:t>
-      </w:r>
-      <w:r>
-        <w:rPr>
-          <w:sz w:val="22"/>
-          <w:szCs w:val="22"/>
-          <w:lang w:val="en-GB"/>
-        </w:rPr>
-        <w:t xml:space="preserve">With: Beate </w:t>
+          <w:lang w:val="en-US"/>
+        </w:rPr>
+      </w:pPr>
+      <w:r>
+        <w:rPr>
+          <w:sz w:val="22"/>
+          <w:szCs w:val="22"/>
+        </w:rPr>
+        <w:t>“Digitalisierung und Geschlecht am Beispiel hoch segregierter Arbeitsmarktbereiche.“</w:t>
+      </w:r>
+      <w:r>
+        <w:rPr>
+          <w:sz w:val="22"/>
+          <w:szCs w:val="22"/>
+        </w:rPr>
+        <w:br/>
+        <w:t>[In: Griesbacher, Martin et al. (</w:t>
       </w:r>
       <w:proofErr w:type="spellStart"/>
       <w:r>
         <w:rPr>
           <w:sz w:val="22"/>
           <w:szCs w:val="22"/>
-          <w:lang w:val="en-GB"/>
-        </w:rPr>
-        <w:t>Deixelberger</w:t>
+        </w:rPr>
+        <w:t>Hg</w:t>
       </w:r>
       <w:proofErr w:type="spellEnd"/>
       <w:r>
         <w:rPr>
           <w:sz w:val="22"/>
           <w:szCs w:val="22"/>
-          <w:lang w:val="en-GB"/>
-        </w:rPr>
-        <w:t xml:space="preserve"> (PhD candidate)</w:t>
-      </w:r>
-      <w:r>
-        <w:rPr>
-          <w:sz w:val="22"/>
-          <w:szCs w:val="22"/>
-          <w:lang w:val="en-GB"/>
-        </w:rPr>
-        <w:t xml:space="preserve"> and Hans Manner</w:t>
-      </w:r>
-      <w:r>
-        <w:rPr>
-          <w:sz w:val="22"/>
-          <w:szCs w:val="22"/>
-          <w:lang w:val="en-GB"/>
-        </w:rPr>
-        <w:t xml:space="preserve"> (Prof)]</w:t>
-      </w:r>
-    </w:p>
-    <w:p>
-      <w:pPr>
-        <w:tabs>
-          <w:tab w:val="left" w:pos="2410"/>
-        </w:tabs>
-        <w:spacing w:after="120" w:line="276" w:lineRule="auto"/>
-        <w:rPr>
-          <w:sz w:val="22"/>
-          <w:szCs w:val="22"/>
-          <w:lang w:val="en-US"/>
-        </w:rPr>
-      </w:pPr>
-      <w:r>
-        <w:rPr>
-          <w:sz w:val="22"/>
-          <w:szCs w:val="22"/>
-        </w:rPr>
-        <w:lastRenderedPageBreak/>
-        <w:t>“Digitalisierung und Geschlecht am Beispiel hoch segregierter Arbeitsmarktbereiche.</w:t>
-      </w:r>
-      <w:r>
-        <w:rPr>
-          <w:sz w:val="22"/>
-          <w:szCs w:val="22"/>
-        </w:rPr>
-        <w:t>“</w:t>
-      </w:r>
-      <w:r>
-        <w:rPr>
-          <w:sz w:val="22"/>
-          <w:szCs w:val="22"/>
-        </w:rPr>
-        <w:br/>
-        <w:t>[</w:t>
-      </w:r>
-      <w:r>
-        <w:rPr>
-          <w:sz w:val="22"/>
-          <w:szCs w:val="22"/>
-        </w:rPr>
-        <w:t>In: Griesbacher, Martin et al. (</w:t>
-      </w:r>
-      <w:proofErr w:type="spellStart"/>
-      <w:r>
-        <w:rPr>
-          <w:sz w:val="22"/>
-          <w:szCs w:val="22"/>
-        </w:rPr>
-        <w:t>Hg</w:t>
-      </w:r>
-      <w:proofErr w:type="spellEnd"/>
-      <w:r>
-        <w:rPr>
-          <w:sz w:val="22"/>
-          <w:szCs w:val="22"/>
-        </w:rPr>
-        <w:t>.): Folgen der Digitalisierung im Dienstleistungssektor.</w:t>
-      </w:r>
-      <w:r>
-        <w:rPr>
-          <w:sz w:val="22"/>
-          <w:szCs w:val="22"/>
-        </w:rPr>
-        <w:t xml:space="preserve"> </w:t>
+        </w:rPr>
+        <w:t xml:space="preserve">.): Folgen der Digitalisierung im Dienstleistungssektor. </w:t>
       </w:r>
       <w:r>
         <w:rPr>
@@ -1512,15 +1436,7 @@
           <w:szCs w:val="22"/>
           <w:lang w:val="en-US"/>
         </w:rPr>
-        <w:t xml:space="preserve">. </w:t>
-      </w:r>
-      <w:r>
-        <w:rPr>
-          <w:sz w:val="22"/>
-          <w:szCs w:val="22"/>
-          <w:lang w:val="en-US"/>
-        </w:rPr>
-        <w:t>202</w:t>
+        <w:t>. 202</w:t>
       </w:r>
       <w:r>
         <w:rPr>
@@ -1546,8 +1462,8 @@
         </w:tabs>
         <w:spacing w:line="276" w:lineRule="auto"/>
         <w:rPr>
-          <w:sz w:val="18"/>
-          <w:szCs w:val="18"/>
+          <w:sz w:val="22"/>
+          <w:szCs w:val="22"/>
           <w:lang w:val="en-US"/>
         </w:rPr>
       </w:pPr>
@@ -1598,7 +1514,7 @@
         <w:rPr>
           <w:sz w:val="22"/>
           <w:szCs w:val="22"/>
-          <w:lang w:val="en-GB"/>
+          <w:lang w:val="en-US"/>
         </w:rPr>
       </w:pPr>
       <w:r>
@@ -1609,7 +1525,7 @@
           <w:szCs w:val="22"/>
           <w:lang w:val="en-GB"/>
         </w:rPr>
-        <w:t>2024</w:t>
+        <w:t>2025</w:t>
       </w:r>
       <w:r>
         <w:rPr>
@@ -1620,6 +1536,23 @@
           <w:lang w:val="en-GB"/>
         </w:rPr>
         <w:tab/>
+        <w:t>European Economic Association (EEA),</w:t>
+      </w:r>
+      <w:r>
+        <w:rPr>
+          <w:sz w:val="22"/>
+          <w:szCs w:val="22"/>
+          <w:lang w:val="en-GB"/>
+        </w:rPr>
+        <w:t xml:space="preserve"> Bordeaux, FR;</w:t>
+      </w:r>
+      <w:r>
+        <w:rPr>
+          <w:sz w:val="22"/>
+          <w:szCs w:val="22"/>
+          <w:lang w:val="en-GB"/>
+        </w:rPr>
+        <w:br/>
       </w:r>
       <w:r>
         <w:rPr>
@@ -1627,49 +1560,17 @@
           <w:iCs/>
           <w:sz w:val="22"/>
           <w:szCs w:val="22"/>
-          <w:lang w:val="en-US"/>
-        </w:rPr>
-        <w:t>Annual Meeting of the Austrian Economic Association</w:t>
-      </w:r>
-      <w:r>
-        <w:rPr>
-          <w:sz w:val="22"/>
-          <w:szCs w:val="22"/>
-          <w:lang w:val="en-US"/>
-        </w:rPr>
-        <w:t xml:space="preserve">, </w:t>
-      </w:r>
-      <w:r>
-        <w:rPr>
-          <w:sz w:val="22"/>
-          <w:szCs w:val="22"/>
-          <w:lang w:val="en-US"/>
-        </w:rPr>
-        <w:t>Vienna</w:t>
-      </w:r>
-      <w:r>
-        <w:rPr>
-          <w:sz w:val="22"/>
-          <w:szCs w:val="22"/>
-          <w:lang w:val="en-US"/>
-        </w:rPr>
-        <w:t xml:space="preserve">, </w:t>
-      </w:r>
-      <w:r>
-        <w:rPr>
-          <w:sz w:val="22"/>
-          <w:szCs w:val="22"/>
-          <w:lang w:val="en-US"/>
-        </w:rPr>
-        <w:t>AT;</w:t>
-      </w:r>
-      <w:r>
-        <w:rPr>
-          <w:sz w:val="22"/>
-          <w:szCs w:val="22"/>
-          <w:lang w:val="en-US"/>
-        </w:rPr>
-        <w:br/>
+          <w:lang w:val="en-GB"/>
+        </w:rPr>
+        <w:t>European Association of Environmental and Resource Economists (EAERE)</w:t>
+      </w:r>
+      <w:r>
+        <w:rPr>
+          <w:sz w:val="22"/>
+          <w:szCs w:val="22"/>
+          <w:lang w:val="en-GB"/>
+        </w:rPr>
+        <w:t xml:space="preserve">, Bergen, NO; </w:t>
       </w:r>
       <w:r>
         <w:rPr>
@@ -1677,50 +1578,32 @@
           <w:iCs/>
           <w:sz w:val="22"/>
           <w:szCs w:val="22"/>
-          <w:lang w:val="en-GB"/>
-        </w:rPr>
-        <w:t>Econometric Models of Climate Change (EMCC)</w:t>
-      </w:r>
-      <w:r>
-        <w:rPr>
-          <w:sz w:val="22"/>
-          <w:szCs w:val="22"/>
-          <w:lang w:val="en-GB"/>
-        </w:rPr>
-        <w:t xml:space="preserve">, </w:t>
-      </w:r>
-      <w:r>
-        <w:rPr>
-          <w:sz w:val="22"/>
-          <w:szCs w:val="22"/>
-          <w:lang w:val="en-GB"/>
-        </w:rPr>
-        <w:t>Cambridge</w:t>
-      </w:r>
-      <w:r>
-        <w:rPr>
-          <w:sz w:val="22"/>
-          <w:szCs w:val="22"/>
-          <w:lang w:val="en-GB"/>
-        </w:rPr>
-        <w:t xml:space="preserve">, </w:t>
-      </w:r>
-      <w:r>
-        <w:rPr>
-          <w:sz w:val="22"/>
-          <w:szCs w:val="22"/>
-          <w:lang w:val="en-GB"/>
-        </w:rPr>
-        <w:t xml:space="preserve">UK </w:t>
-      </w:r>
-      <w:r>
-        <w:rPr>
-          <w:sz w:val="22"/>
-          <w:szCs w:val="22"/>
-          <w:lang w:val="en-GB"/>
-        </w:rPr>
-        <w:br/>
-      </w:r>
+          <w:lang w:val="en-US"/>
+        </w:rPr>
+        <w:t>ZEW-Conference on Energy and Environmental Economics (MCEE)</w:t>
+      </w:r>
+      <w:r>
+        <w:rPr>
+          <w:sz w:val="22"/>
+          <w:szCs w:val="22"/>
+          <w:lang w:val="en-US"/>
+        </w:rPr>
+        <w:t>, Mannheim, DE</w:t>
+      </w:r>
+    </w:p>
+    <w:p>
+      <w:pPr>
+        <w:tabs>
+          <w:tab w:val="left" w:pos="2410"/>
+        </w:tabs>
+        <w:spacing w:after="120" w:line="276" w:lineRule="auto"/>
+        <w:ind w:left="2410" w:hanging="2410"/>
+        <w:rPr>
+          <w:sz w:val="22"/>
+          <w:szCs w:val="22"/>
+          <w:lang w:val="en-GB"/>
+        </w:rPr>
+      </w:pPr>
       <w:r>
         <w:rPr>
           <w:i/>
@@ -1729,7 +1612,7 @@
           <w:szCs w:val="22"/>
           <w:lang w:val="en-GB"/>
         </w:rPr>
-        <w:t>French Association of Environmental and Resources Economists</w:t>
+        <w:t>2024</w:t>
       </w:r>
       <w:r>
         <w:rPr>
@@ -1739,7 +1622,7 @@
           <w:szCs w:val="22"/>
           <w:lang w:val="en-GB"/>
         </w:rPr>
-        <w:t xml:space="preserve"> (</w:t>
+        <w:tab/>
       </w:r>
       <w:r>
         <w:rPr>
@@ -1747,9 +1630,33 @@
           <w:iCs/>
           <w:sz w:val="22"/>
           <w:szCs w:val="22"/>
-          <w:lang w:val="en-GB"/>
-        </w:rPr>
-        <w:t>F</w:t>
+          <w:lang w:val="en-US"/>
+        </w:rPr>
+        <w:t>Annual Meeting of the Austrian Economic Association</w:t>
+      </w:r>
+      <w:r>
+        <w:rPr>
+          <w:sz w:val="22"/>
+          <w:szCs w:val="22"/>
+          <w:lang w:val="en-US"/>
+        </w:rPr>
+        <w:t xml:space="preserve">, Vienna, </w:t>
+      </w:r>
+      <w:r>
+        <w:rPr>
+          <w:sz w:val="22"/>
+          <w:szCs w:val="22"/>
+          <w:lang w:val="en-US"/>
+        </w:rPr>
+        <w:t>AT;</w:t>
+      </w:r>
+      <w:r>
+        <w:rPr>
+          <w:sz w:val="22"/>
+          <w:szCs w:val="22"/>
+          <w:lang w:val="en-US"/>
+        </w:rPr>
+        <w:br/>
       </w:r>
       <w:r>
         <w:rPr>
@@ -1759,23 +1666,23 @@
           <w:szCs w:val="22"/>
           <w:lang w:val="en-GB"/>
         </w:rPr>
-        <w:t>AERE)</w:t>
-      </w:r>
-      <w:r>
-        <w:rPr>
-          <w:sz w:val="22"/>
-          <w:szCs w:val="22"/>
-          <w:lang w:val="en-GB"/>
-        </w:rPr>
-        <w:t xml:space="preserve">, Strasbourg, </w:t>
-      </w:r>
-      <w:r>
-        <w:rPr>
-          <w:sz w:val="22"/>
-          <w:szCs w:val="22"/>
-          <w:lang w:val="en-GB"/>
-        </w:rPr>
-        <w:t>FR</w:t>
+        <w:t>Econometric Models of Climate Change (EMCC)</w:t>
+      </w:r>
+      <w:r>
+        <w:rPr>
+          <w:sz w:val="22"/>
+          <w:szCs w:val="22"/>
+          <w:lang w:val="en-GB"/>
+        </w:rPr>
+        <w:t xml:space="preserve">, Cambridge, UK </w:t>
+      </w:r>
+      <w:r>
+        <w:rPr>
+          <w:sz w:val="22"/>
+          <w:szCs w:val="22"/>
+          <w:lang w:val="en-GB"/>
+        </w:rPr>
+        <w:br/>
       </w:r>
       <w:r>
         <w:rPr>
@@ -1785,7 +1692,23 @@
           <w:szCs w:val="22"/>
           <w:lang w:val="en-GB"/>
         </w:rPr>
-        <w:t>;</w:t>
+        <w:t>French Association of Environmental and Resources Economists (FAERE)</w:t>
+      </w:r>
+      <w:r>
+        <w:rPr>
+          <w:sz w:val="22"/>
+          <w:szCs w:val="22"/>
+          <w:lang w:val="en-GB"/>
+        </w:rPr>
+        <w:t xml:space="preserve">, Strasbourg, </w:t>
+      </w:r>
+      <w:r>
+        <w:rPr>
+          <w:sz w:val="22"/>
+          <w:szCs w:val="22"/>
+          <w:lang w:val="en-GB"/>
+        </w:rPr>
+        <w:t>FR</w:t>
       </w:r>
       <w:r>
         <w:rPr>
@@ -1795,7 +1718,7 @@
           <w:szCs w:val="22"/>
           <w:lang w:val="en-GB"/>
         </w:rPr>
-        <w:br/>
+        <w:t>;</w:t>
       </w:r>
       <w:r>
         <w:rPr>
@@ -1805,7 +1728,7 @@
           <w:szCs w:val="22"/>
           <w:lang w:val="en-GB"/>
         </w:rPr>
-        <w:t xml:space="preserve">European </w:t>
+        <w:br/>
       </w:r>
       <w:r>
         <w:rPr>
@@ -1815,7 +1738,31 @@
           <w:szCs w:val="22"/>
           <w:lang w:val="en-GB"/>
         </w:rPr>
-        <w:t xml:space="preserve">Economic </w:t>
+        <w:t>European Economic Association (EEA),</w:t>
+      </w:r>
+      <w:r>
+        <w:rPr>
+          <w:sz w:val="22"/>
+          <w:szCs w:val="22"/>
+          <w:lang w:val="en-GB"/>
+        </w:rPr>
+        <w:t xml:space="preserve"> Rotterdam, </w:t>
+      </w:r>
+      <w:r>
+        <w:rPr>
+          <w:sz w:val="22"/>
+          <w:szCs w:val="22"/>
+          <w:lang w:val="en-GB"/>
+        </w:rPr>
+        <w:t>NL;</w:t>
+      </w:r>
+      <w:r>
+        <w:rPr>
+          <w:sz w:val="22"/>
+          <w:szCs w:val="22"/>
+          <w:lang w:val="en-GB"/>
+        </w:rPr>
+        <w:br/>
       </w:r>
       <w:r>
         <w:rPr>
@@ -1825,7 +1772,31 @@
           <w:szCs w:val="22"/>
           <w:lang w:val="en-GB"/>
         </w:rPr>
-        <w:t xml:space="preserve">Association </w:t>
+        <w:t>European Association of Environmental and Resource Economists (EAERE)</w:t>
+      </w:r>
+      <w:r>
+        <w:rPr>
+          <w:sz w:val="22"/>
+          <w:szCs w:val="22"/>
+          <w:lang w:val="en-GB"/>
+        </w:rPr>
+        <w:t xml:space="preserve">, Leuven, </w:t>
+      </w:r>
+      <w:r>
+        <w:rPr>
+          <w:sz w:val="22"/>
+          <w:szCs w:val="22"/>
+          <w:lang w:val="en-GB"/>
+        </w:rPr>
+        <w:t>BE;</w:t>
+      </w:r>
+      <w:r>
+        <w:rPr>
+          <w:sz w:val="22"/>
+          <w:szCs w:val="22"/>
+          <w:lang w:val="en-GB"/>
+        </w:rPr>
+        <w:br/>
       </w:r>
       <w:r>
         <w:rPr>
@@ -1835,32 +1806,56 @@
           <w:szCs w:val="22"/>
           <w:lang w:val="en-GB"/>
         </w:rPr>
-        <w:t>(EEA),</w:t>
-      </w:r>
-      <w:r>
-        <w:rPr>
-          <w:sz w:val="22"/>
-          <w:szCs w:val="22"/>
-          <w:lang w:val="en-GB"/>
-        </w:rPr>
-        <w:t xml:space="preserve"> Rotterdam, </w:t>
-      </w:r>
-      <w:r>
-        <w:rPr>
-          <w:sz w:val="22"/>
-          <w:szCs w:val="22"/>
-          <w:lang w:val="en-GB"/>
-        </w:rPr>
-        <w:t>NL;</w:t>
-      </w:r>
-      <w:r>
-        <w:rPr>
-          <w:sz w:val="22"/>
-          <w:szCs w:val="22"/>
-          <w:lang w:val="en-GB"/>
-        </w:rPr>
-        <w:br/>
-      </w:r>
+        <w:t>EAERE Summer School</w:t>
+      </w:r>
+      <w:r>
+        <w:rPr>
+          <w:sz w:val="22"/>
+          <w:szCs w:val="22"/>
+          <w:lang w:val="en-GB"/>
+        </w:rPr>
+        <w:t xml:space="preserve">, </w:t>
+      </w:r>
+      <w:proofErr w:type="spellStart"/>
+      <w:r>
+        <w:rPr>
+          <w:sz w:val="22"/>
+          <w:szCs w:val="22"/>
+          <w:lang w:val="en-GB"/>
+        </w:rPr>
+        <w:t>Seggau</w:t>
+      </w:r>
+      <w:proofErr w:type="spellEnd"/>
+      <w:r>
+        <w:rPr>
+          <w:sz w:val="22"/>
+          <w:szCs w:val="22"/>
+          <w:lang w:val="en-GB"/>
+        </w:rPr>
+        <w:t xml:space="preserve">, </w:t>
+      </w:r>
+      <w:r>
+        <w:rPr>
+          <w:sz w:val="22"/>
+          <w:szCs w:val="22"/>
+          <w:lang w:val="en-GB"/>
+        </w:rPr>
+        <w:t>AT</w:t>
+      </w:r>
+    </w:p>
+    <w:p>
+      <w:pPr>
+        <w:tabs>
+          <w:tab w:val="left" w:pos="2410"/>
+        </w:tabs>
+        <w:spacing w:after="120" w:line="276" w:lineRule="auto"/>
+        <w:ind w:left="2410" w:hanging="2410"/>
+        <w:rPr>
+          <w:sz w:val="22"/>
+          <w:szCs w:val="22"/>
+          <w:lang w:val="en-GB"/>
+        </w:rPr>
+      </w:pPr>
       <w:r>
         <w:rPr>
           <w:i/>
@@ -1869,31 +1864,7 @@
           <w:szCs w:val="22"/>
           <w:lang w:val="en-GB"/>
         </w:rPr>
-        <w:t>European Association of Environmental and Resource Economists (EAERE)</w:t>
-      </w:r>
-      <w:r>
-        <w:rPr>
-          <w:sz w:val="22"/>
-          <w:szCs w:val="22"/>
-          <w:lang w:val="en-GB"/>
-        </w:rPr>
-        <w:t xml:space="preserve">, Leuven, </w:t>
-      </w:r>
-      <w:r>
-        <w:rPr>
-          <w:sz w:val="22"/>
-          <w:szCs w:val="22"/>
-          <w:lang w:val="en-GB"/>
-        </w:rPr>
-        <w:t>BE;</w:t>
-      </w:r>
-      <w:r>
-        <w:rPr>
-          <w:sz w:val="22"/>
-          <w:szCs w:val="22"/>
-          <w:lang w:val="en-GB"/>
-        </w:rPr>
-        <w:br/>
+        <w:t>2023</w:t>
       </w:r>
       <w:r>
         <w:rPr>
@@ -1903,7 +1874,32 @@
           <w:szCs w:val="22"/>
           <w:lang w:val="en-GB"/>
         </w:rPr>
-        <w:t>EAERE</w:t>
+        <w:tab/>
+        <w:t>Econometric Models of Climate Change (EMCC)</w:t>
+      </w:r>
+      <w:r>
+        <w:rPr>
+          <w:sz w:val="22"/>
+          <w:szCs w:val="22"/>
+          <w:lang w:val="en-GB"/>
+        </w:rPr>
+        <w:t xml:space="preserve">, Amsterdam, </w:t>
+      </w:r>
+      <w:r>
+        <w:rPr>
+          <w:sz w:val="22"/>
+          <w:szCs w:val="22"/>
+          <w:lang w:val="en-GB"/>
+        </w:rPr>
+        <w:t>NL;</w:t>
+      </w:r>
+      <w:r>
+        <w:rPr>
+          <w:sz w:val="22"/>
+          <w:szCs w:val="22"/>
+          <w:lang w:val="en-GB"/>
+        </w:rPr>
+        <w:br/>
       </w:r>
       <w:r>
         <w:rPr>
@@ -1911,9 +1907,53 @@
           <w:iCs/>
           <w:sz w:val="22"/>
           <w:szCs w:val="22"/>
-          <w:lang w:val="en-GB"/>
-        </w:rPr>
-        <w:t xml:space="preserve"> Summer School</w:t>
+          <w:lang w:val="en-US"/>
+        </w:rPr>
+        <w:t>Annual Meeting of the Austrian Economic Association</w:t>
+      </w:r>
+      <w:r>
+        <w:rPr>
+          <w:sz w:val="22"/>
+          <w:szCs w:val="22"/>
+          <w:lang w:val="en-US"/>
+        </w:rPr>
+        <w:t xml:space="preserve">, Salzburg, </w:t>
+      </w:r>
+      <w:r>
+        <w:rPr>
+          <w:sz w:val="22"/>
+          <w:szCs w:val="22"/>
+          <w:lang w:val="en-US"/>
+        </w:rPr>
+        <w:t>AT;</w:t>
+      </w:r>
+      <w:r>
+        <w:rPr>
+          <w:sz w:val="22"/>
+          <w:szCs w:val="22"/>
+          <w:lang w:val="en-US"/>
+        </w:rPr>
+        <w:br/>
+      </w:r>
+      <w:r>
+        <w:rPr>
+          <w:i/>
+          <w:iCs/>
+          <w:sz w:val="22"/>
+          <w:szCs w:val="22"/>
+          <w:lang w:val="en-GB"/>
+        </w:rPr>
+        <w:t>EAER</w:t>
+      </w:r>
+      <w:r>
+        <w:rPr>
+          <w:i/>
+          <w:iCs/>
+          <w:sz w:val="22"/>
+          <w:szCs w:val="22"/>
+          <w:lang w:val="en-GB"/>
+        </w:rPr>
+        <w:t>E</w:t>
       </w:r>
       <w:r>
         <w:rPr>
@@ -1923,21 +1963,97 @@
         </w:rPr>
         <w:t xml:space="preserve">, </w:t>
       </w:r>
+      <w:r>
+        <w:rPr>
+          <w:sz w:val="22"/>
+          <w:szCs w:val="22"/>
+          <w:lang w:val="en-GB"/>
+        </w:rPr>
+        <w:t xml:space="preserve">Limassol, </w:t>
+      </w:r>
+      <w:r>
+        <w:rPr>
+          <w:sz w:val="22"/>
+          <w:szCs w:val="22"/>
+          <w:lang w:val="en-GB"/>
+        </w:rPr>
+        <w:t>CY;</w:t>
+      </w:r>
+      <w:r>
+        <w:rPr>
+          <w:sz w:val="22"/>
+          <w:szCs w:val="22"/>
+          <w:lang w:val="en-GB"/>
+        </w:rPr>
+        <w:br/>
+      </w:r>
+      <w:r>
+        <w:rPr>
+          <w:i/>
+          <w:iCs/>
+          <w:sz w:val="22"/>
+          <w:szCs w:val="22"/>
+          <w:lang w:val="en-US"/>
+        </w:rPr>
+        <w:t xml:space="preserve">International Conference on Economic Modeling and Data </w:t>
+      </w:r>
       <w:proofErr w:type="spellStart"/>
       <w:r>
         <w:rPr>
-          <w:sz w:val="22"/>
-          <w:szCs w:val="22"/>
-          <w:lang w:val="en-GB"/>
-        </w:rPr>
-        <w:t>Seggau</w:t>
+          <w:i/>
+          <w:iCs/>
+          <w:sz w:val="22"/>
+          <w:szCs w:val="22"/>
+          <w:lang w:val="en-US"/>
+        </w:rPr>
+        <w:t>Sciene</w:t>
       </w:r>
       <w:proofErr w:type="spellEnd"/>
       <w:r>
         <w:rPr>
-          <w:sz w:val="22"/>
-          <w:szCs w:val="22"/>
-          <w:lang w:val="en-GB"/>
+          <w:i/>
+          <w:iCs/>
+          <w:sz w:val="22"/>
+          <w:szCs w:val="22"/>
+          <w:lang w:val="en-US"/>
+        </w:rPr>
+        <w:t xml:space="preserve"> (</w:t>
+      </w:r>
+      <w:proofErr w:type="spellStart"/>
+      <w:r>
+        <w:rPr>
+          <w:i/>
+          <w:iCs/>
+          <w:sz w:val="22"/>
+          <w:szCs w:val="22"/>
+          <w:lang w:val="en-US"/>
+        </w:rPr>
+        <w:t>EcoMod</w:t>
+      </w:r>
+      <w:proofErr w:type="spellEnd"/>
+      <w:r>
+        <w:rPr>
+          <w:i/>
+          <w:iCs/>
+          <w:sz w:val="22"/>
+          <w:szCs w:val="22"/>
+          <w:lang w:val="en-US"/>
+        </w:rPr>
+        <w:t>)</w:t>
+      </w:r>
+      <w:r>
+        <w:rPr>
+          <w:sz w:val="22"/>
+          <w:szCs w:val="22"/>
+          <w:lang w:val="en-US"/>
+        </w:rPr>
+        <w:t>, Prague</w:t>
+      </w:r>
+      <w:r>
+        <w:rPr>
+          <w:sz w:val="22"/>
+          <w:szCs w:val="22"/>
+          <w:lang w:val="en-US"/>
         </w:rPr>
         <w:t xml:space="preserve">, </w:t>
       </w:r>
@@ -1945,9 +2061,9 @@
         <w:rPr>
           <w:sz w:val="22"/>
           <w:szCs w:val="22"/>
-          <w:lang w:val="en-GB"/>
-        </w:rPr>
-        <w:t>AT</w:t>
+          <w:lang w:val="en-US"/>
+        </w:rPr>
+        <w:t>CZ</w:t>
       </w:r>
     </w:p>
     <w:p>
@@ -1960,18 +2076,58 @@
         <w:rPr>
           <w:sz w:val="22"/>
           <w:szCs w:val="22"/>
-          <w:lang w:val="en-GB"/>
-        </w:rPr>
-      </w:pPr>
+          <w:lang w:val="en-US"/>
+        </w:rPr>
+      </w:pPr>
+      <w:r>
+        <w:rPr>
+          <w:sz w:val="22"/>
+          <w:szCs w:val="22"/>
+          <w:lang w:val="en-US"/>
+        </w:rPr>
+        <w:t>2022</w:t>
+      </w:r>
+      <w:r>
+        <w:rPr>
+          <w:sz w:val="22"/>
+          <w:szCs w:val="22"/>
+          <w:lang w:val="en-US"/>
+        </w:rPr>
+        <w:tab/>
+      </w:r>
       <w:r>
         <w:rPr>
           <w:i/>
           <w:iCs/>
           <w:sz w:val="22"/>
           <w:szCs w:val="22"/>
-          <w:lang w:val="en-GB"/>
-        </w:rPr>
-        <w:t>2023</w:t>
+          <w:lang w:val="en-US"/>
+        </w:rPr>
+        <w:t>Environmental Protection and Sustainability Forum (EPSF)</w:t>
+      </w:r>
+      <w:r>
+        <w:rPr>
+          <w:sz w:val="22"/>
+          <w:szCs w:val="22"/>
+          <w:lang w:val="en-US"/>
+        </w:rPr>
+        <w:t xml:space="preserve">, Graz, </w:t>
+      </w:r>
+      <w:r>
+        <w:rPr>
+          <w:sz w:val="22"/>
+          <w:szCs w:val="22"/>
+          <w:lang w:val="en-US"/>
+        </w:rPr>
+        <w:t xml:space="preserve">AT; </w:t>
+      </w:r>
+      <w:r>
+        <w:rPr>
+          <w:sz w:val="22"/>
+          <w:szCs w:val="22"/>
+          <w:lang w:val="en-US"/>
+        </w:rPr>
+        <w:br/>
       </w:r>
       <w:r>
         <w:rPr>
@@ -1979,51 +2135,11 @@
           <w:iCs/>
           <w:sz w:val="22"/>
           <w:szCs w:val="22"/>
-          <w:lang w:val="en-GB"/>
-        </w:rPr>
-        <w:tab/>
-        <w:t>Econometric Models of Climate Change (EMCC)</w:t>
-      </w:r>
-      <w:r>
-        <w:rPr>
-          <w:sz w:val="22"/>
-          <w:szCs w:val="22"/>
-          <w:lang w:val="en-GB"/>
-        </w:rPr>
-        <w:t>, Amsterda</w:t>
-      </w:r>
-      <w:r>
-        <w:rPr>
-          <w:sz w:val="22"/>
-          <w:szCs w:val="22"/>
-          <w:lang w:val="en-GB"/>
-        </w:rPr>
-        <w:t>m</w:t>
-      </w:r>
-      <w:r>
-        <w:rPr>
-          <w:sz w:val="22"/>
-          <w:szCs w:val="22"/>
-          <w:lang w:val="en-GB"/>
-        </w:rPr>
-        <w:t xml:space="preserve">, </w:t>
-      </w:r>
-      <w:r>
-        <w:rPr>
-          <w:sz w:val="22"/>
-          <w:szCs w:val="22"/>
-          <w:lang w:val="en-GB"/>
-        </w:rPr>
-        <w:t>NL;</w:t>
-      </w:r>
-      <w:r>
-        <w:rPr>
-          <w:sz w:val="22"/>
-          <w:szCs w:val="22"/>
-          <w:lang w:val="en-GB"/>
-        </w:rPr>
-        <w:br/>
-      </w:r>
+          <w:lang w:val="en-US"/>
+        </w:rPr>
+        <w:t xml:space="preserve">AURÖ </w:t>
+      </w:r>
+      <w:proofErr w:type="spellStart"/>
       <w:r>
         <w:rPr>
           <w:i/>
@@ -2032,100 +2148,31 @@
           <w:szCs w:val="22"/>
           <w:lang w:val="en-US"/>
         </w:rPr>
-        <w:t>Annual Meeting of the Austrian Economic Association</w:t>
-      </w:r>
-      <w:r>
-        <w:rPr>
-          <w:sz w:val="22"/>
-          <w:szCs w:val="22"/>
-          <w:lang w:val="en-US"/>
-        </w:rPr>
-        <w:t xml:space="preserve">, </w:t>
-      </w:r>
-      <w:r>
-        <w:rPr>
-          <w:sz w:val="22"/>
-          <w:szCs w:val="22"/>
-          <w:lang w:val="en-US"/>
-        </w:rPr>
-        <w:t>Salzburg</w:t>
-      </w:r>
-      <w:r>
-        <w:rPr>
-          <w:sz w:val="22"/>
-          <w:szCs w:val="22"/>
-          <w:lang w:val="en-US"/>
-        </w:rPr>
-        <w:t xml:space="preserve">, </w:t>
-      </w:r>
-      <w:r>
-        <w:rPr>
-          <w:sz w:val="22"/>
-          <w:szCs w:val="22"/>
-          <w:lang w:val="en-US"/>
-        </w:rPr>
-        <w:t>AT;</w:t>
-      </w:r>
-      <w:r>
-        <w:rPr>
-          <w:sz w:val="22"/>
-          <w:szCs w:val="22"/>
-          <w:lang w:val="en-US"/>
-        </w:rPr>
-        <w:br/>
-      </w:r>
+        <w:t>Nachwuchsworkshop</w:t>
+      </w:r>
+      <w:proofErr w:type="spellEnd"/>
       <w:r>
         <w:rPr>
           <w:i/>
           <w:iCs/>
           <w:sz w:val="22"/>
           <w:szCs w:val="22"/>
-          <w:lang w:val="en-GB"/>
-        </w:rPr>
-        <w:t>EAER</w:t>
-      </w:r>
+          <w:lang w:val="en-US"/>
+        </w:rPr>
+        <w:t xml:space="preserve"> Umwelt- und </w:t>
+      </w:r>
+      <w:proofErr w:type="spellStart"/>
       <w:r>
         <w:rPr>
           <w:i/>
           <w:iCs/>
           <w:sz w:val="22"/>
           <w:szCs w:val="22"/>
-          <w:lang w:val="en-GB"/>
-        </w:rPr>
-        <w:t>E</w:t>
-      </w:r>
-      <w:r>
-        <w:rPr>
-          <w:sz w:val="22"/>
-          <w:szCs w:val="22"/>
-          <w:lang w:val="en-GB"/>
-        </w:rPr>
-        <w:t xml:space="preserve">, </w:t>
-      </w:r>
-      <w:r>
-        <w:rPr>
-          <w:sz w:val="22"/>
-          <w:szCs w:val="22"/>
-          <w:lang w:val="en-GB"/>
-        </w:rPr>
-        <w:t xml:space="preserve">Limassol, </w:t>
-      </w:r>
-      <w:r>
-        <w:rPr>
-          <w:sz w:val="22"/>
-          <w:szCs w:val="22"/>
-          <w:lang w:val="en-GB"/>
-        </w:rPr>
-        <w:t>CY;</w:t>
-      </w:r>
-      <w:r>
-        <w:rPr>
-          <w:sz w:val="22"/>
-          <w:szCs w:val="22"/>
-          <w:lang w:val="en-GB"/>
-        </w:rPr>
-        <w:br/>
-      </w:r>
+          <w:lang w:val="en-US"/>
+        </w:rPr>
+        <w:t>Ressourenökonomie</w:t>
+      </w:r>
+      <w:proofErr w:type="spellEnd"/>
       <w:r>
         <w:rPr>
           <w:i/>
@@ -2134,9 +2181,8 @@
           <w:szCs w:val="22"/>
           <w:lang w:val="en-US"/>
         </w:rPr>
-        <w:t xml:space="preserve">International Conference on Economic Modeling and Data </w:t>
-      </w:r>
-      <w:proofErr w:type="spellStart"/>
+        <w:t xml:space="preserve">, Graz, </w:t>
+      </w:r>
       <w:r>
         <w:rPr>
           <w:i/>
@@ -2145,9 +2191,24 @@
           <w:szCs w:val="22"/>
           <w:lang w:val="en-US"/>
         </w:rPr>
-        <w:t>Sciene</w:t>
-      </w:r>
-      <w:proofErr w:type="spellEnd"/>
+        <w:t>AT</w:t>
+      </w:r>
+      <w:r>
+        <w:rPr>
+          <w:sz w:val="22"/>
+          <w:szCs w:val="22"/>
+          <w:lang w:val="en-US"/>
+        </w:rPr>
+        <w:t>;</w:t>
+      </w:r>
+      <w:r>
+        <w:rPr>
+          <w:sz w:val="22"/>
+          <w:szCs w:val="22"/>
+          <w:lang w:val="en-US"/>
+        </w:rPr>
+        <w:br/>
+      </w:r>
       <w:r>
         <w:rPr>
           <w:i/>
@@ -2156,7 +2217,31 @@
           <w:szCs w:val="22"/>
           <w:lang w:val="en-US"/>
         </w:rPr>
-        <w:t xml:space="preserve"> (</w:t>
+        <w:t>Annual Meeting of the Austrian Economic Association</w:t>
+      </w:r>
+      <w:r>
+        <w:rPr>
+          <w:sz w:val="22"/>
+          <w:szCs w:val="22"/>
+          <w:lang w:val="en-US"/>
+        </w:rPr>
+        <w:t xml:space="preserve">, Vienna, </w:t>
+      </w:r>
+      <w:r>
+        <w:rPr>
+          <w:sz w:val="22"/>
+          <w:szCs w:val="22"/>
+          <w:lang w:val="en-US"/>
+        </w:rPr>
+        <w:t>AT;</w:t>
+      </w:r>
+      <w:r>
+        <w:rPr>
+          <w:sz w:val="22"/>
+          <w:szCs w:val="22"/>
+          <w:lang w:val="en-US"/>
+        </w:rPr>
+        <w:br/>
       </w:r>
       <w:proofErr w:type="spellStart"/>
       <w:r>
@@ -2167,7 +2252,7 @@
           <w:szCs w:val="22"/>
           <w:lang w:val="en-US"/>
         </w:rPr>
-        <w:t>EcoMod</w:t>
+        <w:t>Österreichischer</w:t>
       </w:r>
       <w:proofErr w:type="spellEnd"/>
       <w:r>
@@ -2178,62 +2263,9 @@
           <w:szCs w:val="22"/>
           <w:lang w:val="en-US"/>
         </w:rPr>
-        <w:t>)</w:t>
-      </w:r>
-      <w:r>
-        <w:rPr>
-          <w:sz w:val="22"/>
-          <w:szCs w:val="22"/>
-          <w:lang w:val="en-US"/>
-        </w:rPr>
-        <w:t>, Prague</w:t>
-      </w:r>
-      <w:r>
-        <w:rPr>
-          <w:sz w:val="22"/>
-          <w:szCs w:val="22"/>
-          <w:lang w:val="en-US"/>
-        </w:rPr>
-        <w:t xml:space="preserve">, </w:t>
-      </w:r>
-      <w:r>
-        <w:rPr>
-          <w:sz w:val="22"/>
-          <w:szCs w:val="22"/>
-          <w:lang w:val="en-US"/>
-        </w:rPr>
-        <w:t>CZ</w:t>
-      </w:r>
-    </w:p>
-    <w:p>
-      <w:pPr>
-        <w:tabs>
-          <w:tab w:val="left" w:pos="2410"/>
-        </w:tabs>
-        <w:spacing w:after="120" w:line="276" w:lineRule="auto"/>
-        <w:ind w:left="2410" w:hanging="2410"/>
-        <w:rPr>
-          <w:sz w:val="22"/>
-          <w:szCs w:val="22"/>
-          <w:lang w:val="en-US"/>
-        </w:rPr>
-      </w:pPr>
-      <w:r>
-        <w:rPr>
-          <w:sz w:val="22"/>
-          <w:szCs w:val="22"/>
-          <w:lang w:val="en-US"/>
-        </w:rPr>
-        <w:t>2022</w:t>
-      </w:r>
-      <w:r>
-        <w:rPr>
-          <w:sz w:val="22"/>
-          <w:szCs w:val="22"/>
-          <w:lang w:val="en-US"/>
-        </w:rPr>
-        <w:tab/>
-      </w:r>
+        <w:t xml:space="preserve"> </w:t>
+      </w:r>
+      <w:proofErr w:type="spellStart"/>
       <w:r>
         <w:rPr>
           <w:i/>
@@ -2242,32 +2274,9 @@
           <w:szCs w:val="22"/>
           <w:lang w:val="en-US"/>
         </w:rPr>
-        <w:t>Environmental Protection and Sustainability Forum (EPSF)</w:t>
-      </w:r>
-      <w:r>
-        <w:rPr>
-          <w:sz w:val="22"/>
-          <w:szCs w:val="22"/>
-          <w:lang w:val="en-US"/>
-        </w:rPr>
-        <w:t xml:space="preserve">, Graz, </w:t>
-      </w:r>
-      <w:r>
-        <w:rPr>
-          <w:sz w:val="22"/>
-          <w:szCs w:val="22"/>
-          <w:lang w:val="en-US"/>
-        </w:rPr>
-        <w:t xml:space="preserve">AT; </w:t>
-      </w:r>
-      <w:r>
-        <w:rPr>
-          <w:sz w:val="22"/>
-          <w:szCs w:val="22"/>
-          <w:lang w:val="en-US"/>
-        </w:rPr>
-        <w:br/>
-      </w:r>
+        <w:t>Klimatag</w:t>
+      </w:r>
+      <w:proofErr w:type="spellEnd"/>
       <w:r>
         <w:rPr>
           <w:i/>
@@ -2276,9 +2285,32 @@
           <w:szCs w:val="22"/>
           <w:lang w:val="en-US"/>
         </w:rPr>
-        <w:t xml:space="preserve">AURÖ </w:t>
-      </w:r>
-      <w:proofErr w:type="spellStart"/>
+        <w:t xml:space="preserve"> 2022</w:t>
+      </w:r>
+      <w:r>
+        <w:rPr>
+          <w:sz w:val="22"/>
+          <w:szCs w:val="22"/>
+          <w:lang w:val="en-US"/>
+        </w:rPr>
+        <w:t xml:space="preserve">, Vienna, </w:t>
+      </w:r>
+      <w:r>
+        <w:rPr>
+          <w:sz w:val="22"/>
+          <w:szCs w:val="22"/>
+          <w:lang w:val="en-US"/>
+        </w:rPr>
+        <w:t>AT;</w:t>
+      </w:r>
+      <w:r>
+        <w:rPr>
+          <w:sz w:val="22"/>
+          <w:szCs w:val="22"/>
+          <w:lang w:val="en-US"/>
+        </w:rPr>
+        <w:br/>
+      </w:r>
       <w:r>
         <w:rPr>
           <w:i/>
@@ -2287,9 +2319,8 @@
           <w:szCs w:val="22"/>
           <w:lang w:val="en-US"/>
         </w:rPr>
-        <w:t>Nachwuchsworkshop</w:t>
-      </w:r>
-      <w:proofErr w:type="spellEnd"/>
+        <w:t>Klagenfurt-Bielefeld Summer School</w:t>
+      </w:r>
       <w:r>
         <w:rPr>
           <w:i/>
@@ -2298,194 +2329,24 @@
           <w:szCs w:val="22"/>
           <w:lang w:val="en-US"/>
         </w:rPr>
-        <w:t xml:space="preserve"> Umwelt- und </w:t>
-      </w:r>
-      <w:proofErr w:type="spellStart"/>
-      <w:r>
-        <w:rPr>
-          <w:i/>
-          <w:iCs/>
-          <w:sz w:val="22"/>
-          <w:szCs w:val="22"/>
-          <w:lang w:val="en-US"/>
-        </w:rPr>
-        <w:t>Ressourenökonomie</w:t>
-      </w:r>
-      <w:proofErr w:type="spellEnd"/>
-      <w:r>
-        <w:rPr>
-          <w:i/>
-          <w:iCs/>
-          <w:sz w:val="22"/>
-          <w:szCs w:val="22"/>
-          <w:lang w:val="en-US"/>
-        </w:rPr>
-        <w:t xml:space="preserve">, Graz, </w:t>
-      </w:r>
-      <w:r>
-        <w:rPr>
-          <w:i/>
-          <w:iCs/>
+        <w:t xml:space="preserve"> on Modern Topics in Time Series Analysis</w:t>
+      </w:r>
+      <w:r>
+        <w:rPr>
+          <w:sz w:val="22"/>
+          <w:szCs w:val="22"/>
+          <w:lang w:val="en-US"/>
+        </w:rPr>
+        <w:t xml:space="preserve">, Klagenfurt, </w:t>
+      </w:r>
+      <w:r>
+        <w:rPr>
           <w:sz w:val="22"/>
           <w:szCs w:val="22"/>
           <w:lang w:val="en-US"/>
         </w:rPr>
         <w:t>AT</w:t>
       </w:r>
-      <w:r>
-        <w:rPr>
-          <w:sz w:val="22"/>
-          <w:szCs w:val="22"/>
-          <w:lang w:val="en-US"/>
-        </w:rPr>
-        <w:t>;</w:t>
-      </w:r>
-      <w:r>
-        <w:rPr>
-          <w:sz w:val="22"/>
-          <w:szCs w:val="22"/>
-          <w:lang w:val="en-US"/>
-        </w:rPr>
-        <w:br/>
-      </w:r>
-      <w:r>
-        <w:rPr>
-          <w:i/>
-          <w:iCs/>
-          <w:sz w:val="22"/>
-          <w:szCs w:val="22"/>
-          <w:lang w:val="en-US"/>
-        </w:rPr>
-        <w:t>Annual Meeting of the Austrian Economic Association</w:t>
-      </w:r>
-      <w:r>
-        <w:rPr>
-          <w:sz w:val="22"/>
-          <w:szCs w:val="22"/>
-          <w:lang w:val="en-US"/>
-        </w:rPr>
-        <w:t xml:space="preserve">, Vienna, </w:t>
-      </w:r>
-      <w:r>
-        <w:rPr>
-          <w:sz w:val="22"/>
-          <w:szCs w:val="22"/>
-          <w:lang w:val="en-US"/>
-        </w:rPr>
-        <w:t>AT;</w:t>
-      </w:r>
-      <w:r>
-        <w:rPr>
-          <w:sz w:val="22"/>
-          <w:szCs w:val="22"/>
-          <w:lang w:val="en-US"/>
-        </w:rPr>
-        <w:br/>
-      </w:r>
-      <w:proofErr w:type="spellStart"/>
-      <w:r>
-        <w:rPr>
-          <w:i/>
-          <w:iCs/>
-          <w:sz w:val="22"/>
-          <w:szCs w:val="22"/>
-          <w:lang w:val="en-US"/>
-        </w:rPr>
-        <w:t>Österreichischer</w:t>
-      </w:r>
-      <w:proofErr w:type="spellEnd"/>
-      <w:r>
-        <w:rPr>
-          <w:i/>
-          <w:iCs/>
-          <w:sz w:val="22"/>
-          <w:szCs w:val="22"/>
-          <w:lang w:val="en-US"/>
-        </w:rPr>
-        <w:t xml:space="preserve"> </w:t>
-      </w:r>
-      <w:proofErr w:type="spellStart"/>
-      <w:r>
-        <w:rPr>
-          <w:i/>
-          <w:iCs/>
-          <w:sz w:val="22"/>
-          <w:szCs w:val="22"/>
-          <w:lang w:val="en-US"/>
-        </w:rPr>
-        <w:t>Klimatag</w:t>
-      </w:r>
-      <w:proofErr w:type="spellEnd"/>
-      <w:r>
-        <w:rPr>
-          <w:i/>
-          <w:iCs/>
-          <w:sz w:val="22"/>
-          <w:szCs w:val="22"/>
-          <w:lang w:val="en-US"/>
-        </w:rPr>
-        <w:t xml:space="preserve"> 2022</w:t>
-      </w:r>
-      <w:r>
-        <w:rPr>
-          <w:sz w:val="22"/>
-          <w:szCs w:val="22"/>
-          <w:lang w:val="en-US"/>
-        </w:rPr>
-        <w:t xml:space="preserve">, Vienna, </w:t>
-      </w:r>
-      <w:r>
-        <w:rPr>
-          <w:sz w:val="22"/>
-          <w:szCs w:val="22"/>
-          <w:lang w:val="en-US"/>
-        </w:rPr>
-        <w:t>AT;</w:t>
-      </w:r>
-      <w:r>
-        <w:rPr>
-          <w:sz w:val="22"/>
-          <w:szCs w:val="22"/>
-          <w:lang w:val="en-US"/>
-        </w:rPr>
-        <w:br/>
-      </w:r>
-      <w:r>
-        <w:rPr>
-          <w:i/>
-          <w:iCs/>
-          <w:sz w:val="22"/>
-          <w:szCs w:val="22"/>
-          <w:lang w:val="en-US"/>
-        </w:rPr>
-        <w:t>Klagenfurt-Bielefeld Summer School</w:t>
-      </w:r>
-      <w:r>
-        <w:rPr>
-          <w:i/>
-          <w:iCs/>
-          <w:sz w:val="22"/>
-          <w:szCs w:val="22"/>
-          <w:lang w:val="en-US"/>
-        </w:rPr>
-        <w:t xml:space="preserve"> on Modern Topics in Time Series Analysis</w:t>
-      </w:r>
-      <w:r>
-        <w:rPr>
-          <w:sz w:val="22"/>
-          <w:szCs w:val="22"/>
-          <w:lang w:val="en-US"/>
-        </w:rPr>
-        <w:t xml:space="preserve">, Klagenfurt, </w:t>
-      </w:r>
-      <w:r>
-        <w:rPr>
-          <w:sz w:val="22"/>
-          <w:szCs w:val="22"/>
-          <w:lang w:val="en-US"/>
-        </w:rPr>
-        <w:t>AT</w:t>
-      </w:r>
     </w:p>
     <w:p>
       <w:pPr>
@@ -2494,8 +2355,8 @@
         </w:tabs>
         <w:spacing w:line="276" w:lineRule="auto"/>
         <w:rPr>
-          <w:sz w:val="18"/>
-          <w:szCs w:val="18"/>
+          <w:sz w:val="22"/>
+          <w:szCs w:val="22"/>
           <w:lang w:val="en-US"/>
         </w:rPr>
       </w:pPr>
@@ -2588,7 +2449,23 @@
           <w:szCs w:val="22"/>
           <w:lang w:val="en-GB"/>
         </w:rPr>
-        <w:t>Econometrics 2 (Bachelor, German)</w:t>
+        <w:t xml:space="preserve">Econometrics </w:t>
+      </w:r>
+      <w:r>
+        <w:rPr>
+          <w:sz w:val="22"/>
+          <w:szCs w:val="22"/>
+          <w:lang w:val="en-GB"/>
+        </w:rPr>
+        <w:t xml:space="preserve">1 &amp; </w:t>
+      </w:r>
+      <w:r>
+        <w:rPr>
+          <w:sz w:val="22"/>
+          <w:szCs w:val="22"/>
+          <w:lang w:val="en-GB"/>
+        </w:rPr>
+        <w:t>2 (Bachelor, German)</w:t>
       </w:r>
     </w:p>
     <w:p>
@@ -2642,8 +2519,8 @@
         </w:tabs>
         <w:spacing w:line="276" w:lineRule="auto"/>
         <w:rPr>
-          <w:sz w:val="18"/>
-          <w:szCs w:val="18"/>
+          <w:sz w:val="22"/>
+          <w:szCs w:val="22"/>
           <w:lang w:val="en-US"/>
         </w:rPr>
       </w:pPr>
@@ -2667,14 +2544,7 @@
           <w:b/>
           <w:lang w:val="en-GB"/>
         </w:rPr>
-        <w:t xml:space="preserve">Research </w:t>
-      </w:r>
-      <w:r>
-        <w:rPr>
-          <w:b/>
-          <w:lang w:val="en-GB"/>
-        </w:rPr>
-        <w:t>Projects</w:t>
+        <w:t>Acquired Funding</w:t>
       </w:r>
     </w:p>
     <w:p>
@@ -2703,23 +2573,15 @@
           <w:szCs w:val="22"/>
           <w:lang w:val="en-US"/>
         </w:rPr>
-        <w:t>4</w:t>
-      </w:r>
-      <w:r>
-        <w:rPr>
-          <w:sz w:val="22"/>
-          <w:szCs w:val="22"/>
-          <w:lang w:val="en-US"/>
-        </w:rPr>
-        <w:t>-</w:t>
-      </w:r>
-      <w:r>
-        <w:rPr>
-          <w:sz w:val="22"/>
-          <w:szCs w:val="22"/>
-          <w:lang w:val="en-US"/>
-        </w:rPr>
-        <w:t>2027</w:t>
+        <w:t>5</w:t>
+      </w:r>
+      <w:r>
+        <w:rPr>
+          <w:sz w:val="22"/>
+          <w:szCs w:val="22"/>
+          <w:lang w:val="en-US"/>
+        </w:rPr>
+        <w:t>-present</w:t>
       </w:r>
       <w:r>
         <w:rPr>
@@ -2750,6 +2612,7 @@
           <w:szCs w:val="22"/>
           <w:lang w:val="en-US"/>
         </w:rPr>
+        <w:lastRenderedPageBreak/>
         <w:t xml:space="preserve">Title: </w:t>
       </w:r>
       <w:proofErr w:type="spellStart"/>
@@ -2808,63 +2671,7 @@
           <w:szCs w:val="22"/>
           <w:lang w:val="en-US"/>
         </w:rPr>
-        <w:t>Funded by</w:t>
-      </w:r>
-      <w:r>
-        <w:rPr>
-          <w:sz w:val="22"/>
-          <w:szCs w:val="22"/>
-          <w:lang w:val="en-US"/>
-        </w:rPr>
-        <w:t xml:space="preserve"> the Austrian Academy of Sciences’ funding program (funding</w:t>
-      </w:r>
-      <w:r>
-        <w:rPr>
-          <w:sz w:val="22"/>
-          <w:szCs w:val="22"/>
-          <w:lang w:val="en-US"/>
-        </w:rPr>
-        <w:t xml:space="preserve"> amount</w:t>
-      </w:r>
-      <w:r>
-        <w:rPr>
-          <w:sz w:val="22"/>
-          <w:szCs w:val="22"/>
-          <w:lang w:val="en-US"/>
-        </w:rPr>
-        <w:t>: ~300,000 EUR)</w:t>
-      </w:r>
-      <w:r>
-        <w:rPr>
-          <w:sz w:val="22"/>
-          <w:szCs w:val="22"/>
-          <w:lang w:val="en-US"/>
-        </w:rPr>
-        <w:t xml:space="preserve"> and partly funded by </w:t>
-      </w:r>
-      <w:r>
-        <w:rPr>
-          <w:sz w:val="22"/>
-          <w:szCs w:val="22"/>
-          <w:lang w:val="en-US"/>
-        </w:rPr>
-        <w:t xml:space="preserve">the </w:t>
-      </w:r>
-      <w:r>
-        <w:rPr>
-          <w:sz w:val="22"/>
-          <w:szCs w:val="22"/>
-          <w:lang w:val="en-US"/>
-        </w:rPr>
-        <w:t>Provincial Government of Styria</w:t>
-      </w:r>
-      <w:r>
-        <w:rPr>
-          <w:sz w:val="22"/>
-          <w:szCs w:val="22"/>
-          <w:lang w:val="en-US"/>
-        </w:rPr>
-        <w:t xml:space="preserve"> and the University of Graz</w:t>
+        <w:t>Austrian Academy of Sciences’ funding program (300,000 EUR)</w:t>
       </w:r>
     </w:p>
     <w:p>
@@ -2904,7 +2711,7 @@
           <w:szCs w:val="22"/>
           <w:lang w:val="en-US"/>
         </w:rPr>
-        <w:t xml:space="preserve"> (University of Graz), Andrea Weber (CEU),</w:t>
+        <w:t xml:space="preserve"> (University of Graz), Andrea Weber (CEU), Jos van Ommeren (VU Amsterdam)</w:t>
       </w:r>
     </w:p>
     <w:p>
@@ -2913,227 +2720,9 @@
           <w:tab w:val="left" w:pos="2410"/>
         </w:tabs>
         <w:spacing w:line="276" w:lineRule="auto"/>
-        <w:ind w:left="2410"/>
-        <w:rPr>
-          <w:sz w:val="22"/>
-          <w:szCs w:val="22"/>
-          <w:lang w:val="en-US"/>
-        </w:rPr>
-      </w:pPr>
-      <w:r>
-        <w:rPr>
-          <w:sz w:val="22"/>
-          <w:szCs w:val="22"/>
-          <w:lang w:val="en-US"/>
-        </w:rPr>
-        <w:t>Jos van Ommeren (VU Amsterdam)</w:t>
-      </w:r>
-    </w:p>
-    <w:p>
-      <w:pPr>
-        <w:tabs>
-          <w:tab w:val="left" w:pos="2410"/>
-        </w:tabs>
-        <w:spacing w:line="276" w:lineRule="auto"/>
-        <w:rPr>
-          <w:sz w:val="18"/>
-          <w:szCs w:val="18"/>
-          <w:lang w:val="en-US"/>
-        </w:rPr>
-      </w:pPr>
-    </w:p>
-    <w:p>
-      <w:pPr>
-        <w:tabs>
-          <w:tab w:val="left" w:pos="2410"/>
-        </w:tabs>
-        <w:spacing w:line="276" w:lineRule="auto"/>
-        <w:rPr>
-          <w:sz w:val="18"/>
-          <w:szCs w:val="18"/>
-          <w:lang w:val="en-US"/>
-        </w:rPr>
-      </w:pPr>
-    </w:p>
-    <w:p>
-      <w:pPr>
-        <w:tabs>
-          <w:tab w:val="left" w:pos="2410"/>
-        </w:tabs>
-        <w:spacing w:line="276" w:lineRule="auto"/>
-        <w:rPr>
-          <w:i/>
-          <w:iCs/>
-          <w:sz w:val="22"/>
-          <w:szCs w:val="22"/>
-          <w:lang w:val="en-US"/>
-        </w:rPr>
-      </w:pPr>
-      <w:r>
-        <w:rPr>
-          <w:sz w:val="22"/>
-          <w:szCs w:val="22"/>
-          <w:lang w:val="en-US"/>
-        </w:rPr>
-        <w:lastRenderedPageBreak/>
-        <w:t>2020-2022</w:t>
-      </w:r>
-      <w:r>
-        <w:rPr>
-          <w:sz w:val="22"/>
-          <w:szCs w:val="22"/>
-          <w:lang w:val="en-US"/>
-        </w:rPr>
-        <w:tab/>
-      </w:r>
-      <w:r>
-        <w:rPr>
-          <w:i/>
-          <w:iCs/>
-          <w:sz w:val="22"/>
-          <w:szCs w:val="22"/>
-          <w:lang w:val="en-US"/>
-        </w:rPr>
-        <w:t>PETRA – Persistence in Transport</w:t>
-      </w:r>
-    </w:p>
-    <w:p>
-      <w:pPr>
-        <w:tabs>
-          <w:tab w:val="left" w:pos="2410"/>
-        </w:tabs>
-        <w:spacing w:line="276" w:lineRule="auto"/>
-        <w:ind w:left="2410"/>
-        <w:rPr>
-          <w:sz w:val="22"/>
-          <w:szCs w:val="22"/>
-          <w:lang w:val="en-GB"/>
-        </w:rPr>
-      </w:pPr>
-      <w:r>
-        <w:rPr>
-          <w:sz w:val="22"/>
-          <w:szCs w:val="22"/>
-          <w:lang w:val="en-GB"/>
-        </w:rPr>
-        <w:t>Title:</w:t>
-      </w:r>
-      <w:r>
-        <w:rPr>
-          <w:sz w:val="22"/>
-          <w:szCs w:val="22"/>
-          <w:lang w:val="en-GB"/>
-        </w:rPr>
-        <w:t xml:space="preserve"> The role of persistence in tackling Austria’s climate target: Policies for the transport sector</w:t>
-      </w:r>
-    </w:p>
-    <w:p>
-      <w:pPr>
-        <w:tabs>
-          <w:tab w:val="left" w:pos="2410"/>
-        </w:tabs>
-        <w:spacing w:line="276" w:lineRule="auto"/>
-        <w:rPr>
-          <w:sz w:val="22"/>
-          <w:szCs w:val="22"/>
-          <w:lang w:val="en-GB"/>
-        </w:rPr>
-      </w:pPr>
-      <w:r>
-        <w:rPr>
-          <w:sz w:val="22"/>
-          <w:szCs w:val="22"/>
-          <w:lang w:val="en-GB"/>
-        </w:rPr>
-        <w:tab/>
-        <w:t>Funded by: Austrian Climate Research (ACRP) Program</w:t>
-      </w:r>
-    </w:p>
-    <w:p>
-      <w:pPr>
-        <w:tabs>
-          <w:tab w:val="left" w:pos="2410"/>
-        </w:tabs>
-        <w:spacing w:line="276" w:lineRule="auto"/>
-        <w:ind w:left="2410"/>
-        <w:rPr>
-          <w:sz w:val="22"/>
-          <w:szCs w:val="22"/>
-          <w:lang w:val="en-GB"/>
-        </w:rPr>
-      </w:pPr>
-      <w:r>
-        <w:rPr>
-          <w:sz w:val="22"/>
-          <w:szCs w:val="22"/>
-          <w:lang w:val="en-GB"/>
-        </w:rPr>
-        <w:t xml:space="preserve">With: </w:t>
-      </w:r>
-      <w:proofErr w:type="spellStart"/>
-      <w:r>
-        <w:rPr>
-          <w:sz w:val="22"/>
-          <w:szCs w:val="22"/>
-          <w:lang w:val="en-GB"/>
-        </w:rPr>
-        <w:t>Univeristiy</w:t>
-      </w:r>
-      <w:proofErr w:type="spellEnd"/>
-      <w:r>
-        <w:rPr>
-          <w:sz w:val="22"/>
-          <w:szCs w:val="22"/>
-          <w:lang w:val="en-GB"/>
-        </w:rPr>
-        <w:t xml:space="preserve"> of Graz, Wegener </w:t>
-      </w:r>
-      <w:proofErr w:type="spellStart"/>
-      <w:r>
-        <w:rPr>
-          <w:sz w:val="22"/>
-          <w:szCs w:val="22"/>
-          <w:lang w:val="en-GB"/>
-        </w:rPr>
-        <w:t>Center</w:t>
-      </w:r>
-      <w:proofErr w:type="spellEnd"/>
-      <w:r>
-        <w:rPr>
-          <w:sz w:val="22"/>
-          <w:szCs w:val="22"/>
-          <w:lang w:val="en-GB"/>
-        </w:rPr>
-        <w:t xml:space="preserve"> for Climate and Global Change (Graz), TU Graz, IIASA (Vienna), </w:t>
-      </w:r>
-      <w:proofErr w:type="spellStart"/>
-      <w:r>
-        <w:rPr>
-          <w:sz w:val="22"/>
-          <w:szCs w:val="22"/>
-          <w:lang w:val="en-GB"/>
-        </w:rPr>
-        <w:t>Umweltbundesamt</w:t>
-      </w:r>
-      <w:proofErr w:type="spellEnd"/>
-      <w:r>
-        <w:rPr>
-          <w:sz w:val="22"/>
-          <w:szCs w:val="22"/>
-          <w:lang w:val="en-GB"/>
-        </w:rPr>
-        <w:t xml:space="preserve"> (Vienna)</w:t>
-      </w:r>
-    </w:p>
-    <w:p>
-      <w:pPr>
-        <w:tabs>
-          <w:tab w:val="left" w:pos="2410"/>
-        </w:tabs>
-        <w:spacing w:line="276" w:lineRule="auto"/>
-        <w:rPr>
-          <w:sz w:val="18"/>
-          <w:szCs w:val="18"/>
+        <w:rPr>
+          <w:sz w:val="22"/>
+          <w:szCs w:val="22"/>
           <w:lang w:val="en-US"/>
         </w:rPr>
       </w:pPr>
@@ -3321,11 +2910,22 @@
           <w:lang w:val="en-US"/>
         </w:rPr>
         <w:tab/>
+      </w:r>
+      <w:r>
+        <w:rPr>
+          <w:i/>
+          <w:iCs/>
+          <w:sz w:val="22"/>
+          <w:szCs w:val="22"/>
+          <w:lang w:val="en-US"/>
+        </w:rPr>
         <w:t xml:space="preserve">Conference </w:t>
       </w:r>
       <w:proofErr w:type="spellStart"/>
       <w:r>
         <w:rPr>
+          <w:i/>
+          <w:iCs/>
           <w:sz w:val="22"/>
           <w:szCs w:val="22"/>
           <w:lang w:val="en-US"/>
@@ -3385,8 +2985,8 @@
         </w:tabs>
         <w:spacing w:line="276" w:lineRule="auto"/>
         <w:rPr>
-          <w:sz w:val="18"/>
-          <w:szCs w:val="18"/>
+          <w:sz w:val="22"/>
+          <w:szCs w:val="22"/>
           <w:lang w:val="en-US"/>
         </w:rPr>
       </w:pPr>
@@ -3430,6 +3030,53 @@
         <w:rPr>
           <w:sz w:val="22"/>
           <w:szCs w:val="22"/>
+          <w:lang w:val="en-US"/>
+        </w:rPr>
+      </w:pPr>
+      <w:r>
+        <w:rPr>
+          <w:sz w:val="22"/>
+          <w:szCs w:val="22"/>
+          <w:lang w:val="en-US"/>
+        </w:rPr>
+        <w:t>2025</w:t>
+      </w:r>
+      <w:r>
+        <w:rPr>
+          <w:sz w:val="22"/>
+          <w:szCs w:val="22"/>
+          <w:lang w:val="en-US"/>
+        </w:rPr>
+        <w:tab/>
+        <w:t xml:space="preserve">Best Dissertation in Sustainability and Innovation </w:t>
+      </w:r>
+      <w:r>
+        <w:rPr>
+          <w:sz w:val="22"/>
+          <w:szCs w:val="22"/>
+          <w:lang w:val="en-US"/>
+        </w:rPr>
+        <w:t>A</w:t>
+      </w:r>
+      <w:r>
+        <w:rPr>
+          <w:sz w:val="22"/>
+          <w:szCs w:val="22"/>
+          <w:lang w:val="en-US"/>
+        </w:rPr>
+        <w:t>ward, University of Graz</w:t>
+      </w:r>
+    </w:p>
+    <w:p>
+      <w:pPr>
+        <w:tabs>
+          <w:tab w:val="left" w:pos="2410"/>
+        </w:tabs>
+        <w:spacing w:after="120" w:line="276" w:lineRule="auto"/>
+        <w:ind w:left="2410" w:hanging="2410"/>
+        <w:rPr>
+          <w:sz w:val="22"/>
+          <w:szCs w:val="22"/>
           <w:lang w:val="en-GB"/>
         </w:rPr>
       </w:pPr>
@@ -3482,45 +3129,6 @@
         <w:tabs>
           <w:tab w:val="left" w:pos="2410"/>
         </w:tabs>
-        <w:spacing w:after="120" w:line="276" w:lineRule="auto"/>
-        <w:ind w:left="2410" w:hanging="2410"/>
-        <w:rPr>
-          <w:sz w:val="22"/>
-          <w:szCs w:val="22"/>
-          <w:lang w:val="en-US"/>
-        </w:rPr>
-      </w:pPr>
-      <w:r>
-        <w:rPr>
-          <w:sz w:val="22"/>
-          <w:szCs w:val="22"/>
-          <w:lang w:val="en-GB"/>
-        </w:rPr>
-        <w:t>2024</w:t>
-      </w:r>
-      <w:r>
-        <w:rPr>
-          <w:sz w:val="22"/>
-          <w:szCs w:val="22"/>
-          <w:lang w:val="en-GB"/>
-        </w:rPr>
-        <w:tab/>
-        <w:t xml:space="preserve">Travel scholarships from the </w:t>
-      </w:r>
-      <w:r>
-        <w:rPr>
-          <w:sz w:val="22"/>
-          <w:szCs w:val="22"/>
-          <w:lang w:val="en-GB"/>
-        </w:rPr>
-        <w:t>Provincial Government of Styria</w:t>
-      </w:r>
-    </w:p>
-    <w:p>
-      <w:pPr>
-        <w:tabs>
-          <w:tab w:val="left" w:pos="2410"/>
-        </w:tabs>
         <w:spacing w:line="360" w:lineRule="auto"/>
         <w:rPr>
           <w:sz w:val="22"/>
@@ -3573,25 +3181,38 @@
           <w:lang w:val="en-GB"/>
         </w:rPr>
         <w:tab/>
-        <w:t xml:space="preserve">Scholarship for </w:t>
-      </w:r>
-      <w:proofErr w:type="gramStart"/>
-      <w:r>
-        <w:rPr>
-          <w:sz w:val="22"/>
-          <w:szCs w:val="22"/>
-          <w:lang w:val="en-GB"/>
-        </w:rPr>
-        <w:t>Master’s</w:t>
-      </w:r>
-      <w:proofErr w:type="gramEnd"/>
-      <w:r>
-        <w:rPr>
-          <w:sz w:val="22"/>
-          <w:szCs w:val="22"/>
-          <w:lang w:val="en-GB"/>
-        </w:rPr>
-        <w:t xml:space="preserve"> thesis from the Austrian Economic Chamber</w:t>
+      </w:r>
+      <w:r>
+        <w:rPr>
+          <w:sz w:val="22"/>
+          <w:szCs w:val="22"/>
+          <w:lang w:val="en-GB"/>
+        </w:rPr>
+        <w:t xml:space="preserve">Best </w:t>
+      </w:r>
+      <w:r>
+        <w:rPr>
+          <w:sz w:val="22"/>
+          <w:szCs w:val="22"/>
+          <w:lang w:val="en-GB"/>
+        </w:rPr>
+        <w:t xml:space="preserve">Master’s thesis </w:t>
+      </w:r>
+      <w:r>
+        <w:rPr>
+          <w:sz w:val="22"/>
+          <w:szCs w:val="22"/>
+          <w:lang w:val="en-GB"/>
+        </w:rPr>
+        <w:t xml:space="preserve">Award </w:t>
+      </w:r>
+      <w:r>
+        <w:rPr>
+          <w:sz w:val="22"/>
+          <w:szCs w:val="22"/>
+          <w:lang w:val="en-GB"/>
+        </w:rPr>
+        <w:t>from the Austrian Economic Chamber</w:t>
       </w:r>
     </w:p>
     <w:p>
@@ -3621,7 +3242,7 @@
           <w:lang w:val="en-GB"/>
         </w:rPr>
         <w:tab/>
-        <w:t>Accepted into the WiWi talents program</w:t>
+        <w:t>WiWi talents program</w:t>
       </w:r>
     </w:p>
     <w:p>
@@ -3701,8 +3322,8 @@
         </w:tabs>
         <w:spacing w:line="276" w:lineRule="auto"/>
         <w:rPr>
-          <w:sz w:val="18"/>
-          <w:szCs w:val="18"/>
+          <w:sz w:val="22"/>
+          <w:szCs w:val="22"/>
           <w:lang w:val="en-GB"/>
         </w:rPr>
       </w:pPr>
@@ -3753,7 +3374,7 @@
           <w:szCs w:val="22"/>
           <w:lang w:val="en-US"/>
         </w:rPr>
-        <w:t xml:space="preserve">Journal: </w:t>
+        <w:t xml:space="preserve">Energy Economics, </w:t>
       </w:r>
       <w:proofErr w:type="spellStart"/>
       <w:r>
@@ -3781,8 +3402,8 @@
         </w:tabs>
         <w:spacing w:line="276" w:lineRule="auto"/>
         <w:rPr>
-          <w:sz w:val="18"/>
-          <w:szCs w:val="18"/>
+          <w:sz w:val="22"/>
+          <w:szCs w:val="22"/>
           <w:lang w:val="en-GB"/>
         </w:rPr>
       </w:pPr>
@@ -3812,8 +3433,132 @@
           <w:color w:val="222222"/>
           <w:lang w:val="en-US"/>
         </w:rPr>
-        <w:t>Extra</w:t>
-      </w:r>
+        <w:t>Extra-Curricular Activities</w:t>
+      </w:r>
+    </w:p>
+    <w:p>
+      <w:pPr>
+        <w:tabs>
+          <w:tab w:val="left" w:pos="2410"/>
+        </w:tabs>
+        <w:spacing w:after="120" w:line="276" w:lineRule="auto"/>
+        <w:rPr>
+          <w:sz w:val="22"/>
+          <w:szCs w:val="22"/>
+          <w:lang w:val="en-GB"/>
+        </w:rPr>
+      </w:pPr>
+      <w:r>
+        <w:rPr>
+          <w:sz w:val="22"/>
+          <w:szCs w:val="22"/>
+          <w:lang w:val="en-GB"/>
+        </w:rPr>
+        <w:t>2019</w:t>
+      </w:r>
+      <w:r>
+        <w:rPr>
+          <w:sz w:val="22"/>
+          <w:szCs w:val="22"/>
+          <w:lang w:val="en-GB"/>
+        </w:rPr>
+        <w:tab/>
+      </w:r>
+      <w:r>
+        <w:rPr>
+          <w:i/>
+          <w:iCs/>
+          <w:sz w:val="22"/>
+          <w:szCs w:val="22"/>
+          <w:lang w:val="en-GB"/>
+        </w:rPr>
+        <w:t>Circle of Excellence</w:t>
+      </w:r>
+      <w:r>
+        <w:rPr>
+          <w:sz w:val="22"/>
+          <w:szCs w:val="22"/>
+          <w:lang w:val="en-GB"/>
+        </w:rPr>
+        <w:t>, High-potential program</w:t>
+      </w:r>
+    </w:p>
+    <w:p>
+      <w:pPr>
+        <w:tabs>
+          <w:tab w:val="left" w:pos="2410"/>
+        </w:tabs>
+        <w:spacing w:line="276" w:lineRule="auto"/>
+        <w:rPr>
+          <w:sz w:val="22"/>
+          <w:szCs w:val="22"/>
+          <w:lang w:val="en-GB"/>
+        </w:rPr>
+      </w:pPr>
+      <w:r>
+        <w:rPr>
+          <w:sz w:val="22"/>
+          <w:szCs w:val="22"/>
+          <w:lang w:val="en-GB"/>
+        </w:rPr>
+        <w:t>2012-Present</w:t>
+      </w:r>
+      <w:r>
+        <w:rPr>
+          <w:sz w:val="22"/>
+          <w:szCs w:val="22"/>
+          <w:lang w:val="en-GB"/>
+        </w:rPr>
+        <w:tab/>
+      </w:r>
+      <w:r>
+        <w:rPr>
+          <w:bCs/>
+          <w:i/>
+          <w:iCs/>
+          <w:sz w:val="22"/>
+          <w:szCs w:val="22"/>
+          <w:lang w:val="en-GB"/>
+        </w:rPr>
+        <w:t>LEO Club Graz</w:t>
+      </w:r>
+      <w:r>
+        <w:rPr>
+          <w:sz w:val="22"/>
+          <w:szCs w:val="22"/>
+          <w:lang w:val="en-GB"/>
+        </w:rPr>
+        <w:t>, Service organization</w:t>
+      </w:r>
+    </w:p>
+    <w:p>
+      <w:pPr>
+        <w:tabs>
+          <w:tab w:val="left" w:pos="2410"/>
+        </w:tabs>
+        <w:spacing w:line="276" w:lineRule="auto"/>
+        <w:rPr>
+          <w:sz w:val="22"/>
+          <w:szCs w:val="22"/>
+          <w:lang w:val="en-GB"/>
+        </w:rPr>
+      </w:pPr>
+    </w:p>
+    <w:p>
+      <w:pPr>
+        <w:pBdr>
+          <w:bottom w:val="single" w:sz="4" w:space="1" w:color="auto"/>
+        </w:pBdr>
+        <w:tabs>
+          <w:tab w:val="left" w:pos="2410"/>
+        </w:tabs>
+        <w:spacing w:after="120" w:line="276" w:lineRule="auto"/>
+        <w:rPr>
+          <w:rFonts w:cstheme="minorHAnsi"/>
+          <w:b/>
+          <w:lang w:val="en-GB"/>
+        </w:rPr>
+      </w:pPr>
       <w:r>
         <w:rPr>
           <w:rFonts w:cstheme="minorHAnsi"/>
@@ -3822,8 +3567,89 @@
           <w:color w:val="222222"/>
           <w:lang w:val="en-US"/>
         </w:rPr>
-        <w:t>-C</w:t>
-      </w:r>
+        <w:t>Software Skills</w:t>
+      </w:r>
+    </w:p>
+    <w:p>
+      <w:pPr>
+        <w:tabs>
+          <w:tab w:val="left" w:pos="2410"/>
+        </w:tabs>
+        <w:spacing w:line="276" w:lineRule="auto"/>
+        <w:rPr>
+          <w:sz w:val="22"/>
+          <w:szCs w:val="22"/>
+          <w:lang w:val="en-US"/>
+        </w:rPr>
+      </w:pPr>
+      <w:r>
+        <w:rPr>
+          <w:sz w:val="22"/>
+          <w:szCs w:val="22"/>
+          <w:lang w:val="en-US"/>
+        </w:rPr>
+        <w:t>R, STATA</w:t>
+      </w:r>
+      <w:r>
+        <w:rPr>
+          <w:sz w:val="22"/>
+          <w:szCs w:val="22"/>
+          <w:lang w:val="en-US"/>
+        </w:rPr>
+        <w:t xml:space="preserve">, Git, </w:t>
+      </w:r>
+      <w:r>
+        <w:rPr>
+          <w:sz w:val="22"/>
+          <w:szCs w:val="22"/>
+          <w:lang w:val="en-US"/>
+        </w:rPr>
+        <w:t>Latex</w:t>
+      </w:r>
+    </w:p>
+    <w:p>
+      <w:pPr>
+        <w:tabs>
+          <w:tab w:val="left" w:pos="2410"/>
+          <w:tab w:val="right" w:pos="9072"/>
+        </w:tabs>
+        <w:spacing w:line="276" w:lineRule="auto"/>
+        <w:rPr>
+          <w:sz w:val="22"/>
+          <w:szCs w:val="22"/>
+          <w:lang w:val="en-US"/>
+        </w:rPr>
+      </w:pPr>
+    </w:p>
+    <w:p>
+      <w:pPr>
+        <w:tabs>
+          <w:tab w:val="left" w:pos="2410"/>
+          <w:tab w:val="right" w:pos="9072"/>
+        </w:tabs>
+        <w:spacing w:line="276" w:lineRule="auto"/>
+        <w:rPr>
+          <w:sz w:val="22"/>
+          <w:szCs w:val="22"/>
+          <w:lang w:val="en-US"/>
+        </w:rPr>
+      </w:pPr>
+    </w:p>
+    <w:p>
+      <w:pPr>
+        <w:pBdr>
+          <w:bottom w:val="single" w:sz="4" w:space="1" w:color="auto"/>
+        </w:pBdr>
+        <w:tabs>
+          <w:tab w:val="left" w:pos="2410"/>
+        </w:tabs>
+        <w:spacing w:after="120" w:line="276" w:lineRule="auto"/>
+        <w:rPr>
+          <w:rFonts w:cstheme="minorHAnsi"/>
+          <w:b/>
+          <w:lang w:val="en-GB"/>
+        </w:rPr>
+      </w:pPr>
       <w:r>
         <w:rPr>
           <w:rFonts w:cstheme="minorHAnsi"/>
@@ -3832,86 +3658,8 @@
           <w:color w:val="222222"/>
           <w:lang w:val="en-US"/>
         </w:rPr>
-        <w:t>urricular Activities</w:t>
-      </w:r>
-    </w:p>
-    <w:p>
-      <w:pPr>
-        <w:tabs>
-          <w:tab w:val="left" w:pos="2410"/>
-        </w:tabs>
-        <w:spacing w:after="120" w:line="276" w:lineRule="auto"/>
-        <w:rPr>
-          <w:sz w:val="22"/>
-          <w:szCs w:val="22"/>
-          <w:lang w:val="en-GB"/>
-        </w:rPr>
-      </w:pPr>
-      <w:r>
-        <w:rPr>
-          <w:sz w:val="22"/>
-          <w:szCs w:val="22"/>
-          <w:lang w:val="en-GB"/>
-        </w:rPr>
-        <w:t>2019</w:t>
-      </w:r>
-      <w:r>
-        <w:rPr>
-          <w:sz w:val="22"/>
-          <w:szCs w:val="22"/>
-          <w:lang w:val="en-GB"/>
-        </w:rPr>
-        <w:tab/>
-      </w:r>
-      <w:r>
-        <w:rPr>
-          <w:i/>
-          <w:iCs/>
-          <w:sz w:val="22"/>
-          <w:szCs w:val="22"/>
-          <w:lang w:val="en-GB"/>
-        </w:rPr>
-        <w:t>Circle of Excellence</w:t>
-      </w:r>
-      <w:r>
-        <w:rPr>
-          <w:sz w:val="22"/>
-          <w:szCs w:val="22"/>
-          <w:lang w:val="en-GB"/>
-        </w:rPr>
-        <w:t>, High-</w:t>
-      </w:r>
-      <w:r>
-        <w:rPr>
-          <w:sz w:val="22"/>
-          <w:szCs w:val="22"/>
-          <w:lang w:val="en-GB"/>
-        </w:rPr>
-        <w:t>p</w:t>
-      </w:r>
-      <w:r>
-        <w:rPr>
-          <w:sz w:val="22"/>
-          <w:szCs w:val="22"/>
-          <w:lang w:val="en-GB"/>
-        </w:rPr>
-        <w:t xml:space="preserve">otential </w:t>
-      </w:r>
-      <w:r>
-        <w:rPr>
-          <w:sz w:val="22"/>
-          <w:szCs w:val="22"/>
-          <w:lang w:val="en-GB"/>
-        </w:rPr>
-        <w:t>p</w:t>
-      </w:r>
-      <w:r>
-        <w:rPr>
-          <w:sz w:val="22"/>
-          <w:szCs w:val="22"/>
-          <w:lang w:val="en-GB"/>
-        </w:rPr>
-        <w:t>rogram</w:t>
+        <w:lastRenderedPageBreak/>
+        <w:t>Languages</w:t>
       </w:r>
     </w:p>
     <w:p>
@@ -3923,43 +3671,16 @@
         <w:rPr>
           <w:sz w:val="22"/>
           <w:szCs w:val="22"/>
-          <w:lang w:val="en-GB"/>
-        </w:rPr>
-      </w:pPr>
-      <w:r>
-        <w:rPr>
-          <w:sz w:val="22"/>
-          <w:szCs w:val="22"/>
-          <w:lang w:val="en-GB"/>
-        </w:rPr>
-        <w:t>2012-Present</w:t>
-      </w:r>
-      <w:r>
-        <w:rPr>
-          <w:sz w:val="22"/>
-          <w:szCs w:val="22"/>
-          <w:lang w:val="en-GB"/>
-        </w:rPr>
-        <w:tab/>
-      </w:r>
-      <w:r>
-        <w:rPr>
-          <w:bCs/>
-          <w:i/>
-          <w:iCs/>
-          <w:sz w:val="22"/>
-          <w:szCs w:val="22"/>
-          <w:lang w:val="en-GB"/>
-        </w:rPr>
-        <w:t>LEO Club Graz</w:t>
-      </w:r>
-      <w:r>
-        <w:rPr>
-          <w:sz w:val="22"/>
-          <w:szCs w:val="22"/>
-          <w:lang w:val="en-GB"/>
-        </w:rPr>
-        <w:t>, Service organization</w:t>
+          <w:lang w:val="en-US"/>
+        </w:rPr>
+      </w:pPr>
+      <w:r>
+        <w:rPr>
+          <w:sz w:val="22"/>
+          <w:szCs w:val="22"/>
+          <w:lang w:val="en-US"/>
+        </w:rPr>
+        <w:t>German (native), English (C2), Croatian (A2)</w:t>
       </w:r>
     </w:p>
     <w:p>
@@ -3969,9 +3690,9 @@
         </w:tabs>
         <w:spacing w:line="276" w:lineRule="auto"/>
         <w:rPr>
-          <w:sz w:val="18"/>
-          <w:szCs w:val="18"/>
-          <w:lang w:val="en-GB"/>
+          <w:sz w:val="22"/>
+          <w:szCs w:val="22"/>
+          <w:lang w:val="en-US"/>
         </w:rPr>
       </w:pPr>
     </w:p>
@@ -3987,7 +3708,6 @@
         <w:rPr>
           <w:rFonts w:cstheme="minorHAnsi"/>
           <w:b/>
-          <w:sz w:val="26"/>
           <w:lang w:val="en-GB"/>
         </w:rPr>
       </w:pPr>
@@ -3999,141 +3719,6 @@
           <w:color w:val="222222"/>
           <w:lang w:val="en-US"/>
         </w:rPr>
-        <w:t>Software Skills</w:t>
-      </w:r>
-    </w:p>
-    <w:p>
-      <w:pPr>
-        <w:tabs>
-          <w:tab w:val="left" w:pos="2410"/>
-        </w:tabs>
-        <w:spacing w:line="276" w:lineRule="auto"/>
-        <w:rPr>
-          <w:sz w:val="22"/>
-          <w:szCs w:val="22"/>
-          <w:lang w:val="en-US"/>
-        </w:rPr>
-      </w:pPr>
-      <w:r>
-        <w:rPr>
-          <w:sz w:val="22"/>
-          <w:szCs w:val="22"/>
-          <w:lang w:val="en-US"/>
-        </w:rPr>
-        <w:t>R, STATA</w:t>
-      </w:r>
-      <w:r>
-        <w:rPr>
-          <w:sz w:val="22"/>
-          <w:szCs w:val="22"/>
-          <w:lang w:val="en-US"/>
-        </w:rPr>
-        <w:t xml:space="preserve">, Git, </w:t>
-      </w:r>
-      <w:r>
-        <w:rPr>
-          <w:sz w:val="22"/>
-          <w:szCs w:val="22"/>
-          <w:lang w:val="en-US"/>
-        </w:rPr>
-        <w:t>Latex</w:t>
-      </w:r>
-      <w:r>
-        <w:rPr>
-          <w:sz w:val="22"/>
-          <w:szCs w:val="22"/>
-          <w:lang w:val="en-US"/>
-        </w:rPr>
-        <w:t>, MS Office</w:t>
-      </w:r>
-    </w:p>
-    <w:p>
-      <w:pPr>
-        <w:tabs>
-          <w:tab w:val="left" w:pos="2410"/>
-          <w:tab w:val="right" w:pos="9072"/>
-        </w:tabs>
-        <w:spacing w:line="276" w:lineRule="auto"/>
-        <w:rPr>
-          <w:sz w:val="18"/>
-          <w:szCs w:val="18"/>
-          <w:lang w:val="en-US"/>
-        </w:rPr>
-      </w:pPr>
-    </w:p>
-    <w:p>
-      <w:pPr>
-        <w:pBdr>
-          <w:bottom w:val="single" w:sz="4" w:space="1" w:color="auto"/>
-        </w:pBdr>
-        <w:tabs>
-          <w:tab w:val="left" w:pos="2410"/>
-        </w:tabs>
-        <w:spacing w:after="120" w:line="276" w:lineRule="auto"/>
-        <w:rPr>
-          <w:rFonts w:cstheme="minorHAnsi"/>
-          <w:b/>
-          <w:sz w:val="26"/>
-          <w:lang w:val="en-GB"/>
-        </w:rPr>
-      </w:pPr>
-      <w:r>
-        <w:rPr>
-          <w:rFonts w:cstheme="minorHAnsi"/>
-          <w:b/>
-          <w:bCs/>
-          <w:color w:val="222222"/>
-          <w:lang w:val="en-US"/>
-        </w:rPr>
-        <w:t>Languages</w:t>
-      </w:r>
-    </w:p>
-    <w:p>
-      <w:pPr>
-        <w:tabs>
-          <w:tab w:val="left" w:pos="2410"/>
-        </w:tabs>
-        <w:spacing w:line="276" w:lineRule="auto"/>
-        <w:rPr>
-          <w:sz w:val="22"/>
-          <w:szCs w:val="22"/>
-          <w:lang w:val="en-US"/>
-        </w:rPr>
-      </w:pPr>
-      <w:r>
-        <w:rPr>
-          <w:sz w:val="22"/>
-          <w:szCs w:val="22"/>
-          <w:lang w:val="en-US"/>
-        </w:rPr>
-        <w:t>German (native), English (C2), Croatian (A2)</w:t>
-      </w:r>
-    </w:p>
-    <w:p>
-      <w:pPr>
-        <w:pBdr>
-          <w:bottom w:val="single" w:sz="4" w:space="1" w:color="auto"/>
-        </w:pBdr>
-        <w:tabs>
-          <w:tab w:val="left" w:pos="2410"/>
-        </w:tabs>
-        <w:spacing w:after="120" w:line="276" w:lineRule="auto"/>
-        <w:rPr>
-          <w:rFonts w:cstheme="minorHAnsi"/>
-          <w:b/>
-          <w:sz w:val="26"/>
-          <w:lang w:val="en-GB"/>
-        </w:rPr>
-      </w:pPr>
-      <w:r>
-        <w:rPr>
-          <w:rFonts w:cstheme="minorHAnsi"/>
-          <w:b/>
-          <w:bCs/>
-          <w:color w:val="222222"/>
-          <w:lang w:val="en-US"/>
-        </w:rPr>
-        <w:lastRenderedPageBreak/>
         <w:t>References</w:t>
       </w:r>
     </w:p>
@@ -4425,6 +4010,8 @@
         <w:spacing w:line="276" w:lineRule="auto"/>
         <w:rPr>
           <w:rStyle w:val="Hyperlink"/>
+          <w:sz w:val="22"/>
+          <w:szCs w:val="22"/>
           <w:lang w:val="en-US"/>
         </w:rPr>
       </w:pPr>

--- a/files/CV_TE.docx
+++ b/files/CV_TE.docx
@@ -276,25 +276,23 @@
           <w:szCs w:val="22"/>
           <w:lang w:val="en-GB"/>
         </w:rPr>
-        <w:t xml:space="preserve">Environmental Economics, Econometrics, </w:t>
-      </w:r>
-      <w:proofErr w:type="spellStart"/>
-      <w:r>
-        <w:rPr>
-          <w:sz w:val="22"/>
-          <w:szCs w:val="22"/>
-          <w:lang w:val="en-GB"/>
-        </w:rPr>
-        <w:t>Spatail</w:t>
-      </w:r>
-      <w:proofErr w:type="spellEnd"/>
-      <w:r>
-        <w:rPr>
-          <w:sz w:val="22"/>
-          <w:szCs w:val="22"/>
-          <w:lang w:val="en-GB"/>
-        </w:rPr>
-        <w:t xml:space="preserve"> Economics, Inequality</w:t>
+        <w:t xml:space="preserve">Urban Economics, Policy Evaluation, </w:t>
+      </w:r>
+      <w:r>
+        <w:rPr>
+          <w:sz w:val="22"/>
+          <w:szCs w:val="22"/>
+          <w:lang w:val="en-GB"/>
+        </w:rPr>
+        <w:t xml:space="preserve">Environmental Economics, </w:t>
+      </w:r>
+      <w:r>
+        <w:rPr>
+          <w:sz w:val="22"/>
+          <w:szCs w:val="22"/>
+          <w:lang w:val="en-GB"/>
+        </w:rPr>
+        <w:t>Labor Economics, Inequality</w:t>
       </w:r>
     </w:p>
     <w:p>
@@ -385,108 +383,6 @@
         <w:tabs>
           <w:tab w:val="left" w:pos="2410"/>
         </w:tabs>
-        <w:spacing w:after="120" w:line="276" w:lineRule="auto"/>
-        <w:rPr>
-          <w:sz w:val="22"/>
-          <w:szCs w:val="22"/>
-          <w:lang w:val="en-GB"/>
-        </w:rPr>
-      </w:pPr>
-      <w:r>
-        <w:rPr>
-          <w:sz w:val="22"/>
-          <w:szCs w:val="22"/>
-          <w:lang w:val="en-GB"/>
-        </w:rPr>
-        <w:tab/>
-        <w:t>Ph</w:t>
-      </w:r>
-      <w:r>
-        <w:rPr>
-          <w:sz w:val="22"/>
-          <w:szCs w:val="22"/>
-          <w:lang w:val="en-GB"/>
-        </w:rPr>
-        <w:t>.</w:t>
-      </w:r>
-      <w:r>
-        <w:rPr>
-          <w:sz w:val="22"/>
-          <w:szCs w:val="22"/>
-          <w:lang w:val="en-GB"/>
-        </w:rPr>
-        <w:t>D</w:t>
-      </w:r>
-      <w:r>
-        <w:rPr>
-          <w:sz w:val="22"/>
-          <w:szCs w:val="22"/>
-          <w:lang w:val="en-GB"/>
-        </w:rPr>
-        <w:t>.</w:t>
-      </w:r>
-      <w:r>
-        <w:rPr>
-          <w:sz w:val="22"/>
-          <w:szCs w:val="22"/>
-          <w:lang w:val="en-GB"/>
-        </w:rPr>
-        <w:t xml:space="preserve"> </w:t>
-      </w:r>
-      <w:r>
-        <w:rPr>
-          <w:sz w:val="22"/>
-          <w:szCs w:val="22"/>
-          <w:lang w:val="en-GB"/>
-        </w:rPr>
-        <w:t>d</w:t>
-      </w:r>
-      <w:r>
-        <w:rPr>
-          <w:sz w:val="22"/>
-          <w:szCs w:val="22"/>
-          <w:lang w:val="en-GB"/>
-        </w:rPr>
-        <w:t>efen</w:t>
-      </w:r>
-      <w:r>
-        <w:rPr>
-          <w:sz w:val="22"/>
-          <w:szCs w:val="22"/>
-          <w:lang w:val="en-GB"/>
-        </w:rPr>
-        <w:t>ded</w:t>
-      </w:r>
-      <w:r>
-        <w:rPr>
-          <w:sz w:val="22"/>
-          <w:szCs w:val="22"/>
-          <w:lang w:val="en-GB"/>
-        </w:rPr>
-        <w:t xml:space="preserve"> in </w:t>
-      </w:r>
-      <w:r>
-        <w:rPr>
-          <w:sz w:val="22"/>
-          <w:szCs w:val="22"/>
-          <w:lang w:val="en-GB"/>
-        </w:rPr>
-        <w:t>Apr</w:t>
-      </w:r>
-      <w:r>
-        <w:rPr>
-          <w:sz w:val="22"/>
-          <w:szCs w:val="22"/>
-          <w:lang w:val="en-GB"/>
-        </w:rPr>
-        <w:t xml:space="preserve"> 2025</w:t>
-      </w:r>
-    </w:p>
-    <w:p>
-      <w:pPr>
-        <w:tabs>
-          <w:tab w:val="left" w:pos="2410"/>
-        </w:tabs>
         <w:spacing w:line="276" w:lineRule="auto"/>
         <w:rPr>
           <w:sz w:val="22"/>
@@ -564,6 +460,7 @@
           <w:tab w:val="left" w:pos="2410"/>
         </w:tabs>
         <w:spacing w:after="120" w:line="276" w:lineRule="auto"/>
+        <w:ind w:left="2410" w:hanging="2410"/>
         <w:rPr>
           <w:sz w:val="22"/>
           <w:szCs w:val="22"/>
@@ -602,6 +499,50 @@
         </w:rPr>
         <w:t>PhD in Economics, University of Graz</w:t>
       </w:r>
+      <w:r>
+        <w:rPr>
+          <w:sz w:val="22"/>
+          <w:szCs w:val="22"/>
+          <w:lang w:val="en-GB"/>
+        </w:rPr>
+        <w:br/>
+        <w:t xml:space="preserve">Supervised by Prof. Hans Manner (University of Graz) and Prof. Karl Steininger (Graz Wegener </w:t>
+      </w:r>
+      <w:proofErr w:type="spellStart"/>
+      <w:r>
+        <w:rPr>
+          <w:sz w:val="22"/>
+          <w:szCs w:val="22"/>
+          <w:lang w:val="en-GB"/>
+        </w:rPr>
+        <w:t>Center</w:t>
+      </w:r>
+      <w:proofErr w:type="spellEnd"/>
+      <w:r>
+        <w:rPr>
+          <w:sz w:val="22"/>
+          <w:szCs w:val="22"/>
+          <w:lang w:val="en-GB"/>
+        </w:rPr>
+        <w:t xml:space="preserve"> for Climate and Global Change)</w:t>
+      </w:r>
+      <w:r>
+        <w:rPr>
+          <w:sz w:val="22"/>
+          <w:szCs w:val="22"/>
+          <w:lang w:val="en-GB"/>
+        </w:rPr>
+        <w:br/>
+        <w:t xml:space="preserve">Thesis: </w:t>
+      </w:r>
+      <w:r>
+        <w:rPr>
+          <w:sz w:val="22"/>
+          <w:szCs w:val="22"/>
+          <w:lang w:val="en-GB"/>
+        </w:rPr>
+        <w:t>Evaluating Emission Reductions in the Transport Sector: Empirical Contributions</w:t>
+      </w:r>
     </w:p>
     <w:p>
       <w:pPr>
@@ -655,7 +596,27 @@
           <w:szCs w:val="22"/>
           <w:lang w:val="en-GB"/>
         </w:rPr>
-        <w:t>MSc in Economics</w:t>
+        <w:t xml:space="preserve">MSc in </w:t>
+      </w:r>
+      <w:r>
+        <w:rPr>
+          <w:i/>
+          <w:iCs/>
+          <w:sz w:val="22"/>
+          <w:szCs w:val="22"/>
+          <w:lang w:val="en-GB"/>
+        </w:rPr>
+        <w:t xml:space="preserve">Empirical and Political </w:t>
+      </w:r>
+      <w:r>
+        <w:rPr>
+          <w:i/>
+          <w:iCs/>
+          <w:sz w:val="22"/>
+          <w:szCs w:val="22"/>
+          <w:lang w:val="en-GB"/>
+        </w:rPr>
+        <w:t>Economics</w:t>
       </w:r>
       <w:r>
         <w:rPr>
@@ -1487,21 +1448,7 @@
           <w:b/>
           <w:lang w:val="en-GB"/>
         </w:rPr>
-        <w:t>C</w:t>
-      </w:r>
-      <w:r>
-        <w:rPr>
-          <w:b/>
-          <w:lang w:val="en-GB"/>
-        </w:rPr>
-        <w:t>onferences</w:t>
-      </w:r>
-      <w:r>
-        <w:rPr>
-          <w:b/>
-          <w:lang w:val="en-GB"/>
-        </w:rPr>
-        <w:t xml:space="preserve"> and Summer Schools</w:t>
+        <w:t>Research in Progress</w:t>
       </w:r>
     </w:p>
     <w:p>
@@ -1510,85 +1457,35 @@
           <w:tab w:val="left" w:pos="2410"/>
         </w:tabs>
         <w:spacing w:after="120" w:line="276" w:lineRule="auto"/>
-        <w:ind w:left="2410" w:hanging="2410"/>
-        <w:rPr>
-          <w:sz w:val="22"/>
-          <w:szCs w:val="22"/>
-          <w:lang w:val="en-US"/>
-        </w:rPr>
-      </w:pPr>
-      <w:r>
-        <w:rPr>
-          <w:i/>
-          <w:iCs/>
-          <w:sz w:val="22"/>
-          <w:szCs w:val="22"/>
-          <w:lang w:val="en-GB"/>
-        </w:rPr>
-        <w:t>2025</w:t>
-      </w:r>
-      <w:r>
-        <w:rPr>
-          <w:i/>
-          <w:iCs/>
-          <w:sz w:val="22"/>
-          <w:szCs w:val="22"/>
-          <w:lang w:val="en-GB"/>
-        </w:rPr>
-        <w:tab/>
-        <w:t>European Economic Association (EEA),</w:t>
-      </w:r>
-      <w:r>
-        <w:rPr>
-          <w:sz w:val="22"/>
-          <w:szCs w:val="22"/>
-          <w:lang w:val="en-GB"/>
-        </w:rPr>
-        <w:t xml:space="preserve"> Bordeaux, FR;</w:t>
-      </w:r>
-      <w:r>
-        <w:rPr>
-          <w:sz w:val="22"/>
-          <w:szCs w:val="22"/>
-          <w:lang w:val="en-GB"/>
-        </w:rPr>
-        <w:br/>
-      </w:r>
-      <w:r>
-        <w:rPr>
-          <w:i/>
-          <w:iCs/>
-          <w:sz w:val="22"/>
-          <w:szCs w:val="22"/>
-          <w:lang w:val="en-GB"/>
-        </w:rPr>
-        <w:t>European Association of Environmental and Resource Economists (EAERE)</w:t>
-      </w:r>
-      <w:r>
-        <w:rPr>
-          <w:sz w:val="22"/>
-          <w:szCs w:val="22"/>
-          <w:lang w:val="en-GB"/>
-        </w:rPr>
-        <w:t xml:space="preserve">, Bergen, NO; </w:t>
-      </w:r>
-      <w:r>
-        <w:rPr>
-          <w:i/>
-          <w:iCs/>
-          <w:sz w:val="22"/>
-          <w:szCs w:val="22"/>
-          <w:lang w:val="en-US"/>
-        </w:rPr>
-        <w:t>ZEW-Conference on Energy and Environmental Economics (MCEE)</w:t>
-      </w:r>
-      <w:r>
-        <w:rPr>
-          <w:sz w:val="22"/>
-          <w:szCs w:val="22"/>
-          <w:lang w:val="en-US"/>
-        </w:rPr>
-        <w:t>, Mannheim, DE</w:t>
+        <w:rPr>
+          <w:sz w:val="22"/>
+          <w:szCs w:val="22"/>
+          <w:lang w:val="en-GB"/>
+        </w:rPr>
+      </w:pPr>
+      <w:r>
+        <w:rPr>
+          <w:sz w:val="22"/>
+          <w:szCs w:val="22"/>
+          <w:lang w:val="en-GB"/>
+        </w:rPr>
+        <w:t>“Gender Commuting Gap and Child Car</w:t>
+      </w:r>
+      <w:r>
+        <w:rPr>
+          <w:sz w:val="22"/>
+          <w:szCs w:val="22"/>
+          <w:lang w:val="en-GB"/>
+        </w:rPr>
+        <w:t>e</w:t>
+      </w:r>
+      <w:r>
+        <w:rPr>
+          <w:sz w:val="22"/>
+          <w:szCs w:val="22"/>
+          <w:lang w:val="en-GB"/>
+        </w:rPr>
+        <w:t xml:space="preserve"> Availability” [with: Riccarda Rosenball, Jos van Ommeren, Andrea Weber]</w:t>
       </w:r>
     </w:p>
     <w:p>
@@ -1597,224 +1494,40 @@
           <w:tab w:val="left" w:pos="2410"/>
         </w:tabs>
         <w:spacing w:after="120" w:line="276" w:lineRule="auto"/>
-        <w:ind w:left="2410" w:hanging="2410"/>
-        <w:rPr>
-          <w:sz w:val="22"/>
-          <w:szCs w:val="22"/>
-          <w:lang w:val="en-GB"/>
-        </w:rPr>
-      </w:pPr>
-      <w:r>
-        <w:rPr>
-          <w:i/>
-          <w:iCs/>
-          <w:sz w:val="22"/>
-          <w:szCs w:val="22"/>
-          <w:lang w:val="en-GB"/>
-        </w:rPr>
-        <w:t>2024</w:t>
-      </w:r>
-      <w:r>
-        <w:rPr>
-          <w:i/>
-          <w:iCs/>
-          <w:sz w:val="22"/>
-          <w:szCs w:val="22"/>
-          <w:lang w:val="en-GB"/>
-        </w:rPr>
-        <w:tab/>
-      </w:r>
-      <w:r>
-        <w:rPr>
-          <w:i/>
-          <w:iCs/>
-          <w:sz w:val="22"/>
-          <w:szCs w:val="22"/>
-          <w:lang w:val="en-US"/>
-        </w:rPr>
-        <w:t>Annual Meeting of the Austrian Economic Association</w:t>
-      </w:r>
-      <w:r>
-        <w:rPr>
-          <w:sz w:val="22"/>
-          <w:szCs w:val="22"/>
-          <w:lang w:val="en-US"/>
-        </w:rPr>
-        <w:t xml:space="preserve">, Vienna, </w:t>
-      </w:r>
-      <w:r>
-        <w:rPr>
-          <w:sz w:val="22"/>
-          <w:szCs w:val="22"/>
-          <w:lang w:val="en-US"/>
-        </w:rPr>
-        <w:t>AT;</w:t>
-      </w:r>
-      <w:r>
-        <w:rPr>
-          <w:sz w:val="22"/>
-          <w:szCs w:val="22"/>
-          <w:lang w:val="en-US"/>
-        </w:rPr>
-        <w:br/>
-      </w:r>
-      <w:r>
-        <w:rPr>
-          <w:i/>
-          <w:iCs/>
-          <w:sz w:val="22"/>
-          <w:szCs w:val="22"/>
-          <w:lang w:val="en-GB"/>
-        </w:rPr>
-        <w:t>Econometric Models of Climate Change (EMCC)</w:t>
-      </w:r>
-      <w:r>
-        <w:rPr>
-          <w:sz w:val="22"/>
-          <w:szCs w:val="22"/>
-          <w:lang w:val="en-GB"/>
-        </w:rPr>
-        <w:t xml:space="preserve">, Cambridge, UK </w:t>
-      </w:r>
-      <w:r>
-        <w:rPr>
-          <w:sz w:val="22"/>
-          <w:szCs w:val="22"/>
-          <w:lang w:val="en-GB"/>
-        </w:rPr>
-        <w:br/>
-      </w:r>
-      <w:r>
-        <w:rPr>
-          <w:i/>
-          <w:iCs/>
-          <w:sz w:val="22"/>
-          <w:szCs w:val="22"/>
-          <w:lang w:val="en-GB"/>
-        </w:rPr>
-        <w:t>French Association of Environmental and Resources Economists (FAERE)</w:t>
-      </w:r>
-      <w:r>
-        <w:rPr>
-          <w:sz w:val="22"/>
-          <w:szCs w:val="22"/>
-          <w:lang w:val="en-GB"/>
-        </w:rPr>
-        <w:t xml:space="preserve">, Strasbourg, </w:t>
-      </w:r>
-      <w:r>
-        <w:rPr>
-          <w:sz w:val="22"/>
-          <w:szCs w:val="22"/>
-          <w:lang w:val="en-GB"/>
-        </w:rPr>
-        <w:t>FR</w:t>
-      </w:r>
-      <w:r>
-        <w:rPr>
-          <w:i/>
-          <w:iCs/>
-          <w:sz w:val="22"/>
-          <w:szCs w:val="22"/>
-          <w:lang w:val="en-GB"/>
-        </w:rPr>
-        <w:t>;</w:t>
-      </w:r>
-      <w:r>
-        <w:rPr>
-          <w:i/>
-          <w:iCs/>
-          <w:sz w:val="22"/>
-          <w:szCs w:val="22"/>
-          <w:lang w:val="en-GB"/>
-        </w:rPr>
-        <w:br/>
-      </w:r>
-      <w:r>
-        <w:rPr>
-          <w:i/>
-          <w:iCs/>
-          <w:sz w:val="22"/>
-          <w:szCs w:val="22"/>
-          <w:lang w:val="en-GB"/>
-        </w:rPr>
-        <w:t>European Economic Association (EEA),</w:t>
-      </w:r>
-      <w:r>
-        <w:rPr>
-          <w:sz w:val="22"/>
-          <w:szCs w:val="22"/>
-          <w:lang w:val="en-GB"/>
-        </w:rPr>
-        <w:t xml:space="preserve"> Rotterdam, </w:t>
-      </w:r>
-      <w:r>
-        <w:rPr>
-          <w:sz w:val="22"/>
-          <w:szCs w:val="22"/>
-          <w:lang w:val="en-GB"/>
-        </w:rPr>
-        <w:t>NL;</w:t>
-      </w:r>
-      <w:r>
-        <w:rPr>
-          <w:sz w:val="22"/>
-          <w:szCs w:val="22"/>
-          <w:lang w:val="en-GB"/>
-        </w:rPr>
-        <w:br/>
-      </w:r>
-      <w:r>
-        <w:rPr>
-          <w:i/>
-          <w:iCs/>
-          <w:sz w:val="22"/>
-          <w:szCs w:val="22"/>
-          <w:lang w:val="en-GB"/>
-        </w:rPr>
-        <w:t>European Association of Environmental and Resource Economists (EAERE)</w:t>
-      </w:r>
-      <w:r>
-        <w:rPr>
-          <w:sz w:val="22"/>
-          <w:szCs w:val="22"/>
-          <w:lang w:val="en-GB"/>
-        </w:rPr>
-        <w:t xml:space="preserve">, Leuven, </w:t>
-      </w:r>
-      <w:r>
-        <w:rPr>
-          <w:sz w:val="22"/>
-          <w:szCs w:val="22"/>
-          <w:lang w:val="en-GB"/>
-        </w:rPr>
-        <w:t>BE;</w:t>
-      </w:r>
-      <w:r>
-        <w:rPr>
-          <w:sz w:val="22"/>
-          <w:szCs w:val="22"/>
-          <w:lang w:val="en-GB"/>
-        </w:rPr>
-        <w:br/>
-      </w:r>
-      <w:r>
-        <w:rPr>
-          <w:i/>
-          <w:iCs/>
-          <w:sz w:val="22"/>
-          <w:szCs w:val="22"/>
-          <w:lang w:val="en-GB"/>
-        </w:rPr>
-        <w:t>EAERE Summer School</w:t>
-      </w:r>
-      <w:r>
-        <w:rPr>
-          <w:sz w:val="22"/>
-          <w:szCs w:val="22"/>
-          <w:lang w:val="en-GB"/>
-        </w:rPr>
-        <w:t xml:space="preserve">, </w:t>
+        <w:rPr>
+          <w:sz w:val="22"/>
+          <w:szCs w:val="22"/>
+          <w:lang w:val="en-GB"/>
+        </w:rPr>
+      </w:pPr>
+      <w:r>
+        <w:rPr>
+          <w:sz w:val="22"/>
+          <w:szCs w:val="22"/>
+          <w:lang w:val="en-GB"/>
+        </w:rPr>
+        <w:t>“Highway Widenings, Congestion, and Spatial Labor Market Effects” [with: Jos van Ommeren]</w:t>
+      </w:r>
+    </w:p>
+    <w:p>
+      <w:pPr>
+        <w:tabs>
+          <w:tab w:val="left" w:pos="2410"/>
+        </w:tabs>
+        <w:spacing w:after="120" w:line="276" w:lineRule="auto"/>
+        <w:rPr>
+          <w:sz w:val="22"/>
+          <w:szCs w:val="22"/>
+          <w:lang w:val="en-GB"/>
+        </w:rPr>
+      </w:pPr>
+      <w:r>
+        <w:rPr>
+          <w:sz w:val="22"/>
+          <w:szCs w:val="22"/>
+          <w:lang w:val="en-GB"/>
+        </w:rPr>
+        <w:t xml:space="preserve">“Cheap Housing Access and Labor Market Effects” [with: Jos van Ommeren, </w:t>
       </w:r>
       <w:proofErr w:type="spellStart"/>
       <w:r>
@@ -1823,7 +1536,7 @@
           <w:szCs w:val="22"/>
           <w:lang w:val="en-GB"/>
         </w:rPr>
-        <w:t>Seggau</w:t>
+        <w:t>Ismir</w:t>
       </w:r>
       <w:proofErr w:type="spellEnd"/>
       <w:r>
@@ -1832,520 +1545,7 @@
           <w:szCs w:val="22"/>
           <w:lang w:val="en-GB"/>
         </w:rPr>
-        <w:t xml:space="preserve">, </w:t>
-      </w:r>
-      <w:r>
-        <w:rPr>
-          <w:sz w:val="22"/>
-          <w:szCs w:val="22"/>
-          <w:lang w:val="en-GB"/>
-        </w:rPr>
-        <w:t>AT</w:t>
-      </w:r>
-    </w:p>
-    <w:p>
-      <w:pPr>
-        <w:tabs>
-          <w:tab w:val="left" w:pos="2410"/>
-        </w:tabs>
-        <w:spacing w:after="120" w:line="276" w:lineRule="auto"/>
-        <w:ind w:left="2410" w:hanging="2410"/>
-        <w:rPr>
-          <w:sz w:val="22"/>
-          <w:szCs w:val="22"/>
-          <w:lang w:val="en-GB"/>
-        </w:rPr>
-      </w:pPr>
-      <w:r>
-        <w:rPr>
-          <w:i/>
-          <w:iCs/>
-          <w:sz w:val="22"/>
-          <w:szCs w:val="22"/>
-          <w:lang w:val="en-GB"/>
-        </w:rPr>
-        <w:t>2023</w:t>
-      </w:r>
-      <w:r>
-        <w:rPr>
-          <w:i/>
-          <w:iCs/>
-          <w:sz w:val="22"/>
-          <w:szCs w:val="22"/>
-          <w:lang w:val="en-GB"/>
-        </w:rPr>
-        <w:tab/>
-        <w:t>Econometric Models of Climate Change (EMCC)</w:t>
-      </w:r>
-      <w:r>
-        <w:rPr>
-          <w:sz w:val="22"/>
-          <w:szCs w:val="22"/>
-          <w:lang w:val="en-GB"/>
-        </w:rPr>
-        <w:t xml:space="preserve">, Amsterdam, </w:t>
-      </w:r>
-      <w:r>
-        <w:rPr>
-          <w:sz w:val="22"/>
-          <w:szCs w:val="22"/>
-          <w:lang w:val="en-GB"/>
-        </w:rPr>
-        <w:t>NL;</w:t>
-      </w:r>
-      <w:r>
-        <w:rPr>
-          <w:sz w:val="22"/>
-          <w:szCs w:val="22"/>
-          <w:lang w:val="en-GB"/>
-        </w:rPr>
-        <w:br/>
-      </w:r>
-      <w:r>
-        <w:rPr>
-          <w:i/>
-          <w:iCs/>
-          <w:sz w:val="22"/>
-          <w:szCs w:val="22"/>
-          <w:lang w:val="en-US"/>
-        </w:rPr>
-        <w:t>Annual Meeting of the Austrian Economic Association</w:t>
-      </w:r>
-      <w:r>
-        <w:rPr>
-          <w:sz w:val="22"/>
-          <w:szCs w:val="22"/>
-          <w:lang w:val="en-US"/>
-        </w:rPr>
-        <w:t xml:space="preserve">, Salzburg, </w:t>
-      </w:r>
-      <w:r>
-        <w:rPr>
-          <w:sz w:val="22"/>
-          <w:szCs w:val="22"/>
-          <w:lang w:val="en-US"/>
-        </w:rPr>
-        <w:t>AT;</w:t>
-      </w:r>
-      <w:r>
-        <w:rPr>
-          <w:sz w:val="22"/>
-          <w:szCs w:val="22"/>
-          <w:lang w:val="en-US"/>
-        </w:rPr>
-        <w:br/>
-      </w:r>
-      <w:r>
-        <w:rPr>
-          <w:i/>
-          <w:iCs/>
-          <w:sz w:val="22"/>
-          <w:szCs w:val="22"/>
-          <w:lang w:val="en-GB"/>
-        </w:rPr>
-        <w:t>EAER</w:t>
-      </w:r>
-      <w:r>
-        <w:rPr>
-          <w:i/>
-          <w:iCs/>
-          <w:sz w:val="22"/>
-          <w:szCs w:val="22"/>
-          <w:lang w:val="en-GB"/>
-        </w:rPr>
-        <w:t>E</w:t>
-      </w:r>
-      <w:r>
-        <w:rPr>
-          <w:sz w:val="22"/>
-          <w:szCs w:val="22"/>
-          <w:lang w:val="en-GB"/>
-        </w:rPr>
-        <w:t xml:space="preserve">, </w:t>
-      </w:r>
-      <w:r>
-        <w:rPr>
-          <w:sz w:val="22"/>
-          <w:szCs w:val="22"/>
-          <w:lang w:val="en-GB"/>
-        </w:rPr>
-        <w:t xml:space="preserve">Limassol, </w:t>
-      </w:r>
-      <w:r>
-        <w:rPr>
-          <w:sz w:val="22"/>
-          <w:szCs w:val="22"/>
-          <w:lang w:val="en-GB"/>
-        </w:rPr>
-        <w:t>CY;</w:t>
-      </w:r>
-      <w:r>
-        <w:rPr>
-          <w:sz w:val="22"/>
-          <w:szCs w:val="22"/>
-          <w:lang w:val="en-GB"/>
-        </w:rPr>
-        <w:br/>
-      </w:r>
-      <w:r>
-        <w:rPr>
-          <w:i/>
-          <w:iCs/>
-          <w:sz w:val="22"/>
-          <w:szCs w:val="22"/>
-          <w:lang w:val="en-US"/>
-        </w:rPr>
-        <w:t xml:space="preserve">International Conference on Economic Modeling and Data </w:t>
-      </w:r>
-      <w:proofErr w:type="spellStart"/>
-      <w:r>
-        <w:rPr>
-          <w:i/>
-          <w:iCs/>
-          <w:sz w:val="22"/>
-          <w:szCs w:val="22"/>
-          <w:lang w:val="en-US"/>
-        </w:rPr>
-        <w:t>Sciene</w:t>
-      </w:r>
-      <w:proofErr w:type="spellEnd"/>
-      <w:r>
-        <w:rPr>
-          <w:i/>
-          <w:iCs/>
-          <w:sz w:val="22"/>
-          <w:szCs w:val="22"/>
-          <w:lang w:val="en-US"/>
-        </w:rPr>
-        <w:t xml:space="preserve"> (</w:t>
-      </w:r>
-      <w:proofErr w:type="spellStart"/>
-      <w:r>
-        <w:rPr>
-          <w:i/>
-          <w:iCs/>
-          <w:sz w:val="22"/>
-          <w:szCs w:val="22"/>
-          <w:lang w:val="en-US"/>
-        </w:rPr>
-        <w:t>EcoMod</w:t>
-      </w:r>
-      <w:proofErr w:type="spellEnd"/>
-      <w:r>
-        <w:rPr>
-          <w:i/>
-          <w:iCs/>
-          <w:sz w:val="22"/>
-          <w:szCs w:val="22"/>
-          <w:lang w:val="en-US"/>
-        </w:rPr>
-        <w:t>)</w:t>
-      </w:r>
-      <w:r>
-        <w:rPr>
-          <w:sz w:val="22"/>
-          <w:szCs w:val="22"/>
-          <w:lang w:val="en-US"/>
-        </w:rPr>
-        <w:t>, Prague</w:t>
-      </w:r>
-      <w:r>
-        <w:rPr>
-          <w:sz w:val="22"/>
-          <w:szCs w:val="22"/>
-          <w:lang w:val="en-US"/>
-        </w:rPr>
-        <w:t xml:space="preserve">, </w:t>
-      </w:r>
-      <w:r>
-        <w:rPr>
-          <w:sz w:val="22"/>
-          <w:szCs w:val="22"/>
-          <w:lang w:val="en-US"/>
-        </w:rPr>
-        <w:t>CZ</w:t>
-      </w:r>
-    </w:p>
-    <w:p>
-      <w:pPr>
-        <w:tabs>
-          <w:tab w:val="left" w:pos="2410"/>
-        </w:tabs>
-        <w:spacing w:after="120" w:line="276" w:lineRule="auto"/>
-        <w:ind w:left="2410" w:hanging="2410"/>
-        <w:rPr>
-          <w:sz w:val="22"/>
-          <w:szCs w:val="22"/>
-          <w:lang w:val="en-US"/>
-        </w:rPr>
-      </w:pPr>
-      <w:r>
-        <w:rPr>
-          <w:sz w:val="22"/>
-          <w:szCs w:val="22"/>
-          <w:lang w:val="en-US"/>
-        </w:rPr>
-        <w:t>2022</w:t>
-      </w:r>
-      <w:r>
-        <w:rPr>
-          <w:sz w:val="22"/>
-          <w:szCs w:val="22"/>
-          <w:lang w:val="en-US"/>
-        </w:rPr>
-        <w:tab/>
-      </w:r>
-      <w:r>
-        <w:rPr>
-          <w:i/>
-          <w:iCs/>
-          <w:sz w:val="22"/>
-          <w:szCs w:val="22"/>
-          <w:lang w:val="en-US"/>
-        </w:rPr>
-        <w:t>Environmental Protection and Sustainability Forum (EPSF)</w:t>
-      </w:r>
-      <w:r>
-        <w:rPr>
-          <w:sz w:val="22"/>
-          <w:szCs w:val="22"/>
-          <w:lang w:val="en-US"/>
-        </w:rPr>
-        <w:t xml:space="preserve">, Graz, </w:t>
-      </w:r>
-      <w:r>
-        <w:rPr>
-          <w:sz w:val="22"/>
-          <w:szCs w:val="22"/>
-          <w:lang w:val="en-US"/>
-        </w:rPr>
-        <w:t xml:space="preserve">AT; </w:t>
-      </w:r>
-      <w:r>
-        <w:rPr>
-          <w:sz w:val="22"/>
-          <w:szCs w:val="22"/>
-          <w:lang w:val="en-US"/>
-        </w:rPr>
-        <w:br/>
-      </w:r>
-      <w:r>
-        <w:rPr>
-          <w:i/>
-          <w:iCs/>
-          <w:sz w:val="22"/>
-          <w:szCs w:val="22"/>
-          <w:lang w:val="en-US"/>
-        </w:rPr>
-        <w:t xml:space="preserve">AURÖ </w:t>
-      </w:r>
-      <w:proofErr w:type="spellStart"/>
-      <w:r>
-        <w:rPr>
-          <w:i/>
-          <w:iCs/>
-          <w:sz w:val="22"/>
-          <w:szCs w:val="22"/>
-          <w:lang w:val="en-US"/>
-        </w:rPr>
-        <w:t>Nachwuchsworkshop</w:t>
-      </w:r>
-      <w:proofErr w:type="spellEnd"/>
-      <w:r>
-        <w:rPr>
-          <w:i/>
-          <w:iCs/>
-          <w:sz w:val="22"/>
-          <w:szCs w:val="22"/>
-          <w:lang w:val="en-US"/>
-        </w:rPr>
-        <w:t xml:space="preserve"> Umwelt- und </w:t>
-      </w:r>
-      <w:proofErr w:type="spellStart"/>
-      <w:r>
-        <w:rPr>
-          <w:i/>
-          <w:iCs/>
-          <w:sz w:val="22"/>
-          <w:szCs w:val="22"/>
-          <w:lang w:val="en-US"/>
-        </w:rPr>
-        <w:t>Ressourenökonomie</w:t>
-      </w:r>
-      <w:proofErr w:type="spellEnd"/>
-      <w:r>
-        <w:rPr>
-          <w:i/>
-          <w:iCs/>
-          <w:sz w:val="22"/>
-          <w:szCs w:val="22"/>
-          <w:lang w:val="en-US"/>
-        </w:rPr>
-        <w:t xml:space="preserve">, Graz, </w:t>
-      </w:r>
-      <w:r>
-        <w:rPr>
-          <w:i/>
-          <w:iCs/>
-          <w:sz w:val="22"/>
-          <w:szCs w:val="22"/>
-          <w:lang w:val="en-US"/>
-        </w:rPr>
-        <w:t>AT</w:t>
-      </w:r>
-      <w:r>
-        <w:rPr>
-          <w:sz w:val="22"/>
-          <w:szCs w:val="22"/>
-          <w:lang w:val="en-US"/>
-        </w:rPr>
-        <w:t>;</w:t>
-      </w:r>
-      <w:r>
-        <w:rPr>
-          <w:sz w:val="22"/>
-          <w:szCs w:val="22"/>
-          <w:lang w:val="en-US"/>
-        </w:rPr>
-        <w:br/>
-      </w:r>
-      <w:r>
-        <w:rPr>
-          <w:i/>
-          <w:iCs/>
-          <w:sz w:val="22"/>
-          <w:szCs w:val="22"/>
-          <w:lang w:val="en-US"/>
-        </w:rPr>
-        <w:t>Annual Meeting of the Austrian Economic Association</w:t>
-      </w:r>
-      <w:r>
-        <w:rPr>
-          <w:sz w:val="22"/>
-          <w:szCs w:val="22"/>
-          <w:lang w:val="en-US"/>
-        </w:rPr>
-        <w:t xml:space="preserve">, Vienna, </w:t>
-      </w:r>
-      <w:r>
-        <w:rPr>
-          <w:sz w:val="22"/>
-          <w:szCs w:val="22"/>
-          <w:lang w:val="en-US"/>
-        </w:rPr>
-        <w:t>AT;</w:t>
-      </w:r>
-      <w:r>
-        <w:rPr>
-          <w:sz w:val="22"/>
-          <w:szCs w:val="22"/>
-          <w:lang w:val="en-US"/>
-        </w:rPr>
-        <w:br/>
-      </w:r>
-      <w:proofErr w:type="spellStart"/>
-      <w:r>
-        <w:rPr>
-          <w:i/>
-          <w:iCs/>
-          <w:sz w:val="22"/>
-          <w:szCs w:val="22"/>
-          <w:lang w:val="en-US"/>
-        </w:rPr>
-        <w:t>Österreichischer</w:t>
-      </w:r>
-      <w:proofErr w:type="spellEnd"/>
-      <w:r>
-        <w:rPr>
-          <w:i/>
-          <w:iCs/>
-          <w:sz w:val="22"/>
-          <w:szCs w:val="22"/>
-          <w:lang w:val="en-US"/>
-        </w:rPr>
-        <w:t xml:space="preserve"> </w:t>
-      </w:r>
-      <w:proofErr w:type="spellStart"/>
-      <w:r>
-        <w:rPr>
-          <w:i/>
-          <w:iCs/>
-          <w:sz w:val="22"/>
-          <w:szCs w:val="22"/>
-          <w:lang w:val="en-US"/>
-        </w:rPr>
-        <w:t>Klimatag</w:t>
-      </w:r>
-      <w:proofErr w:type="spellEnd"/>
-      <w:r>
-        <w:rPr>
-          <w:i/>
-          <w:iCs/>
-          <w:sz w:val="22"/>
-          <w:szCs w:val="22"/>
-          <w:lang w:val="en-US"/>
-        </w:rPr>
-        <w:t xml:space="preserve"> 2022</w:t>
-      </w:r>
-      <w:r>
-        <w:rPr>
-          <w:sz w:val="22"/>
-          <w:szCs w:val="22"/>
-          <w:lang w:val="en-US"/>
-        </w:rPr>
-        <w:t xml:space="preserve">, Vienna, </w:t>
-      </w:r>
-      <w:r>
-        <w:rPr>
-          <w:sz w:val="22"/>
-          <w:szCs w:val="22"/>
-          <w:lang w:val="en-US"/>
-        </w:rPr>
-        <w:t>AT;</w:t>
-      </w:r>
-      <w:r>
-        <w:rPr>
-          <w:sz w:val="22"/>
-          <w:szCs w:val="22"/>
-          <w:lang w:val="en-US"/>
-        </w:rPr>
-        <w:br/>
-      </w:r>
-      <w:r>
-        <w:rPr>
-          <w:i/>
-          <w:iCs/>
-          <w:sz w:val="22"/>
-          <w:szCs w:val="22"/>
-          <w:lang w:val="en-US"/>
-        </w:rPr>
-        <w:t>Klagenfurt-Bielefeld Summer School</w:t>
-      </w:r>
-      <w:r>
-        <w:rPr>
-          <w:i/>
-          <w:iCs/>
-          <w:sz w:val="22"/>
-          <w:szCs w:val="22"/>
-          <w:lang w:val="en-US"/>
-        </w:rPr>
-        <w:t xml:space="preserve"> on Modern Topics in Time Series Analysis</w:t>
-      </w:r>
-      <w:r>
-        <w:rPr>
-          <w:sz w:val="22"/>
-          <w:szCs w:val="22"/>
-          <w:lang w:val="en-US"/>
-        </w:rPr>
-        <w:t xml:space="preserve">, Klagenfurt, </w:t>
-      </w:r>
-      <w:r>
-        <w:rPr>
-          <w:sz w:val="22"/>
-          <w:szCs w:val="22"/>
-          <w:lang w:val="en-US"/>
-        </w:rPr>
-        <w:t>AT</w:t>
+        <w:t xml:space="preserve"> Mulalic]</w:t>
       </w:r>
     </w:p>
     <w:p>
@@ -2380,7 +1580,21 @@
           <w:b/>
           <w:lang w:val="en-GB"/>
         </w:rPr>
-        <w:t>Teaching Experience</w:t>
+        <w:t>C</w:t>
+      </w:r>
+      <w:r>
+        <w:rPr>
+          <w:b/>
+          <w:lang w:val="en-GB"/>
+        </w:rPr>
+        <w:t>onferences</w:t>
+      </w:r>
+      <w:r>
+        <w:rPr>
+          <w:b/>
+          <w:lang w:val="en-GB"/>
+        </w:rPr>
+        <w:t xml:space="preserve"> and Summer Schools</w:t>
       </w:r>
     </w:p>
     <w:p>
@@ -2389,45 +1603,79 @@
           <w:tab w:val="left" w:pos="2410"/>
         </w:tabs>
         <w:spacing w:after="120" w:line="276" w:lineRule="auto"/>
-        <w:rPr>
-          <w:sz w:val="22"/>
-          <w:szCs w:val="22"/>
-          <w:lang w:val="en-GB"/>
-        </w:rPr>
-      </w:pPr>
-      <w:r>
-        <w:rPr>
-          <w:sz w:val="22"/>
-          <w:szCs w:val="22"/>
-          <w:lang w:val="en-GB"/>
-        </w:rPr>
-        <w:t xml:space="preserve">University of Graz: </w:t>
-      </w:r>
-      <w:r>
-        <w:rPr>
+        <w:ind w:left="2410" w:hanging="2410"/>
+        <w:rPr>
+          <w:i/>
+          <w:iCs/>
+          <w:sz w:val="22"/>
+          <w:szCs w:val="22"/>
+          <w:lang w:val="en-GB"/>
+        </w:rPr>
+      </w:pPr>
+      <w:r>
+        <w:rPr>
+          <w:i/>
+          <w:iCs/>
+          <w:sz w:val="22"/>
+          <w:szCs w:val="22"/>
+          <w:lang w:val="en-GB"/>
+        </w:rPr>
+        <w:t>2026</w:t>
+      </w:r>
+      <w:r>
+        <w:rPr>
+          <w:i/>
+          <w:iCs/>
           <w:sz w:val="22"/>
           <w:szCs w:val="22"/>
           <w:lang w:val="en-GB"/>
         </w:rPr>
         <w:tab/>
+        <w:t xml:space="preserve">European Economics Association (EEA), Dublin, IR; </w:t>
       </w:r>
       <w:proofErr w:type="spellStart"/>
       <w:r>
         <w:rPr>
-          <w:sz w:val="22"/>
-          <w:szCs w:val="22"/>
-          <w:lang w:val="en-GB"/>
-        </w:rPr>
-        <w:t>Microeconometrics</w:t>
+          <w:i/>
+          <w:iCs/>
+          <w:sz w:val="22"/>
+          <w:szCs w:val="22"/>
+          <w:lang w:val="en-GB"/>
+        </w:rPr>
+        <w:t>Economicetric</w:t>
       </w:r>
       <w:proofErr w:type="spellEnd"/>
       <w:r>
         <w:rPr>
-          <w:sz w:val="22"/>
-          <w:szCs w:val="22"/>
-          <w:lang w:val="en-GB"/>
-        </w:rPr>
-        <w:t xml:space="preserve"> (Master, English)</w:t>
+          <w:i/>
+          <w:iCs/>
+          <w:sz w:val="22"/>
+          <w:szCs w:val="22"/>
+          <w:lang w:val="en-GB"/>
+        </w:rPr>
+        <w:t xml:space="preserve"> Models of Climate Change (EMCC), </w:t>
+      </w:r>
+      <w:proofErr w:type="spellStart"/>
+      <w:r>
+        <w:rPr>
+          <w:i/>
+          <w:iCs/>
+          <w:sz w:val="22"/>
+          <w:szCs w:val="22"/>
+          <w:lang w:val="en-GB"/>
+        </w:rPr>
+        <w:t>Aalburg</w:t>
+      </w:r>
+      <w:proofErr w:type="spellEnd"/>
+      <w:r>
+        <w:rPr>
+          <w:i/>
+          <w:iCs/>
+          <w:sz w:val="22"/>
+          <w:szCs w:val="22"/>
+          <w:lang w:val="en-GB"/>
+        </w:rPr>
+        <w:t>, DK.</w:t>
       </w:r>
     </w:p>
     <w:p>
@@ -2436,36 +1684,85 @@
           <w:tab w:val="left" w:pos="2410"/>
         </w:tabs>
         <w:spacing w:after="120" w:line="276" w:lineRule="auto"/>
-        <w:ind w:left="2410"/>
-        <w:rPr>
-          <w:sz w:val="22"/>
-          <w:szCs w:val="22"/>
-          <w:lang w:val="en-GB"/>
-        </w:rPr>
-      </w:pPr>
-      <w:r>
-        <w:rPr>
-          <w:sz w:val="22"/>
-          <w:szCs w:val="22"/>
-          <w:lang w:val="en-GB"/>
-        </w:rPr>
-        <w:t xml:space="preserve">Econometrics </w:t>
-      </w:r>
-      <w:r>
-        <w:rPr>
-          <w:sz w:val="22"/>
-          <w:szCs w:val="22"/>
-          <w:lang w:val="en-GB"/>
-        </w:rPr>
-        <w:t xml:space="preserve">1 &amp; </w:t>
-      </w:r>
-      <w:r>
-        <w:rPr>
-          <w:sz w:val="22"/>
-          <w:szCs w:val="22"/>
-          <w:lang w:val="en-GB"/>
-        </w:rPr>
-        <w:t>2 (Bachelor, German)</w:t>
+        <w:ind w:left="2410" w:hanging="2410"/>
+        <w:rPr>
+          <w:sz w:val="22"/>
+          <w:szCs w:val="22"/>
+          <w:lang w:val="en-US"/>
+        </w:rPr>
+      </w:pPr>
+      <w:r>
+        <w:rPr>
+          <w:i/>
+          <w:iCs/>
+          <w:sz w:val="22"/>
+          <w:szCs w:val="22"/>
+          <w:lang w:val="en-GB"/>
+        </w:rPr>
+        <w:t>2025</w:t>
+      </w:r>
+      <w:r>
+        <w:rPr>
+          <w:i/>
+          <w:iCs/>
+          <w:sz w:val="22"/>
+          <w:szCs w:val="22"/>
+          <w:lang w:val="en-GB"/>
+        </w:rPr>
+        <w:tab/>
+        <w:t>European Economic Association (EEA),</w:t>
+      </w:r>
+      <w:r>
+        <w:rPr>
+          <w:sz w:val="22"/>
+          <w:szCs w:val="22"/>
+          <w:lang w:val="en-GB"/>
+        </w:rPr>
+        <w:t xml:space="preserve"> Bordeaux, FR;</w:t>
+      </w:r>
+      <w:r>
+        <w:rPr>
+          <w:sz w:val="22"/>
+          <w:szCs w:val="22"/>
+          <w:lang w:val="en-GB"/>
+        </w:rPr>
+        <w:br/>
+      </w:r>
+      <w:r>
+        <w:rPr>
+          <w:i/>
+          <w:iCs/>
+          <w:sz w:val="22"/>
+          <w:szCs w:val="22"/>
+          <w:lang w:val="en-GB"/>
+        </w:rPr>
+        <w:t>European Association of Environmental and Resource Economists (EAERE)</w:t>
+      </w:r>
+      <w:r>
+        <w:rPr>
+          <w:sz w:val="22"/>
+          <w:szCs w:val="22"/>
+          <w:lang w:val="en-GB"/>
+        </w:rPr>
+        <w:t xml:space="preserve">, Bergen, NO; </w:t>
+      </w:r>
+      <w:r>
+        <w:rPr>
+          <w:i/>
+          <w:iCs/>
+          <w:sz w:val="22"/>
+          <w:szCs w:val="22"/>
+          <w:lang w:val="en-US"/>
+        </w:rPr>
+        <w:t>ZEW-Conference on Energy and Environmental Economics (MCEE)</w:t>
+      </w:r>
+      <w:r>
+        <w:rPr>
+          <w:sz w:val="22"/>
+          <w:szCs w:val="22"/>
+          <w:lang w:val="en-US"/>
+        </w:rPr>
+        <w:t>, Mannheim, DE</w:t>
       </w:r>
     </w:p>
     <w:p>
@@ -2474,20 +1771,250 @@
           <w:tab w:val="left" w:pos="2410"/>
         </w:tabs>
         <w:spacing w:after="120" w:line="276" w:lineRule="auto"/>
-        <w:ind w:left="2410"/>
-        <w:rPr>
-          <w:sz w:val="22"/>
-          <w:szCs w:val="22"/>
-          <w:lang w:val="en-GB"/>
-        </w:rPr>
-      </w:pPr>
-      <w:r>
-        <w:rPr>
-          <w:sz w:val="22"/>
-          <w:szCs w:val="22"/>
-          <w:lang w:val="en-GB"/>
-        </w:rPr>
-        <w:t>International Economics (Bachelor, German)</w:t>
+        <w:ind w:left="2410" w:hanging="2410"/>
+        <w:rPr>
+          <w:sz w:val="22"/>
+          <w:szCs w:val="22"/>
+          <w:lang w:val="en-GB"/>
+        </w:rPr>
+      </w:pPr>
+      <w:r>
+        <w:rPr>
+          <w:i/>
+          <w:iCs/>
+          <w:sz w:val="22"/>
+          <w:szCs w:val="22"/>
+          <w:lang w:val="en-GB"/>
+        </w:rPr>
+        <w:t>2024</w:t>
+      </w:r>
+      <w:r>
+        <w:rPr>
+          <w:i/>
+          <w:iCs/>
+          <w:sz w:val="22"/>
+          <w:szCs w:val="22"/>
+          <w:lang w:val="en-GB"/>
+        </w:rPr>
+        <w:tab/>
+      </w:r>
+      <w:r>
+        <w:rPr>
+          <w:i/>
+          <w:iCs/>
+          <w:sz w:val="22"/>
+          <w:szCs w:val="22"/>
+          <w:lang w:val="en-US"/>
+        </w:rPr>
+        <w:t>Annual Meeting of the Austrian Economic Association</w:t>
+      </w:r>
+      <w:r>
+        <w:rPr>
+          <w:sz w:val="22"/>
+          <w:szCs w:val="22"/>
+          <w:lang w:val="en-US"/>
+        </w:rPr>
+        <w:t xml:space="preserve">, Vienna, </w:t>
+      </w:r>
+      <w:r>
+        <w:rPr>
+          <w:sz w:val="22"/>
+          <w:szCs w:val="22"/>
+          <w:lang w:val="en-US"/>
+        </w:rPr>
+        <w:t>AT;</w:t>
+      </w:r>
+      <w:r>
+        <w:rPr>
+          <w:sz w:val="22"/>
+          <w:szCs w:val="22"/>
+          <w:lang w:val="en-US"/>
+        </w:rPr>
+        <w:br/>
+      </w:r>
+      <w:r>
+        <w:rPr>
+          <w:i/>
+          <w:iCs/>
+          <w:sz w:val="22"/>
+          <w:szCs w:val="22"/>
+          <w:lang w:val="en-GB"/>
+        </w:rPr>
+        <w:t>Econometric Models of Climate Change (EMCC)</w:t>
+      </w:r>
+      <w:r>
+        <w:rPr>
+          <w:sz w:val="22"/>
+          <w:szCs w:val="22"/>
+          <w:lang w:val="en-GB"/>
+        </w:rPr>
+        <w:t xml:space="preserve">, Cambridge, UK </w:t>
+      </w:r>
+      <w:r>
+        <w:rPr>
+          <w:sz w:val="22"/>
+          <w:szCs w:val="22"/>
+          <w:lang w:val="en-GB"/>
+        </w:rPr>
+        <w:br/>
+      </w:r>
+      <w:r>
+        <w:rPr>
+          <w:i/>
+          <w:iCs/>
+          <w:sz w:val="22"/>
+          <w:szCs w:val="22"/>
+          <w:lang w:val="en-GB"/>
+        </w:rPr>
+        <w:t>French Association of Environmental and Resources Economists (FAERE)</w:t>
+      </w:r>
+      <w:r>
+        <w:rPr>
+          <w:sz w:val="22"/>
+          <w:szCs w:val="22"/>
+          <w:lang w:val="en-GB"/>
+        </w:rPr>
+        <w:t xml:space="preserve">, Strasbourg, </w:t>
+      </w:r>
+      <w:r>
+        <w:rPr>
+          <w:sz w:val="22"/>
+          <w:szCs w:val="22"/>
+          <w:lang w:val="en-GB"/>
+        </w:rPr>
+        <w:t>FR</w:t>
+      </w:r>
+      <w:r>
+        <w:rPr>
+          <w:i/>
+          <w:iCs/>
+          <w:sz w:val="22"/>
+          <w:szCs w:val="22"/>
+          <w:lang w:val="en-GB"/>
+        </w:rPr>
+        <w:t>;</w:t>
+      </w:r>
+      <w:r>
+        <w:rPr>
+          <w:i/>
+          <w:iCs/>
+          <w:sz w:val="22"/>
+          <w:szCs w:val="22"/>
+          <w:lang w:val="en-GB"/>
+        </w:rPr>
+        <w:br/>
+      </w:r>
+      <w:r>
+        <w:rPr>
+          <w:i/>
+          <w:iCs/>
+          <w:sz w:val="22"/>
+          <w:szCs w:val="22"/>
+          <w:lang w:val="en-GB"/>
+        </w:rPr>
+        <w:t>European Economic Association (EEA),</w:t>
+      </w:r>
+      <w:r>
+        <w:rPr>
+          <w:sz w:val="22"/>
+          <w:szCs w:val="22"/>
+          <w:lang w:val="en-GB"/>
+        </w:rPr>
+        <w:t xml:space="preserve"> Rotterdam, </w:t>
+      </w:r>
+      <w:r>
+        <w:rPr>
+          <w:sz w:val="22"/>
+          <w:szCs w:val="22"/>
+          <w:lang w:val="en-GB"/>
+        </w:rPr>
+        <w:t>NL;</w:t>
+      </w:r>
+      <w:r>
+        <w:rPr>
+          <w:sz w:val="22"/>
+          <w:szCs w:val="22"/>
+          <w:lang w:val="en-GB"/>
+        </w:rPr>
+        <w:br/>
+      </w:r>
+      <w:r>
+        <w:rPr>
+          <w:i/>
+          <w:iCs/>
+          <w:sz w:val="22"/>
+          <w:szCs w:val="22"/>
+          <w:lang w:val="en-GB"/>
+        </w:rPr>
+        <w:t>European Association of Environmental and Resource Economists (EAERE)</w:t>
+      </w:r>
+      <w:r>
+        <w:rPr>
+          <w:sz w:val="22"/>
+          <w:szCs w:val="22"/>
+          <w:lang w:val="en-GB"/>
+        </w:rPr>
+        <w:t xml:space="preserve">, Leuven, </w:t>
+      </w:r>
+      <w:r>
+        <w:rPr>
+          <w:sz w:val="22"/>
+          <w:szCs w:val="22"/>
+          <w:lang w:val="en-GB"/>
+        </w:rPr>
+        <w:t>BE;</w:t>
+      </w:r>
+      <w:r>
+        <w:rPr>
+          <w:sz w:val="22"/>
+          <w:szCs w:val="22"/>
+          <w:lang w:val="en-GB"/>
+        </w:rPr>
+        <w:br/>
+      </w:r>
+      <w:r>
+        <w:rPr>
+          <w:i/>
+          <w:iCs/>
+          <w:sz w:val="22"/>
+          <w:szCs w:val="22"/>
+          <w:lang w:val="en-GB"/>
+        </w:rPr>
+        <w:t>EAERE Summer School</w:t>
+      </w:r>
+      <w:r>
+        <w:rPr>
+          <w:sz w:val="22"/>
+          <w:szCs w:val="22"/>
+          <w:lang w:val="en-GB"/>
+        </w:rPr>
+        <w:t xml:space="preserve">, </w:t>
+      </w:r>
+      <w:proofErr w:type="spellStart"/>
+      <w:r>
+        <w:rPr>
+          <w:sz w:val="22"/>
+          <w:szCs w:val="22"/>
+          <w:lang w:val="en-GB"/>
+        </w:rPr>
+        <w:t>Seggau</w:t>
+      </w:r>
+      <w:proofErr w:type="spellEnd"/>
+      <w:r>
+        <w:rPr>
+          <w:sz w:val="22"/>
+          <w:szCs w:val="22"/>
+          <w:lang w:val="en-GB"/>
+        </w:rPr>
+        <w:t xml:space="preserve">, </w:t>
+      </w:r>
+      <w:r>
+        <w:rPr>
+          <w:sz w:val="22"/>
+          <w:szCs w:val="22"/>
+          <w:lang w:val="en-GB"/>
+        </w:rPr>
+        <w:t>AT</w:t>
       </w:r>
     </w:p>
     <w:p>
@@ -2496,21 +2023,517 @@
           <w:tab w:val="left" w:pos="2410"/>
         </w:tabs>
         <w:spacing w:after="120" w:line="276" w:lineRule="auto"/>
-        <w:ind w:left="2410"/>
-        <w:rPr>
-          <w:sz w:val="22"/>
-          <w:szCs w:val="22"/>
-          <w:lang w:val="en-GB"/>
-        </w:rPr>
-      </w:pPr>
-      <w:r>
-        <w:rPr>
-          <w:sz w:val="22"/>
-          <w:szCs w:val="22"/>
-          <w:lang w:val="en-GB"/>
-        </w:rPr>
-        <w:t>Economic Policy (Bachelor, German)</w:t>
-      </w:r>
+        <w:ind w:left="2410" w:hanging="2410"/>
+        <w:rPr>
+          <w:sz w:val="22"/>
+          <w:szCs w:val="22"/>
+          <w:lang w:val="en-GB"/>
+        </w:rPr>
+      </w:pPr>
+      <w:r>
+        <w:rPr>
+          <w:i/>
+          <w:iCs/>
+          <w:sz w:val="22"/>
+          <w:szCs w:val="22"/>
+          <w:lang w:val="en-GB"/>
+        </w:rPr>
+        <w:t>2023</w:t>
+      </w:r>
+      <w:r>
+        <w:rPr>
+          <w:i/>
+          <w:iCs/>
+          <w:sz w:val="22"/>
+          <w:szCs w:val="22"/>
+          <w:lang w:val="en-GB"/>
+        </w:rPr>
+        <w:tab/>
+        <w:t>Econometric Models of Climate Change (EMCC)</w:t>
+      </w:r>
+      <w:r>
+        <w:rPr>
+          <w:sz w:val="22"/>
+          <w:szCs w:val="22"/>
+          <w:lang w:val="en-GB"/>
+        </w:rPr>
+        <w:t xml:space="preserve">, Amsterdam, </w:t>
+      </w:r>
+      <w:r>
+        <w:rPr>
+          <w:sz w:val="22"/>
+          <w:szCs w:val="22"/>
+          <w:lang w:val="en-GB"/>
+        </w:rPr>
+        <w:t>NL;</w:t>
+      </w:r>
+      <w:r>
+        <w:rPr>
+          <w:sz w:val="22"/>
+          <w:szCs w:val="22"/>
+          <w:lang w:val="en-GB"/>
+        </w:rPr>
+        <w:br/>
+      </w:r>
+      <w:r>
+        <w:rPr>
+          <w:i/>
+          <w:iCs/>
+          <w:sz w:val="22"/>
+          <w:szCs w:val="22"/>
+          <w:lang w:val="en-US"/>
+        </w:rPr>
+        <w:t>Annual Meeting of the Austrian Economic Association</w:t>
+      </w:r>
+      <w:r>
+        <w:rPr>
+          <w:sz w:val="22"/>
+          <w:szCs w:val="22"/>
+          <w:lang w:val="en-US"/>
+        </w:rPr>
+        <w:t xml:space="preserve">, Salzburg, </w:t>
+      </w:r>
+      <w:r>
+        <w:rPr>
+          <w:sz w:val="22"/>
+          <w:szCs w:val="22"/>
+          <w:lang w:val="en-US"/>
+        </w:rPr>
+        <w:t>AT;</w:t>
+      </w:r>
+      <w:r>
+        <w:rPr>
+          <w:sz w:val="22"/>
+          <w:szCs w:val="22"/>
+          <w:lang w:val="en-US"/>
+        </w:rPr>
+        <w:br/>
+      </w:r>
+      <w:r>
+        <w:rPr>
+          <w:i/>
+          <w:iCs/>
+          <w:sz w:val="22"/>
+          <w:szCs w:val="22"/>
+          <w:lang w:val="en-GB"/>
+        </w:rPr>
+        <w:t>EAER</w:t>
+      </w:r>
+      <w:r>
+        <w:rPr>
+          <w:i/>
+          <w:iCs/>
+          <w:sz w:val="22"/>
+          <w:szCs w:val="22"/>
+          <w:lang w:val="en-GB"/>
+        </w:rPr>
+        <w:t>E</w:t>
+      </w:r>
+      <w:r>
+        <w:rPr>
+          <w:sz w:val="22"/>
+          <w:szCs w:val="22"/>
+          <w:lang w:val="en-GB"/>
+        </w:rPr>
+        <w:t xml:space="preserve">, </w:t>
+      </w:r>
+      <w:r>
+        <w:rPr>
+          <w:sz w:val="22"/>
+          <w:szCs w:val="22"/>
+          <w:lang w:val="en-GB"/>
+        </w:rPr>
+        <w:t xml:space="preserve">Limassol, </w:t>
+      </w:r>
+      <w:r>
+        <w:rPr>
+          <w:sz w:val="22"/>
+          <w:szCs w:val="22"/>
+          <w:lang w:val="en-GB"/>
+        </w:rPr>
+        <w:t>CY;</w:t>
+      </w:r>
+      <w:r>
+        <w:rPr>
+          <w:sz w:val="22"/>
+          <w:szCs w:val="22"/>
+          <w:lang w:val="en-GB"/>
+        </w:rPr>
+        <w:br/>
+      </w:r>
+      <w:r>
+        <w:rPr>
+          <w:i/>
+          <w:iCs/>
+          <w:sz w:val="22"/>
+          <w:szCs w:val="22"/>
+          <w:lang w:val="en-US"/>
+        </w:rPr>
+        <w:t xml:space="preserve">International Conference on Economic Modeling and Data </w:t>
+      </w:r>
+      <w:proofErr w:type="spellStart"/>
+      <w:r>
+        <w:rPr>
+          <w:i/>
+          <w:iCs/>
+          <w:sz w:val="22"/>
+          <w:szCs w:val="22"/>
+          <w:lang w:val="en-US"/>
+        </w:rPr>
+        <w:t>Sciene</w:t>
+      </w:r>
+      <w:proofErr w:type="spellEnd"/>
+      <w:r>
+        <w:rPr>
+          <w:i/>
+          <w:iCs/>
+          <w:sz w:val="22"/>
+          <w:szCs w:val="22"/>
+          <w:lang w:val="en-US"/>
+        </w:rPr>
+        <w:t xml:space="preserve"> (</w:t>
+      </w:r>
+      <w:proofErr w:type="spellStart"/>
+      <w:r>
+        <w:rPr>
+          <w:i/>
+          <w:iCs/>
+          <w:sz w:val="22"/>
+          <w:szCs w:val="22"/>
+          <w:lang w:val="en-US"/>
+        </w:rPr>
+        <w:t>EcoMod</w:t>
+      </w:r>
+      <w:proofErr w:type="spellEnd"/>
+      <w:r>
+        <w:rPr>
+          <w:i/>
+          <w:iCs/>
+          <w:sz w:val="22"/>
+          <w:szCs w:val="22"/>
+          <w:lang w:val="en-US"/>
+        </w:rPr>
+        <w:t>)</w:t>
+      </w:r>
+      <w:r>
+        <w:rPr>
+          <w:sz w:val="22"/>
+          <w:szCs w:val="22"/>
+          <w:lang w:val="en-US"/>
+        </w:rPr>
+        <w:t>, Prague</w:t>
+      </w:r>
+      <w:r>
+        <w:rPr>
+          <w:sz w:val="22"/>
+          <w:szCs w:val="22"/>
+          <w:lang w:val="en-US"/>
+        </w:rPr>
+        <w:t xml:space="preserve">, </w:t>
+      </w:r>
+      <w:r>
+        <w:rPr>
+          <w:sz w:val="22"/>
+          <w:szCs w:val="22"/>
+          <w:lang w:val="en-US"/>
+        </w:rPr>
+        <w:t>CZ</w:t>
+      </w:r>
+    </w:p>
+    <w:p>
+      <w:pPr>
+        <w:tabs>
+          <w:tab w:val="left" w:pos="2410"/>
+        </w:tabs>
+        <w:spacing w:after="120" w:line="276" w:lineRule="auto"/>
+        <w:ind w:left="2410" w:hanging="2410"/>
+        <w:rPr>
+          <w:sz w:val="22"/>
+          <w:szCs w:val="22"/>
+          <w:lang w:val="en-US"/>
+        </w:rPr>
+      </w:pPr>
+      <w:r>
+        <w:rPr>
+          <w:sz w:val="22"/>
+          <w:szCs w:val="22"/>
+          <w:lang w:val="en-US"/>
+        </w:rPr>
+        <w:t>2022</w:t>
+      </w:r>
+      <w:r>
+        <w:rPr>
+          <w:sz w:val="22"/>
+          <w:szCs w:val="22"/>
+          <w:lang w:val="en-US"/>
+        </w:rPr>
+        <w:tab/>
+      </w:r>
+      <w:r>
+        <w:rPr>
+          <w:i/>
+          <w:iCs/>
+          <w:sz w:val="22"/>
+          <w:szCs w:val="22"/>
+          <w:lang w:val="en-US"/>
+        </w:rPr>
+        <w:t>Environmental Protection and Sustainability Forum (EPSF)</w:t>
+      </w:r>
+      <w:r>
+        <w:rPr>
+          <w:sz w:val="22"/>
+          <w:szCs w:val="22"/>
+          <w:lang w:val="en-US"/>
+        </w:rPr>
+        <w:t xml:space="preserve">, Graz, </w:t>
+      </w:r>
+      <w:r>
+        <w:rPr>
+          <w:sz w:val="22"/>
+          <w:szCs w:val="22"/>
+          <w:lang w:val="en-US"/>
+        </w:rPr>
+        <w:t xml:space="preserve">AT; </w:t>
+      </w:r>
+      <w:r>
+        <w:rPr>
+          <w:sz w:val="22"/>
+          <w:szCs w:val="22"/>
+          <w:lang w:val="en-US"/>
+        </w:rPr>
+        <w:br/>
+      </w:r>
+      <w:r>
+        <w:rPr>
+          <w:i/>
+          <w:iCs/>
+          <w:sz w:val="22"/>
+          <w:szCs w:val="22"/>
+          <w:lang w:val="en-US"/>
+        </w:rPr>
+        <w:t xml:space="preserve">AURÖ </w:t>
+      </w:r>
+      <w:proofErr w:type="spellStart"/>
+      <w:r>
+        <w:rPr>
+          <w:i/>
+          <w:iCs/>
+          <w:sz w:val="22"/>
+          <w:szCs w:val="22"/>
+          <w:lang w:val="en-US"/>
+        </w:rPr>
+        <w:t>Nachwuchsworkshop</w:t>
+      </w:r>
+      <w:proofErr w:type="spellEnd"/>
+      <w:r>
+        <w:rPr>
+          <w:i/>
+          <w:iCs/>
+          <w:sz w:val="22"/>
+          <w:szCs w:val="22"/>
+          <w:lang w:val="en-US"/>
+        </w:rPr>
+        <w:t xml:space="preserve"> Umwelt- und </w:t>
+      </w:r>
+      <w:proofErr w:type="spellStart"/>
+      <w:r>
+        <w:rPr>
+          <w:i/>
+          <w:iCs/>
+          <w:sz w:val="22"/>
+          <w:szCs w:val="22"/>
+          <w:lang w:val="en-US"/>
+        </w:rPr>
+        <w:t>Ressourenökonomie</w:t>
+      </w:r>
+      <w:proofErr w:type="spellEnd"/>
+      <w:r>
+        <w:rPr>
+          <w:i/>
+          <w:iCs/>
+          <w:sz w:val="22"/>
+          <w:szCs w:val="22"/>
+          <w:lang w:val="en-US"/>
+        </w:rPr>
+        <w:t xml:space="preserve">, Graz, </w:t>
+      </w:r>
+      <w:r>
+        <w:rPr>
+          <w:i/>
+          <w:iCs/>
+          <w:sz w:val="22"/>
+          <w:szCs w:val="22"/>
+          <w:lang w:val="en-US"/>
+        </w:rPr>
+        <w:t>AT</w:t>
+      </w:r>
+      <w:r>
+        <w:rPr>
+          <w:sz w:val="22"/>
+          <w:szCs w:val="22"/>
+          <w:lang w:val="en-US"/>
+        </w:rPr>
+        <w:t>;</w:t>
+      </w:r>
+      <w:r>
+        <w:rPr>
+          <w:sz w:val="22"/>
+          <w:szCs w:val="22"/>
+          <w:lang w:val="en-US"/>
+        </w:rPr>
+        <w:br/>
+      </w:r>
+      <w:r>
+        <w:rPr>
+          <w:i/>
+          <w:iCs/>
+          <w:sz w:val="22"/>
+          <w:szCs w:val="22"/>
+          <w:lang w:val="en-US"/>
+        </w:rPr>
+        <w:t>Annual Meeting of the Austrian Economic Association</w:t>
+      </w:r>
+      <w:r>
+        <w:rPr>
+          <w:sz w:val="22"/>
+          <w:szCs w:val="22"/>
+          <w:lang w:val="en-US"/>
+        </w:rPr>
+        <w:t xml:space="preserve">, Vienna, </w:t>
+      </w:r>
+      <w:r>
+        <w:rPr>
+          <w:sz w:val="22"/>
+          <w:szCs w:val="22"/>
+          <w:lang w:val="en-US"/>
+        </w:rPr>
+        <w:t>AT;</w:t>
+      </w:r>
+      <w:r>
+        <w:rPr>
+          <w:sz w:val="22"/>
+          <w:szCs w:val="22"/>
+          <w:lang w:val="en-US"/>
+        </w:rPr>
+        <w:br/>
+      </w:r>
+      <w:proofErr w:type="spellStart"/>
+      <w:r>
+        <w:rPr>
+          <w:i/>
+          <w:iCs/>
+          <w:sz w:val="22"/>
+          <w:szCs w:val="22"/>
+          <w:lang w:val="en-US"/>
+        </w:rPr>
+        <w:t>Österreichischer</w:t>
+      </w:r>
+      <w:proofErr w:type="spellEnd"/>
+      <w:r>
+        <w:rPr>
+          <w:i/>
+          <w:iCs/>
+          <w:sz w:val="22"/>
+          <w:szCs w:val="22"/>
+          <w:lang w:val="en-US"/>
+        </w:rPr>
+        <w:t xml:space="preserve"> </w:t>
+      </w:r>
+      <w:proofErr w:type="spellStart"/>
+      <w:r>
+        <w:rPr>
+          <w:i/>
+          <w:iCs/>
+          <w:sz w:val="22"/>
+          <w:szCs w:val="22"/>
+          <w:lang w:val="en-US"/>
+        </w:rPr>
+        <w:t>Klimatag</w:t>
+      </w:r>
+      <w:proofErr w:type="spellEnd"/>
+      <w:r>
+        <w:rPr>
+          <w:i/>
+          <w:iCs/>
+          <w:sz w:val="22"/>
+          <w:szCs w:val="22"/>
+          <w:lang w:val="en-US"/>
+        </w:rPr>
+        <w:t xml:space="preserve"> 2022</w:t>
+      </w:r>
+      <w:r>
+        <w:rPr>
+          <w:sz w:val="22"/>
+          <w:szCs w:val="22"/>
+          <w:lang w:val="en-US"/>
+        </w:rPr>
+        <w:t xml:space="preserve">, Vienna, </w:t>
+      </w:r>
+      <w:r>
+        <w:rPr>
+          <w:sz w:val="22"/>
+          <w:szCs w:val="22"/>
+          <w:lang w:val="en-US"/>
+        </w:rPr>
+        <w:t>AT;</w:t>
+      </w:r>
+      <w:r>
+        <w:rPr>
+          <w:sz w:val="22"/>
+          <w:szCs w:val="22"/>
+          <w:lang w:val="en-US"/>
+        </w:rPr>
+        <w:br/>
+      </w:r>
+      <w:r>
+        <w:rPr>
+          <w:i/>
+          <w:iCs/>
+          <w:sz w:val="22"/>
+          <w:szCs w:val="22"/>
+          <w:lang w:val="en-US"/>
+        </w:rPr>
+        <w:t>Klagenfurt-Bielefeld Summer School</w:t>
+      </w:r>
+      <w:r>
+        <w:rPr>
+          <w:i/>
+          <w:iCs/>
+          <w:sz w:val="22"/>
+          <w:szCs w:val="22"/>
+          <w:lang w:val="en-US"/>
+        </w:rPr>
+        <w:t xml:space="preserve"> on Modern Topics in Time Series Analysis</w:t>
+      </w:r>
+      <w:r>
+        <w:rPr>
+          <w:sz w:val="22"/>
+          <w:szCs w:val="22"/>
+          <w:lang w:val="en-US"/>
+        </w:rPr>
+        <w:t xml:space="preserve">, Klagenfurt, </w:t>
+      </w:r>
+      <w:r>
+        <w:rPr>
+          <w:sz w:val="22"/>
+          <w:szCs w:val="22"/>
+          <w:lang w:val="en-US"/>
+        </w:rPr>
+        <w:t>AT</w:t>
+      </w:r>
+    </w:p>
+    <w:p>
+      <w:pPr>
+        <w:tabs>
+          <w:tab w:val="left" w:pos="2410"/>
+        </w:tabs>
+        <w:spacing w:line="276" w:lineRule="auto"/>
+        <w:rPr>
+          <w:sz w:val="22"/>
+          <w:szCs w:val="22"/>
+          <w:lang w:val="en-US"/>
+        </w:rPr>
+      </w:pPr>
     </w:p>
     <w:p>
       <w:pPr>
@@ -2544,6 +2567,171 @@
           <w:b/>
           <w:lang w:val="en-GB"/>
         </w:rPr>
+        <w:lastRenderedPageBreak/>
+        <w:t>Teaching Experience</w:t>
+      </w:r>
+    </w:p>
+    <w:p>
+      <w:pPr>
+        <w:tabs>
+          <w:tab w:val="left" w:pos="2410"/>
+        </w:tabs>
+        <w:spacing w:after="120" w:line="276" w:lineRule="auto"/>
+        <w:rPr>
+          <w:sz w:val="22"/>
+          <w:szCs w:val="22"/>
+          <w:lang w:val="en-GB"/>
+        </w:rPr>
+      </w:pPr>
+      <w:r>
+        <w:rPr>
+          <w:sz w:val="22"/>
+          <w:szCs w:val="22"/>
+          <w:lang w:val="en-GB"/>
+        </w:rPr>
+        <w:t xml:space="preserve">University of Graz: </w:t>
+      </w:r>
+      <w:r>
+        <w:rPr>
+          <w:sz w:val="22"/>
+          <w:szCs w:val="22"/>
+          <w:lang w:val="en-GB"/>
+        </w:rPr>
+        <w:tab/>
+      </w:r>
+      <w:proofErr w:type="spellStart"/>
+      <w:r>
+        <w:rPr>
+          <w:sz w:val="22"/>
+          <w:szCs w:val="22"/>
+          <w:lang w:val="en-GB"/>
+        </w:rPr>
+        <w:t>Microeconometrics</w:t>
+      </w:r>
+      <w:proofErr w:type="spellEnd"/>
+      <w:r>
+        <w:rPr>
+          <w:sz w:val="22"/>
+          <w:szCs w:val="22"/>
+          <w:lang w:val="en-GB"/>
+        </w:rPr>
+        <w:t xml:space="preserve"> (Master, English)</w:t>
+      </w:r>
+    </w:p>
+    <w:p>
+      <w:pPr>
+        <w:tabs>
+          <w:tab w:val="left" w:pos="2410"/>
+        </w:tabs>
+        <w:spacing w:after="120" w:line="276" w:lineRule="auto"/>
+        <w:ind w:left="2410"/>
+        <w:rPr>
+          <w:sz w:val="22"/>
+          <w:szCs w:val="22"/>
+          <w:lang w:val="en-GB"/>
+        </w:rPr>
+      </w:pPr>
+      <w:r>
+        <w:rPr>
+          <w:sz w:val="22"/>
+          <w:szCs w:val="22"/>
+          <w:lang w:val="en-GB"/>
+        </w:rPr>
+        <w:t xml:space="preserve">Econometrics </w:t>
+      </w:r>
+      <w:r>
+        <w:rPr>
+          <w:sz w:val="22"/>
+          <w:szCs w:val="22"/>
+          <w:lang w:val="en-GB"/>
+        </w:rPr>
+        <w:t xml:space="preserve">1 &amp; </w:t>
+      </w:r>
+      <w:r>
+        <w:rPr>
+          <w:sz w:val="22"/>
+          <w:szCs w:val="22"/>
+          <w:lang w:val="en-GB"/>
+        </w:rPr>
+        <w:t>2 (Bachelor, German)</w:t>
+      </w:r>
+    </w:p>
+    <w:p>
+      <w:pPr>
+        <w:tabs>
+          <w:tab w:val="left" w:pos="2410"/>
+        </w:tabs>
+        <w:spacing w:after="120" w:line="276" w:lineRule="auto"/>
+        <w:ind w:left="2410"/>
+        <w:rPr>
+          <w:sz w:val="22"/>
+          <w:szCs w:val="22"/>
+          <w:lang w:val="en-GB"/>
+        </w:rPr>
+      </w:pPr>
+      <w:r>
+        <w:rPr>
+          <w:sz w:val="22"/>
+          <w:szCs w:val="22"/>
+          <w:lang w:val="en-GB"/>
+        </w:rPr>
+        <w:t>International Economics (Bachelor, German)</w:t>
+      </w:r>
+    </w:p>
+    <w:p>
+      <w:pPr>
+        <w:tabs>
+          <w:tab w:val="left" w:pos="2410"/>
+        </w:tabs>
+        <w:spacing w:after="120" w:line="276" w:lineRule="auto"/>
+        <w:ind w:left="2410"/>
+        <w:rPr>
+          <w:sz w:val="22"/>
+          <w:szCs w:val="22"/>
+          <w:lang w:val="en-GB"/>
+        </w:rPr>
+      </w:pPr>
+      <w:r>
+        <w:rPr>
+          <w:sz w:val="22"/>
+          <w:szCs w:val="22"/>
+          <w:lang w:val="en-GB"/>
+        </w:rPr>
+        <w:t>Economic Policy (Bachelor, German)</w:t>
+      </w:r>
+    </w:p>
+    <w:p>
+      <w:pPr>
+        <w:tabs>
+          <w:tab w:val="left" w:pos="2410"/>
+        </w:tabs>
+        <w:spacing w:line="276" w:lineRule="auto"/>
+        <w:rPr>
+          <w:sz w:val="22"/>
+          <w:szCs w:val="22"/>
+          <w:lang w:val="en-US"/>
+        </w:rPr>
+      </w:pPr>
+    </w:p>
+    <w:p>
+      <w:pPr>
+        <w:pBdr>
+          <w:bottom w:val="single" w:sz="4" w:space="1" w:color="auto"/>
+        </w:pBdr>
+        <w:tabs>
+          <w:tab w:val="left" w:pos="2410"/>
+        </w:tabs>
+        <w:spacing w:after="120" w:line="276" w:lineRule="auto"/>
+        <w:rPr>
+          <w:b/>
+          <w:lang w:val="en-GB"/>
+        </w:rPr>
+      </w:pPr>
+      <w:r>
+        <w:rPr>
+          <w:b/>
+          <w:lang w:val="en-GB"/>
+        </w:rPr>
         <w:t>Acquired Funding</w:t>
       </w:r>
     </w:p>
@@ -2612,7 +2800,6 @@
           <w:szCs w:val="22"/>
           <w:lang w:val="en-US"/>
         </w:rPr>
-        <w:lastRenderedPageBreak/>
         <w:t xml:space="preserve">Title: </w:t>
       </w:r>
       <w:proofErr w:type="spellStart"/>
@@ -3658,7 +3845,6 @@
           <w:color w:val="222222"/>
           <w:lang w:val="en-US"/>
         </w:rPr>
-        <w:lastRenderedPageBreak/>
         <w:t>Languages</w:t>
       </w:r>
     </w:p>

--- a/files/CV_TE.docx
+++ b/files/CV_TE.docx
@@ -36,7 +36,7 @@
           <w:bCs/>
           <w:lang w:val="en-GB"/>
         </w:rPr>
-        <w:t>April</w:t>
+        <w:t>June</w:t>
       </w:r>
       <w:r>
         <w:rPr>
@@ -1675,7 +1675,17 @@
           <w:szCs w:val="22"/>
           <w:lang w:val="en-GB"/>
         </w:rPr>
-        <w:t>, DK.</w:t>
+        <w:t>, DK</w:t>
+      </w:r>
+      <w:r>
+        <w:rPr>
+          <w:i/>
+          <w:iCs/>
+          <w:sz w:val="22"/>
+          <w:szCs w:val="22"/>
+          <w:lang w:val="en-GB"/>
+        </w:rPr>
+        <w:t>; Young Economists Conference (YEC), Vienna, AT</w:t>
       </w:r>
     </w:p>
     <w:p>
@@ -2521,19 +2531,6 @@
         </w:rPr>
         <w:t>AT</w:t>
       </w:r>
-    </w:p>
-    <w:p>
-      <w:pPr>
-        <w:tabs>
-          <w:tab w:val="left" w:pos="2410"/>
-        </w:tabs>
-        <w:spacing w:line="276" w:lineRule="auto"/>
-        <w:rPr>
-          <w:sz w:val="22"/>
-          <w:szCs w:val="22"/>
-          <w:lang w:val="en-US"/>
-        </w:rPr>
-      </w:pPr>
     </w:p>
     <w:p>
       <w:pPr>
@@ -4142,6 +4139,27 @@
         </w:rPr>
         <w:t>Andrea Weber</w:t>
       </w:r>
+      <w:r>
+        <w:rPr>
+          <w:b/>
+          <w:bCs/>
+          <w:sz w:val="22"/>
+          <w:szCs w:val="22"/>
+          <w:lang w:val="en-US"/>
+        </w:rPr>
+        <w:tab/>
+      </w:r>
+      <w:r>
+        <w:rPr>
+          <w:b/>
+          <w:bCs/>
+          <w:sz w:val="22"/>
+          <w:szCs w:val="22"/>
+          <w:lang w:val="en-US"/>
+        </w:rPr>
+        <w:tab/>
+        <w:t>Karl Steininger</w:t>
+      </w:r>
     </w:p>
     <w:p>
       <w:pPr>
@@ -4164,6 +4182,23 @@
         </w:rPr>
         <w:t>Full Professor</w:t>
       </w:r>
+      <w:r>
+        <w:rPr>
+          <w:sz w:val="22"/>
+          <w:szCs w:val="22"/>
+          <w:lang w:val="en-US"/>
+        </w:rPr>
+        <w:tab/>
+      </w:r>
+      <w:r>
+        <w:rPr>
+          <w:sz w:val="22"/>
+          <w:szCs w:val="22"/>
+          <w:lang w:val="en-US"/>
+        </w:rPr>
+        <w:tab/>
+        <w:t>Full Professor</w:t>
+      </w:r>
     </w:p>
     <w:p>
       <w:pPr>
@@ -4186,6 +4221,15 @@
         </w:rPr>
         <w:t>Central European University</w:t>
       </w:r>
+      <w:r>
+        <w:rPr>
+          <w:sz w:val="22"/>
+          <w:szCs w:val="22"/>
+          <w:lang w:val="en-US"/>
+        </w:rPr>
+        <w:tab/>
+        <w:t>Wegener Center for Climate and Global Change</w:t>
+      </w:r>
     </w:p>
     <w:p>
       <w:pPr>
@@ -4195,9 +4239,6 @@
         </w:tabs>
         <w:spacing w:line="276" w:lineRule="auto"/>
         <w:rPr>
-          <w:rStyle w:val="Hyperlink"/>
-          <w:sz w:val="22"/>
-          <w:szCs w:val="22"/>
           <w:lang w:val="en-US"/>
         </w:rPr>
       </w:pPr>
@@ -4212,6 +4253,42 @@
           <w:t>WeberA@ceu.edu</w:t>
         </w:r>
       </w:hyperlink>
+      <w:r>
+        <w:rPr>
+          <w:lang w:val="en-US"/>
+        </w:rPr>
+        <w:tab/>
+      </w:r>
+      <w:r>
+        <w:rPr>
+          <w:lang w:val="en-US"/>
+        </w:rPr>
+        <w:tab/>
+      </w:r>
+      <w:hyperlink r:id="rId8" w:history="1">
+        <w:r>
+          <w:rPr>
+            <w:rStyle w:val="Hyperlink"/>
+            <w:lang w:val="en-US"/>
+          </w:rPr>
+          <w:t>karl.steininger@uni-graz</w:t>
+        </w:r>
+      </w:hyperlink>
+    </w:p>
+    <w:p>
+      <w:pPr>
+        <w:tabs>
+          <w:tab w:val="left" w:pos="2410"/>
+          <w:tab w:val="right" w:pos="9072"/>
+        </w:tabs>
+        <w:spacing w:line="276" w:lineRule="auto"/>
+        <w:rPr>
+          <w:rStyle w:val="Hyperlink"/>
+          <w:sz w:val="22"/>
+          <w:szCs w:val="22"/>
+          <w:lang w:val="en-US"/>
+        </w:rPr>
+      </w:pPr>
     </w:p>
     <w:sectPr>
       <w:pgSz w:w="11906" w:h="16838"/>
